--- a/WorkOrderPR/WorkOrderPR.docx
+++ b/WorkOrderPR/WorkOrderPR.docx
@@ -35,25 +35,7 @@
           <w:sz w:val="20"/>
           <w:lang w:val="en-US"/>
         </w:rPr>
-        <w:t xml:space="preserve">Project:  SAP-US Functional Specification - </w:t>
-      </w:r>
-      <w:proofErr w:type="spellStart"/>
-      <w:r>
-        <w:rPr>
-          <w:rFonts w:ascii="Arial" w:hAnsi="Arial"/>
-          <w:sz w:val="20"/>
-          <w:lang w:val="en-US"/>
-        </w:rPr>
-        <w:t>Fleetio</w:t>
-      </w:r>
-      <w:proofErr w:type="spellEnd"/>
-      <w:r>
-        <w:rPr>
-          <w:rFonts w:ascii="Arial" w:hAnsi="Arial"/>
-          <w:sz w:val="20"/>
-          <w:lang w:val="en-US"/>
-        </w:rPr>
-        <w:t xml:space="preserve"> PR/PO Outbound Response Interface</w:t>
+        <w:t>Project:  SAP-US Functional Specification - Fleetio PR/PO Outbound Response Interface</w:t>
       </w:r>
     </w:p>
     <w:p>
@@ -135,23 +117,7 @@
                 <w:rFonts w:ascii="Arial" w:hAnsi="Arial"/>
                 <w:lang w:val="en-US"/>
               </w:rPr>
-              <w:t xml:space="preserve">SAP-US Functional Specification - </w:t>
-            </w:r>
-            <w:proofErr w:type="spellStart"/>
-            <w:r>
-              <w:rPr>
-                <w:rFonts w:ascii="Arial" w:hAnsi="Arial"/>
-                <w:lang w:val="en-US"/>
-              </w:rPr>
-              <w:t>Fleetio</w:t>
-            </w:r>
-            <w:proofErr w:type="spellEnd"/>
-            <w:r>
-              <w:rPr>
-                <w:rFonts w:ascii="Arial" w:hAnsi="Arial"/>
-                <w:lang w:val="en-US"/>
-              </w:rPr>
-              <w:t xml:space="preserve"> PR/PO Outbound Response Interface</w:t>
+              <w:t>SAP-US Functional Specification - Fleetio PR/PO Outbound Response Interface</w:t>
             </w:r>
           </w:p>
         </w:tc>
@@ -169,23 +135,13 @@
             <w:pPr>
               <w:jc w:val="right"/>
             </w:pPr>
-            <w:proofErr w:type="spellStart"/>
             <w:r>
               <w:rPr>
                 <w:rFonts w:ascii="Arial" w:hAnsi="Arial"/>
                 <w:b/>
                 <w:i/>
               </w:rPr>
-              <w:t>Requirement</w:t>
-            </w:r>
-            <w:proofErr w:type="spellEnd"/>
-            <w:r>
-              <w:rPr>
-                <w:rFonts w:ascii="Arial" w:hAnsi="Arial"/>
-                <w:b/>
-                <w:i/>
-              </w:rPr>
-              <w:t xml:space="preserve"> ID:</w:t>
+              <w:t>Requirement ID:</w:t>
             </w:r>
           </w:p>
         </w:tc>
@@ -323,23 +279,13 @@
             <w:pPr>
               <w:jc w:val="right"/>
             </w:pPr>
-            <w:proofErr w:type="spellStart"/>
             <w:r>
               <w:rPr>
                 <w:rFonts w:ascii="Arial" w:hAnsi="Arial"/>
                 <w:b/>
                 <w:i/>
               </w:rPr>
-              <w:t>Customer</w:t>
-            </w:r>
-            <w:proofErr w:type="spellEnd"/>
-            <w:r>
-              <w:rPr>
-                <w:rFonts w:ascii="Arial" w:hAnsi="Arial"/>
-                <w:b/>
-                <w:i/>
-              </w:rPr>
-              <w:t>:</w:t>
+              <w:t>Customer:</w:t>
             </w:r>
           </w:p>
         </w:tc>
@@ -364,23 +310,13 @@
             <w:pPr>
               <w:jc w:val="right"/>
             </w:pPr>
-            <w:proofErr w:type="spellStart"/>
             <w:r>
               <w:rPr>
                 <w:rFonts w:ascii="Arial" w:hAnsi="Arial"/>
                 <w:b/>
                 <w:i/>
               </w:rPr>
-              <w:t>Priority</w:t>
-            </w:r>
-            <w:proofErr w:type="spellEnd"/>
-            <w:r>
-              <w:rPr>
-                <w:rFonts w:ascii="Arial" w:hAnsi="Arial"/>
-                <w:b/>
-                <w:i/>
-              </w:rPr>
-              <w:t>:</w:t>
+              <w:t>Priority:</w:t>
             </w:r>
           </w:p>
         </w:tc>
@@ -418,21 +354,8 @@
       <w:pPr>
         <w:pStyle w:val="Heading2"/>
       </w:pPr>
-      <w:proofErr w:type="spellStart"/>
-      <w:r>
-        <w:t>Created</w:t>
-      </w:r>
-      <w:proofErr w:type="spellEnd"/>
-      <w:r>
-        <w:t xml:space="preserve"> </w:t>
-      </w:r>
-      <w:proofErr w:type="spellStart"/>
-      <w:r>
-        <w:t>by</w:t>
-      </w:r>
-      <w:proofErr w:type="spellEnd"/>
-      <w:r>
-        <w:t>:</w:t>
+      <w:r>
+        <w:t>Created by:</w:t>
       </w:r>
     </w:p>
     <w:p>
@@ -448,23 +371,7 @@
         <w:pStyle w:val="Heading2"/>
       </w:pPr>
       <w:r>
-        <w:t xml:space="preserve">Email and </w:t>
-      </w:r>
-      <w:proofErr w:type="spellStart"/>
-      <w:r>
-        <w:t>telephone</w:t>
-      </w:r>
-      <w:proofErr w:type="spellEnd"/>
-      <w:r>
-        <w:t xml:space="preserve"> </w:t>
-      </w:r>
-      <w:proofErr w:type="spellStart"/>
-      <w:r>
-        <w:t>contact</w:t>
-      </w:r>
-      <w:proofErr w:type="spellEnd"/>
-      <w:r>
-        <w:t>:</w:t>
+        <w:t>Email and telephone contact:</w:t>
       </w:r>
     </w:p>
     <w:p>
@@ -479,21 +386,8 @@
       <w:pPr>
         <w:pStyle w:val="Heading2"/>
       </w:pPr>
-      <w:proofErr w:type="spellStart"/>
-      <w:r>
-        <w:t>Authorized</w:t>
-      </w:r>
-      <w:proofErr w:type="spellEnd"/>
-      <w:r>
-        <w:t xml:space="preserve"> </w:t>
-      </w:r>
-      <w:proofErr w:type="spellStart"/>
-      <w:r>
-        <w:t>by</w:t>
-      </w:r>
-      <w:proofErr w:type="spellEnd"/>
-      <w:r>
-        <w:t>:</w:t>
+      <w:r>
+        <w:t>Authorized by:</w:t>
       </w:r>
     </w:p>
     <w:p>
@@ -508,13 +402,8 @@
       <w:pPr>
         <w:pStyle w:val="Heading2"/>
       </w:pPr>
-      <w:proofErr w:type="spellStart"/>
-      <w:r>
-        <w:t>Authorization</w:t>
-      </w:r>
-      <w:proofErr w:type="spellEnd"/>
-      <w:r>
-        <w:t xml:space="preserve"> date:</w:t>
+      <w:r>
+        <w:t>Authorization date:</w:t>
       </w:r>
     </w:p>
     <w:p>
@@ -529,21 +418,8 @@
       <w:pPr>
         <w:pStyle w:val="Heading2"/>
       </w:pPr>
-      <w:proofErr w:type="spellStart"/>
-      <w:r>
-        <w:t>Requested</w:t>
-      </w:r>
-      <w:proofErr w:type="spellEnd"/>
-      <w:r>
-        <w:t xml:space="preserve"> </w:t>
-      </w:r>
-      <w:proofErr w:type="spellStart"/>
-      <w:r>
-        <w:t>by</w:t>
-      </w:r>
-      <w:proofErr w:type="spellEnd"/>
-      <w:r>
-        <w:t>:</w:t>
+      <w:r>
+        <w:t>Requested by:</w:t>
       </w:r>
     </w:p>
     <w:p>
@@ -558,13 +434,8 @@
       <w:pPr>
         <w:pStyle w:val="Heading2"/>
       </w:pPr>
-      <w:proofErr w:type="spellStart"/>
-      <w:r>
-        <w:t>User</w:t>
-      </w:r>
-      <w:proofErr w:type="spellEnd"/>
-      <w:r>
-        <w:t xml:space="preserve"> Name:</w:t>
+      <w:r>
+        <w:t>User Name:</w:t>
       </w:r>
     </w:p>
     <w:p>
@@ -572,20 +443,15 @@
         <w:pStyle w:val="infoblue"/>
       </w:pPr>
       <w:r>
-        <w:t>Wilfrido Arroyo</w:t>
+        <w:t>John Doe</w:t>
       </w:r>
     </w:p>
     <w:p>
       <w:pPr>
         <w:pStyle w:val="Heading2"/>
       </w:pPr>
-      <w:proofErr w:type="spellStart"/>
-      <w:r>
-        <w:t>Related</w:t>
-      </w:r>
-      <w:proofErr w:type="spellEnd"/>
-      <w:r>
-        <w:t xml:space="preserve"> Business Process:</w:t>
+      <w:r>
+        <w:t>Related Business Process:</w:t>
       </w:r>
     </w:p>
     <w:p>
@@ -600,13 +466,8 @@
       <w:pPr>
         <w:pStyle w:val="Heading2"/>
       </w:pPr>
-      <w:proofErr w:type="spellStart"/>
-      <w:r>
-        <w:t>Application</w:t>
-      </w:r>
-      <w:proofErr w:type="spellEnd"/>
-      <w:r>
-        <w:t>:</w:t>
+      <w:r>
+        <w:t>Application:</w:t>
       </w:r>
     </w:p>
     <w:p>
@@ -622,15 +483,7 @@
         <w:pStyle w:val="Heading2"/>
       </w:pPr>
       <w:r>
-        <w:t xml:space="preserve">Module / </w:t>
-      </w:r>
-      <w:proofErr w:type="spellStart"/>
-      <w:r>
-        <w:t>Sub-module</w:t>
-      </w:r>
-      <w:proofErr w:type="spellEnd"/>
-      <w:r>
-        <w:t>:</w:t>
+        <w:t>Module / Sub-module:</w:t>
       </w:r>
     </w:p>
     <w:p>
@@ -645,21 +498,8 @@
       <w:pPr>
         <w:pStyle w:val="Heading2"/>
       </w:pPr>
-      <w:proofErr w:type="spellStart"/>
-      <w:r>
-        <w:t>Application</w:t>
-      </w:r>
-      <w:proofErr w:type="spellEnd"/>
-      <w:r>
-        <w:t xml:space="preserve"> </w:t>
-      </w:r>
-      <w:proofErr w:type="spellStart"/>
-      <w:r>
-        <w:t>Version</w:t>
-      </w:r>
-      <w:proofErr w:type="spellEnd"/>
-      <w:r>
-        <w:t>:</w:t>
+      <w:r>
+        <w:t>Application Version:</w:t>
       </w:r>
     </w:p>
     <w:p>
@@ -1415,13 +1255,8 @@
       </w:pPr>
       <w:r>
         <w:lastRenderedPageBreak/>
-        <w:t xml:space="preserve">Modifications </w:t>
-      </w:r>
-      <w:proofErr w:type="gramStart"/>
-      <w:r>
-        <w:t>Log Book</w:t>
-      </w:r>
-      <w:proofErr w:type="gramEnd"/>
+        <w:t>Modifications Log Book</w:t>
+      </w:r>
     </w:p>
     <w:tbl>
       <w:tblPr>
@@ -1466,7 +1301,6 @@
             <w:pPr>
               <w:jc w:val="center"/>
             </w:pPr>
-            <w:proofErr w:type="spellStart"/>
             <w:r>
               <w:rPr>
                 <w:rFonts w:ascii="Arial" w:hAnsi="Arial"/>
@@ -1475,7 +1309,6 @@
               </w:rPr>
               <w:t>Version</w:t>
             </w:r>
-            <w:proofErr w:type="spellEnd"/>
           </w:p>
         </w:tc>
         <w:tc>
@@ -1560,7 +1393,6 @@
             <w:pPr>
               <w:jc w:val="center"/>
             </w:pPr>
-            <w:proofErr w:type="spellStart"/>
             <w:r>
               <w:rPr>
                 <w:rFonts w:ascii="Arial" w:hAnsi="Arial"/>
@@ -1569,7 +1401,6 @@
               </w:rPr>
               <w:t>Description</w:t>
             </w:r>
-            <w:proofErr w:type="spellEnd"/>
           </w:p>
         </w:tc>
         <w:tc>
@@ -1893,21 +1724,8 @@
       <w:pPr>
         <w:pStyle w:val="Heading2"/>
       </w:pPr>
-      <w:proofErr w:type="spellStart"/>
-      <w:r>
-        <w:t>Requirement</w:t>
-      </w:r>
-      <w:proofErr w:type="spellEnd"/>
-      <w:r>
-        <w:t xml:space="preserve"> </w:t>
-      </w:r>
-      <w:proofErr w:type="spellStart"/>
-      <w:r>
-        <w:t>description</w:t>
-      </w:r>
-      <w:proofErr w:type="spellEnd"/>
-      <w:r>
-        <w:t>:</w:t>
+      <w:r>
+        <w:t>Requirement description:</w:t>
       </w:r>
     </w:p>
     <w:p>
@@ -1915,49 +1733,7 @@
         <w:rPr>
           <w:sz w:val="20"/>
         </w:rPr>
-        <w:t xml:space="preserve">Se requiere una interfaz de salida SAP -&gt; </w:t>
-      </w:r>
-      <w:proofErr w:type="spellStart"/>
-      <w:r>
-        <w:rPr>
-          <w:sz w:val="20"/>
-        </w:rPr>
-        <w:t>Fleetio</w:t>
-      </w:r>
-      <w:proofErr w:type="spellEnd"/>
-      <w:r>
-        <w:rPr>
-          <w:sz w:val="20"/>
-        </w:rPr>
-        <w:t xml:space="preserve"> para enviar el resultado de creación de la Work </w:t>
-      </w:r>
-      <w:proofErr w:type="spellStart"/>
-      <w:r>
-        <w:rPr>
-          <w:sz w:val="20"/>
-        </w:rPr>
-        <w:t>Order</w:t>
-      </w:r>
-      <w:proofErr w:type="spellEnd"/>
-      <w:r>
-        <w:rPr>
-          <w:sz w:val="20"/>
-        </w:rPr>
-        <w:t xml:space="preserve"> y la trazabilidad de compras asociada. La creación/modificación de la WO por JSON es un flujo </w:t>
-      </w:r>
-      <w:proofErr w:type="spellStart"/>
-      <w:r>
-        <w:rPr>
-          <w:sz w:val="20"/>
-        </w:rPr>
-        <w:t>inbound</w:t>
-      </w:r>
-      <w:proofErr w:type="spellEnd"/>
-      <w:r>
-        <w:rPr>
-          <w:sz w:val="20"/>
-        </w:rPr>
-        <w:t xml:space="preserve"> independiente; </w:t>
+        <w:t xml:space="preserve">Se requiere una interfaz de salida SAP -&gt; Fleetio para enviar el resultado de creación de la Work Order y la trazabilidad de compras asociada. La creación/modificación de la WO por JSON es un flujo inbound independiente; </w:t>
       </w:r>
     </w:p>
     <w:p>
@@ -1970,21 +1746,7 @@
         <w:rPr>
           <w:sz w:val="20"/>
         </w:rPr>
-        <w:t xml:space="preserve">El flujo enviará a </w:t>
-      </w:r>
-      <w:proofErr w:type="spellStart"/>
-      <w:r>
-        <w:rPr>
-          <w:sz w:val="20"/>
-        </w:rPr>
-        <w:t>Fleetio</w:t>
-      </w:r>
-      <w:proofErr w:type="spellEnd"/>
-      <w:r>
-        <w:rPr>
-          <w:sz w:val="20"/>
-        </w:rPr>
-        <w:t xml:space="preserve"> el AUFNR cuando la WO se cree correctamente. Si la BAPI falla, se enviará el mensaje registrado en ZTA0108_ODATAL. Después, cuando SAP genere la PR, la interfaz enviará los datos de requisición; cuando Compras genere la PO o cuando EKPO-ELIKZ quede en X, se reenviará el JSON con el avance correspondiente.</w:t>
+        <w:t>El flujo enviará a Fleetio el AUFNR cuando la WO se cree correctamente. Si la BAPI falla, se enviará el mensaje registrado en ZTA0108_ODATAL. Después, cuando SAP genere la PR, la interfaz enviará los datos de requisición; cuando Compras genere la PO o cuando EKPO-ELIKZ quede en X, se reenviará el JSON con el avance correspondiente.</w:t>
       </w:r>
     </w:p>
     <w:p>
@@ -2040,35 +1802,17 @@
       <w:pPr>
         <w:pStyle w:val="Heading2"/>
       </w:pPr>
-      <w:proofErr w:type="spellStart"/>
-      <w:r>
-        <w:t>Geographical</w:t>
-      </w:r>
-      <w:proofErr w:type="spellEnd"/>
-      <w:r>
-        <w:t xml:space="preserve"> </w:t>
-      </w:r>
-      <w:proofErr w:type="spellStart"/>
-      <w:r>
-        <w:t>Impact</w:t>
-      </w:r>
-      <w:proofErr w:type="spellEnd"/>
+      <w:r>
+        <w:t>Geographical Impact</w:t>
+      </w:r>
     </w:p>
     <w:p>
       <w:r>
         <w:rPr>
           <w:sz w:val="20"/>
         </w:rPr>
-        <w:t xml:space="preserve">USA </w:t>
-      </w:r>
-      <w:proofErr w:type="spellStart"/>
-      <w:r>
-        <w:rPr>
-          <w:sz w:val="20"/>
-        </w:rPr>
-        <w:t>region</w:t>
-      </w:r>
-      <w:proofErr w:type="spellEnd"/>
+        <w:t>USA region</w:t>
+      </w:r>
     </w:p>
     <w:p>
       <w:pPr>
@@ -2081,21 +1825,7 @@
         <w:rPr>
           <w:lang w:val="en-US"/>
         </w:rPr>
-        <w:t xml:space="preserve">Frequency and User Concurrency </w:t>
-      </w:r>
-      <w:proofErr w:type="gramStart"/>
-      <w:r>
-        <w:rPr>
-          <w:lang w:val="en-US"/>
-        </w:rPr>
-        <w:t>execution</w:t>
-      </w:r>
-      <w:proofErr w:type="gramEnd"/>
-      <w:r>
-        <w:rPr>
-          <w:lang w:val="en-US"/>
-        </w:rPr>
-        <w:t>:</w:t>
+        <w:t>Frequency and User Concurrency execution:</w:t>
       </w:r>
     </w:p>
     <w:p>
@@ -2111,15 +1841,7 @@
         <w:pStyle w:val="Heading2"/>
       </w:pPr>
       <w:r>
-        <w:t xml:space="preserve">Data </w:t>
-      </w:r>
-      <w:proofErr w:type="spellStart"/>
-      <w:r>
-        <w:t>Volume</w:t>
-      </w:r>
-      <w:proofErr w:type="spellEnd"/>
-      <w:r>
-        <w:t>:</w:t>
+        <w:t>Data Volume:</w:t>
       </w:r>
     </w:p>
     <w:tbl>
@@ -2172,7 +1894,6 @@
             <w:vAlign w:val="center"/>
           </w:tcPr>
           <w:p>
-            <w:proofErr w:type="spellStart"/>
             <w:r>
               <w:rPr>
                 <w:b/>
@@ -2180,7 +1901,6 @@
               </w:rPr>
               <w:t>Definition</w:t>
             </w:r>
-            <w:proofErr w:type="spellEnd"/>
           </w:p>
         </w:tc>
       </w:tr>
@@ -2224,21 +1944,7 @@
               <w:rPr>
                 <w:sz w:val="16"/>
               </w:rPr>
-              <w:t xml:space="preserve">WOs </w:t>
-            </w:r>
-            <w:proofErr w:type="spellStart"/>
-            <w:r>
-              <w:rPr>
-                <w:sz w:val="16"/>
-              </w:rPr>
-              <w:t>Fleetio</w:t>
-            </w:r>
-            <w:proofErr w:type="spellEnd"/>
-            <w:r>
-              <w:rPr>
-                <w:sz w:val="16"/>
-              </w:rPr>
-              <w:t xml:space="preserve"> registradas en ZTA0108_ODATAL.</w:t>
+              <w:t>WOs Fleetio registradas en ZTA0108_ODATAL.</w:t>
             </w:r>
           </w:p>
         </w:tc>
@@ -2264,16 +1970,8 @@
               <w:rPr>
                 <w:sz w:val="16"/>
               </w:rPr>
-              <w:t xml:space="preserve">Purchase </w:t>
-            </w:r>
-            <w:proofErr w:type="spellStart"/>
-            <w:r>
-              <w:rPr>
-                <w:sz w:val="16"/>
-              </w:rPr>
-              <w:t>Requisitions</w:t>
-            </w:r>
-            <w:proofErr w:type="spellEnd"/>
+              <w:t>Purchase Requisitions</w:t>
+            </w:r>
           </w:p>
         </w:tc>
         <w:tc>
@@ -2360,28 +2058,12 @@
             <w:vAlign w:val="center"/>
           </w:tcPr>
           <w:p>
-            <w:proofErr w:type="spellStart"/>
             <w:r>
               <w:rPr>
                 <w:sz w:val="16"/>
               </w:rPr>
-              <w:t>Outbound</w:t>
-            </w:r>
-            <w:proofErr w:type="spellEnd"/>
-            <w:r>
-              <w:rPr>
-                <w:sz w:val="16"/>
-              </w:rPr>
-              <w:t xml:space="preserve"> </w:t>
-            </w:r>
-            <w:proofErr w:type="spellStart"/>
-            <w:r>
-              <w:rPr>
-                <w:sz w:val="16"/>
-              </w:rPr>
-              <w:t>Messages</w:t>
-            </w:r>
-            <w:proofErr w:type="spellEnd"/>
+              <w:t>Outbound Messages</w:t>
+            </w:r>
           </w:p>
         </w:tc>
         <w:tc>
@@ -2426,49 +2108,16 @@
         <w:rPr>
           <w:sz w:val="20"/>
         </w:rPr>
-        <w:t xml:space="preserve">Dar a </w:t>
-      </w:r>
-      <w:proofErr w:type="spellStart"/>
-      <w:r>
-        <w:rPr>
-          <w:sz w:val="20"/>
-        </w:rPr>
-        <w:t>Fleetio</w:t>
-      </w:r>
-      <w:proofErr w:type="spellEnd"/>
-      <w:r>
-        <w:rPr>
-          <w:sz w:val="20"/>
-        </w:rPr>
-        <w:t xml:space="preserve"> visibilidad del resultado de la WO en SAP y del avance de compras sin seguimiento manual. Con esto </w:t>
-      </w:r>
-      <w:proofErr w:type="spellStart"/>
-      <w:r>
-        <w:rPr>
-          <w:sz w:val="20"/>
-        </w:rPr>
-        <w:t>Fleetio</w:t>
-      </w:r>
-      <w:proofErr w:type="spellEnd"/>
-      <w:r>
-        <w:rPr>
-          <w:sz w:val="20"/>
-        </w:rPr>
-        <w:t xml:space="preserve"> podrá conocer el AUFNR, la PR, la PO, los cambios de cantidad, el borrado de posiciones y la entrega completa de la posición.</w:t>
+        <w:t>Dar a Fleetio visibilidad del resultado de la WO en SAP y del avance de compras sin seguimiento manual. Con esto Fleetio podrá conocer el AUFNR, la PR, la PO, los cambios de cantidad, el borrado de posiciones y la entrega completa de la posición.</w:t>
       </w:r>
     </w:p>
     <w:p>
       <w:pPr>
         <w:pStyle w:val="Heading2"/>
       </w:pPr>
-      <w:proofErr w:type="spellStart"/>
       <w:r>
         <w:lastRenderedPageBreak/>
-        <w:t>Assumptions</w:t>
-      </w:r>
-      <w:proofErr w:type="spellEnd"/>
-      <w:r>
-        <w:t>:</w:t>
+        <w:t>Assumptions:</w:t>
       </w:r>
     </w:p>
     <w:p>
@@ -2476,21 +2125,7 @@
         <w:rPr>
           <w:sz w:val="20"/>
         </w:rPr>
-        <w:t xml:space="preserve">• La interfaz </w:t>
-      </w:r>
-      <w:proofErr w:type="spellStart"/>
-      <w:r>
-        <w:rPr>
-          <w:sz w:val="20"/>
-        </w:rPr>
-        <w:t>inbound</w:t>
-      </w:r>
-      <w:proofErr w:type="spellEnd"/>
-      <w:r>
-        <w:rPr>
-          <w:sz w:val="20"/>
-        </w:rPr>
-        <w:t xml:space="preserve"> de WO guarda el resultado de BAPI_ALM_ORDER_MAINTAIN en ZTA0108_ODATAL.</w:t>
+        <w:t>• La interfaz inbound de WO guarda el resultado de BAPI_ALM_ORDER_MAINTAIN en ZTA0108_ODATAL.</w:t>
       </w:r>
     </w:p>
     <w:p>
@@ -2498,21 +2133,7 @@
         <w:rPr>
           <w:sz w:val="20"/>
         </w:rPr>
-        <w:t xml:space="preserve">• La correlación </w:t>
-      </w:r>
-      <w:proofErr w:type="spellStart"/>
-      <w:r>
-        <w:rPr>
-          <w:sz w:val="20"/>
-        </w:rPr>
-        <w:t>Fleetio</w:t>
-      </w:r>
-      <w:proofErr w:type="spellEnd"/>
-      <w:r>
-        <w:rPr>
-          <w:sz w:val="20"/>
-        </w:rPr>
-        <w:t>/SAP se toma de ZTA0108_ODATAL usando EXTERNAL_ID, WORKORDER y ORIGIN_ID.</w:t>
+        <w:t>• La correlación Fleetio/SAP se toma de ZTA0108_ODATAL usando EXTERNAL_ID, WORKORDER y ORIGIN_ID.</w:t>
       </w:r>
     </w:p>
     <w:p>
@@ -2528,77 +2149,7 @@
         <w:rPr>
           <w:sz w:val="20"/>
         </w:rPr>
-        <w:t xml:space="preserve">• Las BAdIs solo actualizan trazabilidad; el envío a </w:t>
-      </w:r>
-      <w:proofErr w:type="spellStart"/>
-      <w:r>
-        <w:rPr>
-          <w:sz w:val="20"/>
-        </w:rPr>
-        <w:t>Confluent</w:t>
-      </w:r>
-      <w:proofErr w:type="spellEnd"/>
-      <w:r>
-        <w:rPr>
-          <w:sz w:val="20"/>
-        </w:rPr>
-        <w:t>/</w:t>
-      </w:r>
-      <w:proofErr w:type="spellStart"/>
-      <w:r>
-        <w:rPr>
-          <w:sz w:val="20"/>
-        </w:rPr>
-        <w:t>Fleetio</w:t>
-      </w:r>
-      <w:proofErr w:type="spellEnd"/>
-      <w:r>
-        <w:rPr>
-          <w:sz w:val="20"/>
-        </w:rPr>
-        <w:t xml:space="preserve"> lo realiza el Bridge/</w:t>
-      </w:r>
-      <w:proofErr w:type="spellStart"/>
-      <w:r>
-        <w:rPr>
-          <w:sz w:val="20"/>
-        </w:rPr>
-        <w:t>job</w:t>
-      </w:r>
-      <w:proofErr w:type="spellEnd"/>
-      <w:r>
-        <w:rPr>
-          <w:sz w:val="20"/>
-        </w:rPr>
-        <w:t xml:space="preserve"> fuera del </w:t>
-      </w:r>
-      <w:proofErr w:type="spellStart"/>
-      <w:r>
-        <w:rPr>
-          <w:sz w:val="20"/>
-        </w:rPr>
-        <w:t>update</w:t>
-      </w:r>
-      <w:proofErr w:type="spellEnd"/>
-      <w:r>
-        <w:rPr>
-          <w:sz w:val="20"/>
-        </w:rPr>
-        <w:t xml:space="preserve"> </w:t>
-      </w:r>
-      <w:proofErr w:type="spellStart"/>
-      <w:r>
-        <w:rPr>
-          <w:sz w:val="20"/>
-        </w:rPr>
-        <w:t>task</w:t>
-      </w:r>
-      <w:proofErr w:type="spellEnd"/>
-      <w:r>
-        <w:rPr>
-          <w:sz w:val="20"/>
-        </w:rPr>
-        <w:t>.</w:t>
+        <w:t>• Las BAdIs solo actualizan trazabilidad; el envío a Confluent/Fleetio lo realiza el Bridge/job fuera del update task.</w:t>
       </w:r>
     </w:p>
     <w:p>
@@ -2613,21 +2164,8 @@
       <w:pPr>
         <w:pStyle w:val="Heading2"/>
       </w:pPr>
-      <w:proofErr w:type="spellStart"/>
-      <w:r>
-        <w:t>Acceptance</w:t>
-      </w:r>
-      <w:proofErr w:type="spellEnd"/>
-      <w:r>
-        <w:t xml:space="preserve"> </w:t>
-      </w:r>
-      <w:proofErr w:type="spellStart"/>
-      <w:r>
-        <w:t>criteria</w:t>
-      </w:r>
-      <w:proofErr w:type="spellEnd"/>
-      <w:r>
-        <w:t>:</w:t>
+      <w:r>
+        <w:t>Acceptance criteria:</w:t>
       </w:r>
     </w:p>
     <w:p>
@@ -2667,21 +2205,7 @@
         <w:rPr>
           <w:sz w:val="20"/>
         </w:rPr>
-        <w:t xml:space="preserve">• PO modificada: si cambia EKPO-MENGE, EKPO-NETPR o EKPO-NETWR, se debe reenviar la posición con </w:t>
-      </w:r>
-      <w:proofErr w:type="spellStart"/>
-      <w:r>
-        <w:rPr>
-          <w:sz w:val="20"/>
-        </w:rPr>
-        <w:t>Action</w:t>
-      </w:r>
-      <w:proofErr w:type="spellEnd"/>
-      <w:r>
-        <w:rPr>
-          <w:sz w:val="20"/>
-        </w:rPr>
-        <w:t xml:space="preserve"> = UPDATED.</w:t>
+        <w:t>• PO modificada: si cambia EKPO-MENGE, EKPO-NETPR o EKPO-NETWR, se debe reenviar la posición con Action = UPDATED.</w:t>
       </w:r>
     </w:p>
     <w:p>
@@ -2689,21 +2213,7 @@
         <w:rPr>
           <w:sz w:val="20"/>
         </w:rPr>
-        <w:t xml:space="preserve">• PO borrada: si EKPO-LOEKZ se llena, se debe reenviar la posición con </w:t>
-      </w:r>
-      <w:proofErr w:type="spellStart"/>
-      <w:r>
-        <w:rPr>
-          <w:sz w:val="20"/>
-        </w:rPr>
-        <w:t>Action</w:t>
-      </w:r>
-      <w:proofErr w:type="spellEnd"/>
-      <w:r>
-        <w:rPr>
-          <w:sz w:val="20"/>
-        </w:rPr>
-        <w:t xml:space="preserve"> = DELETED.</w:t>
+        <w:t>• PO borrada: si EKPO-LOEKZ se llena, se debe reenviar la posición con Action = DELETED.</w:t>
       </w:r>
     </w:p>
     <w:p>
@@ -2726,13 +2236,8 @@
       <w:pPr>
         <w:pStyle w:val="Heading2"/>
       </w:pPr>
-      <w:proofErr w:type="spellStart"/>
-      <w:r>
-        <w:t>Comments</w:t>
-      </w:r>
-      <w:proofErr w:type="spellEnd"/>
-      <w:r>
-        <w:t>:</w:t>
+      <w:r>
+        <w:t>Comments:</w:t>
       </w:r>
     </w:p>
     <w:p>
@@ -2740,21 +2245,7 @@
         <w:rPr>
           <w:sz w:val="20"/>
         </w:rPr>
-        <w:t xml:space="preserve">El alcance no incluye el detalle técnico de la interfaz </w:t>
-      </w:r>
-      <w:proofErr w:type="spellStart"/>
-      <w:r>
-        <w:rPr>
-          <w:sz w:val="20"/>
-        </w:rPr>
-        <w:t>inbound</w:t>
-      </w:r>
-      <w:proofErr w:type="spellEnd"/>
-      <w:r>
-        <w:rPr>
-          <w:sz w:val="20"/>
-        </w:rPr>
-        <w:t xml:space="preserve"> de WO</w:t>
+        <w:t>El alcance no incluye el detalle técnico de la interfaz inbound de WO</w:t>
       </w:r>
       <w:r>
         <w:rPr>
@@ -2767,49 +2258,17 @@
       <w:pPr>
         <w:pStyle w:val="Heading2"/>
       </w:pPr>
-      <w:proofErr w:type="spellStart"/>
-      <w:r>
-        <w:t>Requirement</w:t>
-      </w:r>
-      <w:proofErr w:type="spellEnd"/>
-      <w:r>
-        <w:t xml:space="preserve"> </w:t>
-      </w:r>
-      <w:proofErr w:type="spellStart"/>
-      <w:r>
-        <w:t>Type</w:t>
-      </w:r>
-      <w:proofErr w:type="spellEnd"/>
+      <w:r>
+        <w:t>Requirement Type</w:t>
+      </w:r>
     </w:p>
     <w:p>
       <w:r>
         <w:rPr>
           <w:sz w:val="20"/>
         </w:rPr>
-        <w:t xml:space="preserve">SAP ECC </w:t>
-      </w:r>
-      <w:proofErr w:type="spellStart"/>
-      <w:r>
-        <w:rPr>
-          <w:sz w:val="20"/>
-        </w:rPr>
-        <w:t>Functional</w:t>
-      </w:r>
-      <w:proofErr w:type="spellEnd"/>
-      <w:r>
-        <w:rPr>
-          <w:sz w:val="20"/>
-        </w:rPr>
-        <w:t xml:space="preserve"> </w:t>
-      </w:r>
-      <w:proofErr w:type="spellStart"/>
-      <w:r>
-        <w:rPr>
-          <w:sz w:val="20"/>
-        </w:rPr>
-        <w:t>Specification</w:t>
-      </w:r>
-      <w:proofErr w:type="spellEnd"/>
+        <w:t>SAP ECC Functional Specification</w:t>
+      </w:r>
     </w:p>
     <w:p>
       <w:pPr>
@@ -2817,23 +2276,13 @@
           <w:lang w:val="en-US"/>
         </w:rPr>
       </w:pPr>
-      <w:proofErr w:type="spellStart"/>
       <w:r>
         <w:rPr>
           <w:b/>
           <w:sz w:val="20"/>
           <w:lang w:val="en-US"/>
         </w:rPr>
-        <w:t>Fleetio</w:t>
-      </w:r>
-      <w:proofErr w:type="spellEnd"/>
-      <w:r>
-        <w:rPr>
-          <w:b/>
-          <w:sz w:val="20"/>
-          <w:lang w:val="en-US"/>
-        </w:rPr>
-        <w:t xml:space="preserve"> &lt;- SAP outbound log / PR / PO response through Bridge / Confluent channel</w:t>
+        <w:t>Fleetio &lt;- SAP outbound log / PR / PO response through Bridge / Confluent channel</w:t>
       </w:r>
     </w:p>
     <w:tbl>
@@ -2864,7 +2313,6 @@
             <w:vAlign w:val="center"/>
           </w:tcPr>
           <w:p>
-            <w:proofErr w:type="spellStart"/>
             <w:r>
               <w:rPr>
                 <w:b/>
@@ -2872,7 +2320,6 @@
               </w:rPr>
               <w:t>Element</w:t>
             </w:r>
-            <w:proofErr w:type="spellEnd"/>
           </w:p>
         </w:tc>
         <w:tc>
@@ -2888,7 +2335,6 @@
             <w:vAlign w:val="center"/>
           </w:tcPr>
           <w:p>
-            <w:proofErr w:type="spellStart"/>
             <w:r>
               <w:rPr>
                 <w:b/>
@@ -2896,7 +2342,6 @@
               </w:rPr>
               <w:t>Definition</w:t>
             </w:r>
-            <w:proofErr w:type="spellEnd"/>
           </w:p>
         </w:tc>
       </w:tr>
@@ -2920,16 +2365,8 @@
               <w:rPr>
                 <w:sz w:val="16"/>
               </w:rPr>
-              <w:t xml:space="preserve">SAP </w:t>
-            </w:r>
-            <w:proofErr w:type="spellStart"/>
-            <w:r>
-              <w:rPr>
-                <w:sz w:val="16"/>
-              </w:rPr>
-              <w:t>Object</w:t>
-            </w:r>
-            <w:proofErr w:type="spellEnd"/>
+              <w:t>SAP Object</w:t>
+            </w:r>
           </w:p>
         </w:tc>
         <w:tc>
@@ -2976,28 +2413,12 @@
             <w:vAlign w:val="center"/>
           </w:tcPr>
           <w:p>
-            <w:proofErr w:type="spellStart"/>
             <w:r>
               <w:rPr>
                 <w:sz w:val="16"/>
               </w:rPr>
-              <w:t>Source</w:t>
-            </w:r>
-            <w:proofErr w:type="spellEnd"/>
-            <w:r>
-              <w:rPr>
-                <w:sz w:val="16"/>
-              </w:rPr>
-              <w:t xml:space="preserve"> </w:t>
-            </w:r>
-            <w:proofErr w:type="spellStart"/>
-            <w:r>
-              <w:rPr>
-                <w:sz w:val="16"/>
-              </w:rPr>
-              <w:t>System</w:t>
-            </w:r>
-            <w:proofErr w:type="spellEnd"/>
+              <w:t>Source System</w:t>
+            </w:r>
           </w:p>
         </w:tc>
         <w:tc>
@@ -3042,43 +2463,27 @@
               <w:rPr>
                 <w:sz w:val="16"/>
               </w:rPr>
-              <w:t xml:space="preserve">Target </w:t>
-            </w:r>
-            <w:proofErr w:type="spellStart"/>
+              <w:t>Target System</w:t>
+            </w:r>
+          </w:p>
+        </w:tc>
+        <w:tc>
+          <w:tcPr>
+            <w:tcW w:w="6912" w:type="dxa"/>
+            <w:tcBorders>
+              <w:top w:val="single" w:sz="4" w:space="0" w:color="999999"/>
+              <w:left w:val="single" w:sz="4" w:space="0" w:color="999999"/>
+              <w:bottom w:val="single" w:sz="4" w:space="0" w:color="999999"/>
+              <w:right w:val="single" w:sz="4" w:space="0" w:color="999999"/>
+            </w:tcBorders>
+            <w:vAlign w:val="center"/>
+          </w:tcPr>
+          <w:p>
             <w:r>
               <w:rPr>
                 <w:sz w:val="16"/>
               </w:rPr>
-              <w:t>System</w:t>
-            </w:r>
-            <w:proofErr w:type="spellEnd"/>
-          </w:p>
-        </w:tc>
-        <w:tc>
-          <w:tcPr>
-            <w:tcW w:w="6912" w:type="dxa"/>
-            <w:tcBorders>
-              <w:top w:val="single" w:sz="4" w:space="0" w:color="999999"/>
-              <w:left w:val="single" w:sz="4" w:space="0" w:color="999999"/>
-              <w:bottom w:val="single" w:sz="4" w:space="0" w:color="999999"/>
-              <w:right w:val="single" w:sz="4" w:space="0" w:color="999999"/>
-            </w:tcBorders>
-            <w:vAlign w:val="center"/>
-          </w:tcPr>
-          <w:p>
-            <w:proofErr w:type="spellStart"/>
-            <w:r>
-              <w:rPr>
-                <w:sz w:val="16"/>
-              </w:rPr>
-              <w:t>Fleetio</w:t>
-            </w:r>
-            <w:proofErr w:type="spellEnd"/>
-            <w:r>
-              <w:rPr>
-                <w:sz w:val="16"/>
-              </w:rPr>
-              <w:t>.</w:t>
+              <w:t>Fleetio.</w:t>
             </w:r>
           </w:p>
         </w:tc>
@@ -3100,19 +2505,11 @@
             <w:vAlign w:val="center"/>
           </w:tcPr>
           <w:p>
-            <w:proofErr w:type="spellStart"/>
             <w:r>
               <w:rPr>
                 <w:sz w:val="16"/>
               </w:rPr>
-              <w:t>Outbound</w:t>
-            </w:r>
-            <w:proofErr w:type="spellEnd"/>
-            <w:r>
-              <w:rPr>
-                <w:sz w:val="16"/>
-              </w:rPr>
-              <w:t xml:space="preserve"> Channel</w:t>
+              <w:t>Outbound Channel</w:t>
             </w:r>
           </w:p>
         </w:tc>
@@ -3139,23 +2536,7 @@
                 <w:sz w:val="16"/>
                 <w:lang w:val="en-US"/>
               </w:rPr>
-              <w:t xml:space="preserve">SAP -&gt; PR/PO Bridge -&gt; Confluent -&gt; </w:t>
-            </w:r>
-            <w:proofErr w:type="spellStart"/>
-            <w:r>
-              <w:rPr>
-                <w:sz w:val="16"/>
-                <w:lang w:val="en-US"/>
-              </w:rPr>
-              <w:t>Fleetio</w:t>
-            </w:r>
-            <w:proofErr w:type="spellEnd"/>
-            <w:r>
-              <w:rPr>
-                <w:sz w:val="16"/>
-                <w:lang w:val="en-US"/>
-              </w:rPr>
-              <w:t>.</w:t>
+              <w:t>SAP -&gt; PR/PO Bridge -&gt; Confluent -&gt; Fleetio.</w:t>
             </w:r>
           </w:p>
         </w:tc>
@@ -3180,16 +2561,8 @@
               <w:rPr>
                 <w:sz w:val="16"/>
               </w:rPr>
-              <w:t xml:space="preserve">Main </w:t>
-            </w:r>
-            <w:proofErr w:type="spellStart"/>
-            <w:r>
-              <w:rPr>
-                <w:sz w:val="16"/>
-              </w:rPr>
-              <w:t>Triggers</w:t>
-            </w:r>
-            <w:proofErr w:type="spellEnd"/>
+              <w:t>Main Triggers</w:t>
+            </w:r>
           </w:p>
         </w:tc>
         <w:tc>
@@ -3238,62 +2611,32 @@
             <w:vAlign w:val="center"/>
           </w:tcPr>
           <w:p>
-            <w:proofErr w:type="spellStart"/>
             <w:r>
               <w:rPr>
                 <w:sz w:val="16"/>
               </w:rPr>
-              <w:t>Monitoring</w:t>
-            </w:r>
-            <w:proofErr w:type="spellEnd"/>
+              <w:t>Monitoring / Persistence</w:t>
+            </w:r>
+          </w:p>
+        </w:tc>
+        <w:tc>
+          <w:tcPr>
+            <w:tcW w:w="6912" w:type="dxa"/>
+            <w:tcBorders>
+              <w:top w:val="single" w:sz="4" w:space="0" w:color="999999"/>
+              <w:left w:val="single" w:sz="4" w:space="0" w:color="999999"/>
+              <w:bottom w:val="single" w:sz="4" w:space="0" w:color="999999"/>
+              <w:right w:val="single" w:sz="4" w:space="0" w:color="999999"/>
+            </w:tcBorders>
+            <w:shd w:val="clear" w:color="auto" w:fill="F2F2F2"/>
+            <w:vAlign w:val="center"/>
+          </w:tcPr>
+          <w:p>
             <w:r>
               <w:rPr>
                 <w:sz w:val="16"/>
               </w:rPr>
-              <w:t xml:space="preserve"> / </w:t>
-            </w:r>
-            <w:proofErr w:type="spellStart"/>
-            <w:r>
-              <w:rPr>
-                <w:sz w:val="16"/>
-              </w:rPr>
-              <w:t>Persistence</w:t>
-            </w:r>
-            <w:proofErr w:type="spellEnd"/>
-          </w:p>
-        </w:tc>
-        <w:tc>
-          <w:tcPr>
-            <w:tcW w:w="6912" w:type="dxa"/>
-            <w:tcBorders>
-              <w:top w:val="single" w:sz="4" w:space="0" w:color="999999"/>
-              <w:left w:val="single" w:sz="4" w:space="0" w:color="999999"/>
-              <w:bottom w:val="single" w:sz="4" w:space="0" w:color="999999"/>
-              <w:right w:val="single" w:sz="4" w:space="0" w:color="999999"/>
-            </w:tcBorders>
-            <w:shd w:val="clear" w:color="auto" w:fill="F2F2F2"/>
-            <w:vAlign w:val="center"/>
-          </w:tcPr>
-          <w:p>
-            <w:r>
-              <w:rPr>
-                <w:sz w:val="16"/>
-              </w:rPr>
-              <w:t xml:space="preserve">ZTA0108_ODATAL para WO; ZPMT_FLT_PRPO para PR/PO y control </w:t>
-            </w:r>
-            <w:proofErr w:type="spellStart"/>
-            <w:r>
-              <w:rPr>
-                <w:sz w:val="16"/>
-              </w:rPr>
-              <w:t>outbound</w:t>
-            </w:r>
-            <w:proofErr w:type="spellEnd"/>
-            <w:r>
-              <w:rPr>
-                <w:sz w:val="16"/>
-              </w:rPr>
-              <w:t>.</w:t>
+              <w:t>ZTA0108_ODATAL para WO; ZPMT_FLT_PRPO para PR/PO y control outbound.</w:t>
             </w:r>
           </w:p>
         </w:tc>
@@ -3386,37 +2729,12 @@
                 <w:lang w:val="en-US"/>
               </w:rPr>
             </w:pPr>
-            <w:proofErr w:type="spellStart"/>
             <w:r>
               <w:rPr>
                 <w:sz w:val="16"/>
                 <w:lang w:val="en-US"/>
               </w:rPr>
-              <w:t>FleetioId</w:t>
-            </w:r>
-            <w:proofErr w:type="spellEnd"/>
-            <w:r>
-              <w:rPr>
-                <w:sz w:val="16"/>
-                <w:lang w:val="en-US"/>
-              </w:rPr>
-              <w:t xml:space="preserve">, SAP Work Order, </w:t>
-            </w:r>
-            <w:proofErr w:type="spellStart"/>
-            <w:r>
-              <w:rPr>
-                <w:sz w:val="16"/>
-                <w:lang w:val="en-US"/>
-              </w:rPr>
-              <w:t>mensajes</w:t>
-            </w:r>
-            <w:proofErr w:type="spellEnd"/>
-            <w:r>
-              <w:rPr>
-                <w:sz w:val="16"/>
-                <w:lang w:val="en-US"/>
-              </w:rPr>
-              <w:t xml:space="preserve"> BAPI, PRs, POs, EKPO_MENGE, EKPO_LOEKZ and EKPO_ELIKZ.</w:t>
+              <w:t>FleetioId, SAP Work Order, mensajes BAPI, PRs, POs, EKPO_MENGE, EKPO_LOEKZ and EKPO_ELIKZ.</w:t>
             </w:r>
           </w:p>
         </w:tc>
@@ -3437,33 +2755,11 @@
             <w:vAlign w:val="center"/>
           </w:tcPr>
           <w:p>
-            <w:proofErr w:type="spellStart"/>
             <w:r>
               <w:rPr>
                 <w:sz w:val="16"/>
               </w:rPr>
-              <w:t>Out</w:t>
-            </w:r>
-            <w:proofErr w:type="spellEnd"/>
-            <w:r>
-              <w:rPr>
-                <w:sz w:val="16"/>
-              </w:rPr>
-              <w:t xml:space="preserve"> </w:t>
-            </w:r>
-            <w:proofErr w:type="spellStart"/>
-            <w:r>
-              <w:rPr>
-                <w:sz w:val="16"/>
-              </w:rPr>
-              <w:t>of</w:t>
-            </w:r>
-            <w:proofErr w:type="spellEnd"/>
-            <w:r>
-              <w:rPr>
-                <w:sz w:val="16"/>
-              </w:rPr>
-              <w:t xml:space="preserve"> Scope</w:t>
+              <w:t>Out of Scope</w:t>
             </w:r>
           </w:p>
         </w:tc>
@@ -3587,46 +2883,35 @@
             <w:vAlign w:val="center"/>
           </w:tcPr>
           <w:p>
-            <w:proofErr w:type="spellStart"/>
             <w:r>
               <w:rPr>
                 <w:b/>
                 <w:sz w:val="14"/>
               </w:rPr>
-              <w:t>Functional</w:t>
-            </w:r>
-            <w:proofErr w:type="spellEnd"/>
+              <w:t>Functional Rule</w:t>
+            </w:r>
+          </w:p>
+        </w:tc>
+        <w:tc>
+          <w:tcPr>
+            <w:tcW w:w="3024" w:type="dxa"/>
+            <w:tcBorders>
+              <w:top w:val="single" w:sz="4" w:space="0" w:color="999999"/>
+              <w:left w:val="single" w:sz="4" w:space="0" w:color="999999"/>
+              <w:bottom w:val="single" w:sz="4" w:space="0" w:color="999999"/>
+              <w:right w:val="single" w:sz="4" w:space="0" w:color="999999"/>
+            </w:tcBorders>
+            <w:shd w:val="clear" w:color="auto" w:fill="000000"/>
+            <w:vAlign w:val="center"/>
+          </w:tcPr>
+          <w:p>
             <w:r>
               <w:rPr>
                 <w:b/>
                 <w:sz w:val="14"/>
               </w:rPr>
-              <w:t xml:space="preserve"> Rule</w:t>
-            </w:r>
-          </w:p>
-        </w:tc>
-        <w:tc>
-          <w:tcPr>
-            <w:tcW w:w="3024" w:type="dxa"/>
-            <w:tcBorders>
-              <w:top w:val="single" w:sz="4" w:space="0" w:color="999999"/>
-              <w:left w:val="single" w:sz="4" w:space="0" w:color="999999"/>
-              <w:bottom w:val="single" w:sz="4" w:space="0" w:color="999999"/>
-              <w:right w:val="single" w:sz="4" w:space="0" w:color="999999"/>
-            </w:tcBorders>
-            <w:shd w:val="clear" w:color="auto" w:fill="000000"/>
-            <w:vAlign w:val="center"/>
-          </w:tcPr>
-          <w:p>
-            <w:proofErr w:type="spellStart"/>
-            <w:r>
-              <w:rPr>
-                <w:b/>
-                <w:sz w:val="14"/>
-              </w:rPr>
               <w:t>Result</w:t>
             </w:r>
-            <w:proofErr w:type="spellEnd"/>
           </w:p>
         </w:tc>
       </w:tr>
@@ -3670,55 +2955,27 @@
               <w:rPr>
                 <w:sz w:val="14"/>
               </w:rPr>
-              <w:t xml:space="preserve">JSON entrada </w:t>
-            </w:r>
-            <w:proofErr w:type="spellStart"/>
+              <w:t>JSON entrada Fleetio -&gt; SAP</w:t>
+            </w:r>
+          </w:p>
+        </w:tc>
+        <w:tc>
+          <w:tcPr>
+            <w:tcW w:w="4320" w:type="dxa"/>
+            <w:tcBorders>
+              <w:top w:val="single" w:sz="4" w:space="0" w:color="999999"/>
+              <w:left w:val="single" w:sz="4" w:space="0" w:color="999999"/>
+              <w:bottom w:val="single" w:sz="4" w:space="0" w:color="999999"/>
+              <w:right w:val="single" w:sz="4" w:space="0" w:color="999999"/>
+            </w:tcBorders>
+            <w:vAlign w:val="center"/>
+          </w:tcPr>
+          <w:p>
             <w:r>
               <w:rPr>
                 <w:sz w:val="14"/>
               </w:rPr>
-              <w:t>Fleetio</w:t>
-            </w:r>
-            <w:proofErr w:type="spellEnd"/>
-            <w:r>
-              <w:rPr>
-                <w:sz w:val="14"/>
-              </w:rPr>
-              <w:t xml:space="preserve"> -&gt; SAP</w:t>
-            </w:r>
-          </w:p>
-        </w:tc>
-        <w:tc>
-          <w:tcPr>
-            <w:tcW w:w="4320" w:type="dxa"/>
-            <w:tcBorders>
-              <w:top w:val="single" w:sz="4" w:space="0" w:color="999999"/>
-              <w:left w:val="single" w:sz="4" w:space="0" w:color="999999"/>
-              <w:bottom w:val="single" w:sz="4" w:space="0" w:color="999999"/>
-              <w:right w:val="single" w:sz="4" w:space="0" w:color="999999"/>
-            </w:tcBorders>
-            <w:vAlign w:val="center"/>
-          </w:tcPr>
-          <w:p>
-            <w:r>
-              <w:rPr>
-                <w:sz w:val="14"/>
-              </w:rPr>
-              <w:t xml:space="preserve">La interfaz </w:t>
-            </w:r>
-            <w:proofErr w:type="spellStart"/>
-            <w:r>
-              <w:rPr>
-                <w:sz w:val="14"/>
-              </w:rPr>
-              <w:t>inbound</w:t>
-            </w:r>
-            <w:proofErr w:type="spellEnd"/>
-            <w:r>
-              <w:rPr>
-                <w:sz w:val="14"/>
-              </w:rPr>
-              <w:t xml:space="preserve"> independiente ejecuta BAPI_ALM_ORDER_MAINTAIN.</w:t>
+              <w:t>La interfaz inbound independiente ejecuta BAPI_ALM_ORDER_MAINTAIN.</w:t>
             </w:r>
           </w:p>
         </w:tc>
@@ -3785,16 +3042,8 @@
               <w:rPr>
                 <w:sz w:val="14"/>
               </w:rPr>
-              <w:t xml:space="preserve">WO Log </w:t>
-            </w:r>
-            <w:proofErr w:type="spellStart"/>
-            <w:r>
-              <w:rPr>
-                <w:sz w:val="14"/>
-              </w:rPr>
-              <w:t>Outbound</w:t>
-            </w:r>
-            <w:proofErr w:type="spellEnd"/>
+              <w:t>WO Log Outbound</w:t>
+            </w:r>
           </w:p>
         </w:tc>
         <w:tc>
@@ -3876,19 +3125,11 @@
             <w:vAlign w:val="center"/>
           </w:tcPr>
           <w:p>
-            <w:proofErr w:type="gramStart"/>
             <w:r>
               <w:rPr>
                 <w:sz w:val="14"/>
               </w:rPr>
-              <w:t>PR automática</w:t>
-            </w:r>
-            <w:proofErr w:type="gramEnd"/>
-            <w:r>
-              <w:rPr>
-                <w:sz w:val="14"/>
-              </w:rPr>
-              <w:t xml:space="preserve"> desde WO</w:t>
+              <w:t>PR automática desde WO</w:t>
             </w:r>
           </w:p>
         </w:tc>
@@ -3934,23 +3175,7 @@
                 <w:sz w:val="14"/>
                 <w:lang w:val="en-US"/>
               </w:rPr>
-              <w:t xml:space="preserve">ZPMT_FLT_PRPO </w:t>
-            </w:r>
-            <w:proofErr w:type="spellStart"/>
-            <w:r>
-              <w:rPr>
-                <w:sz w:val="14"/>
-                <w:lang w:val="en-US"/>
-              </w:rPr>
-              <w:t>guarda</w:t>
-            </w:r>
-            <w:proofErr w:type="spellEnd"/>
-            <w:r>
-              <w:rPr>
-                <w:sz w:val="14"/>
-                <w:lang w:val="en-US"/>
-              </w:rPr>
-              <w:t xml:space="preserve"> PR_CREATED / PR_UPDATED.</w:t>
+              <w:t>ZPMT_FLT_PRPO guarda PR_CREATED / PR_UPDATED.</w:t>
             </w:r>
           </w:p>
         </w:tc>
@@ -4124,21 +3349,7 @@
               <w:rPr>
                 <w:sz w:val="14"/>
               </w:rPr>
-              <w:t xml:space="preserve">Se reenvía JSON con </w:t>
-            </w:r>
-            <w:proofErr w:type="spellStart"/>
-            <w:r>
-              <w:rPr>
-                <w:sz w:val="14"/>
-              </w:rPr>
-              <w:t>Action</w:t>
-            </w:r>
-            <w:proofErr w:type="spellEnd"/>
-            <w:r>
-              <w:rPr>
-                <w:sz w:val="14"/>
-              </w:rPr>
-              <w:t xml:space="preserve"> = UPDATED, DELETED o COMPLETED a nivel posición.</w:t>
+              <w:t>Se reenvía JSON con Action = UPDATED, DELETED o COMPLETED a nivel posición.</w:t>
             </w:r>
           </w:p>
         </w:tc>
@@ -4186,50 +3397,28 @@
               <w:rPr>
                 <w:sz w:val="14"/>
               </w:rPr>
-              <w:t xml:space="preserve">Bridge </w:t>
-            </w:r>
-            <w:proofErr w:type="spellStart"/>
+              <w:t>Bridge outbound</w:t>
+            </w:r>
+          </w:p>
+        </w:tc>
+        <w:tc>
+          <w:tcPr>
+            <w:tcW w:w="4320" w:type="dxa"/>
+            <w:tcBorders>
+              <w:top w:val="single" w:sz="4" w:space="0" w:color="999999"/>
+              <w:left w:val="single" w:sz="4" w:space="0" w:color="999999"/>
+              <w:bottom w:val="single" w:sz="4" w:space="0" w:color="999999"/>
+              <w:right w:val="single" w:sz="4" w:space="0" w:color="999999"/>
+            </w:tcBorders>
+            <w:shd w:val="clear" w:color="auto" w:fill="F2F2F2"/>
+            <w:vAlign w:val="center"/>
+          </w:tcPr>
+          <w:p>
             <w:r>
               <w:rPr>
                 <w:sz w:val="14"/>
               </w:rPr>
-              <w:t>outbound</w:t>
-            </w:r>
-            <w:proofErr w:type="spellEnd"/>
-          </w:p>
-        </w:tc>
-        <w:tc>
-          <w:tcPr>
-            <w:tcW w:w="4320" w:type="dxa"/>
-            <w:tcBorders>
-              <w:top w:val="single" w:sz="4" w:space="0" w:color="999999"/>
-              <w:left w:val="single" w:sz="4" w:space="0" w:color="999999"/>
-              <w:bottom w:val="single" w:sz="4" w:space="0" w:color="999999"/>
-              <w:right w:val="single" w:sz="4" w:space="0" w:color="999999"/>
-            </w:tcBorders>
-            <w:shd w:val="clear" w:color="auto" w:fill="F2F2F2"/>
-            <w:vAlign w:val="center"/>
-          </w:tcPr>
-          <w:p>
-            <w:r>
-              <w:rPr>
-                <w:sz w:val="14"/>
-              </w:rPr>
-              <w:t xml:space="preserve">Lee pendientes, arma JSON y publica en </w:t>
-            </w:r>
-            <w:proofErr w:type="spellStart"/>
-            <w:r>
-              <w:rPr>
-                <w:sz w:val="14"/>
-              </w:rPr>
-              <w:t>Confluent</w:t>
-            </w:r>
-            <w:proofErr w:type="spellEnd"/>
-            <w:r>
-              <w:rPr>
-                <w:sz w:val="14"/>
-              </w:rPr>
-              <w:t>.</w:t>
+              <w:t>Lee pendientes, arma JSON y publica en Confluent.</w:t>
             </w:r>
           </w:p>
         </w:tc>
@@ -4380,21 +3569,7 @@
               <w:rPr>
                 <w:sz w:val="16"/>
               </w:rPr>
-              <w:t xml:space="preserve">Enviar a </w:t>
-            </w:r>
-            <w:proofErr w:type="spellStart"/>
-            <w:r>
-              <w:rPr>
-                <w:sz w:val="16"/>
-              </w:rPr>
-              <w:t>Fleetio</w:t>
-            </w:r>
-            <w:proofErr w:type="spellEnd"/>
-            <w:r>
-              <w:rPr>
-                <w:sz w:val="16"/>
-              </w:rPr>
-              <w:t xml:space="preserve"> el AUFNR o el error registrado en ZTA0108_ODATAL.</w:t>
+              <w:t>Enviar a Fleetio el AUFNR o el error registrado en ZTA0108_ODATAL.</w:t>
             </w:r>
           </w:p>
         </w:tc>
@@ -4441,21 +3616,7 @@
               <w:rPr>
                 <w:sz w:val="16"/>
               </w:rPr>
-              <w:t xml:space="preserve">Capturar PR cuando la posición tenga EBKN-AUFNR y la WO exista en el log </w:t>
-            </w:r>
-            <w:proofErr w:type="spellStart"/>
-            <w:r>
-              <w:rPr>
-                <w:sz w:val="16"/>
-              </w:rPr>
-              <w:t>Fleetio</w:t>
-            </w:r>
-            <w:proofErr w:type="spellEnd"/>
-            <w:r>
-              <w:rPr>
-                <w:sz w:val="16"/>
-              </w:rPr>
-              <w:t>.</w:t>
+              <w:t>Capturar PR cuando la posición tenga EBKN-AUFNR y la WO exista en el log Fleetio.</w:t>
             </w:r>
           </w:p>
         </w:tc>
@@ -4500,21 +3661,7 @@
               <w:rPr>
                 <w:sz w:val="16"/>
               </w:rPr>
-              <w:t xml:space="preserve">Capturar PO cuando la imputación tenga EKKN-AUFNR y relación con la PR/WO </w:t>
-            </w:r>
-            <w:proofErr w:type="spellStart"/>
-            <w:r>
-              <w:rPr>
-                <w:sz w:val="16"/>
-              </w:rPr>
-              <w:t>Fleetio</w:t>
-            </w:r>
-            <w:proofErr w:type="spellEnd"/>
-            <w:r>
-              <w:rPr>
-                <w:sz w:val="16"/>
-              </w:rPr>
-              <w:t>.</w:t>
+              <w:t>Capturar PO cuando la imputación tenga EKKN-AUFNR y relación con la PR/WO Fleetio.</w:t>
             </w:r>
           </w:p>
         </w:tc>
@@ -4540,35 +3687,7 @@
               <w:rPr>
                 <w:sz w:val="16"/>
               </w:rPr>
-              <w:t xml:space="preserve">PO </w:t>
-            </w:r>
-            <w:proofErr w:type="spellStart"/>
-            <w:r>
-              <w:rPr>
-                <w:sz w:val="16"/>
-              </w:rPr>
-              <w:t>Update</w:t>
-            </w:r>
-            <w:proofErr w:type="spellEnd"/>
-            <w:r>
-              <w:rPr>
-                <w:sz w:val="16"/>
-              </w:rPr>
-              <w:t>/</w:t>
-            </w:r>
-            <w:proofErr w:type="spellStart"/>
-            <w:r>
-              <w:rPr>
-                <w:sz w:val="16"/>
-              </w:rPr>
-              <w:t>Delete</w:t>
-            </w:r>
-            <w:proofErr w:type="spellEnd"/>
-            <w:r>
-              <w:rPr>
-                <w:sz w:val="16"/>
-              </w:rPr>
-              <w:t>/Complete</w:t>
+              <w:t>PO Update/Delete/Complete</w:t>
             </w:r>
           </w:p>
         </w:tc>
@@ -4610,14 +3729,12 @@
             <w:vAlign w:val="center"/>
           </w:tcPr>
           <w:p>
-            <w:proofErr w:type="spellStart"/>
             <w:r>
               <w:rPr>
                 <w:sz w:val="16"/>
               </w:rPr>
               <w:t>Traceability</w:t>
             </w:r>
-            <w:proofErr w:type="spellEnd"/>
           </w:p>
         </w:tc>
         <w:tc>
@@ -4636,21 +3753,7 @@
               <w:rPr>
                 <w:sz w:val="16"/>
               </w:rPr>
-              <w:t xml:space="preserve">Guardar PR/PO, cantidad, indicador de borrado, entrega completa y estatus </w:t>
-            </w:r>
-            <w:proofErr w:type="spellStart"/>
-            <w:r>
-              <w:rPr>
-                <w:sz w:val="16"/>
-              </w:rPr>
-              <w:t>outbound</w:t>
-            </w:r>
-            <w:proofErr w:type="spellEnd"/>
-            <w:r>
-              <w:rPr>
-                <w:sz w:val="16"/>
-              </w:rPr>
-              <w:t xml:space="preserve"> en ZPMT_FLT_PRPO.</w:t>
+              <w:t>Guardar PR/PO, cantidad, indicador de borrado, entrega completa y estatus outbound en ZPMT_FLT_PRPO.</w:t>
             </w:r>
           </w:p>
         </w:tc>
@@ -4781,7 +3884,6 @@
             <w:vAlign w:val="center"/>
           </w:tcPr>
           <w:p>
-            <w:proofErr w:type="spellStart"/>
             <w:r>
               <w:rPr>
                 <w:b/>
@@ -4789,7 +3891,6 @@
               </w:rPr>
               <w:t>Order</w:t>
             </w:r>
-            <w:proofErr w:type="spellEnd"/>
           </w:p>
         </w:tc>
         <w:tc>
@@ -4810,73 +3911,30 @@
                 <w:b/>
                 <w:sz w:val="16"/>
               </w:rPr>
-              <w:t xml:space="preserve">ABAP </w:t>
-            </w:r>
-            <w:proofErr w:type="spellStart"/>
+              <w:t>ABAP Object / Activity</w:t>
+            </w:r>
+          </w:p>
+        </w:tc>
+        <w:tc>
+          <w:tcPr>
+            <w:tcW w:w="6336" w:type="dxa"/>
+            <w:tcBorders>
+              <w:top w:val="single" w:sz="4" w:space="0" w:color="999999"/>
+              <w:left w:val="single" w:sz="4" w:space="0" w:color="999999"/>
+              <w:bottom w:val="single" w:sz="4" w:space="0" w:color="999999"/>
+              <w:right w:val="single" w:sz="4" w:space="0" w:color="999999"/>
+            </w:tcBorders>
+            <w:shd w:val="clear" w:color="auto" w:fill="000000"/>
+            <w:vAlign w:val="center"/>
+          </w:tcPr>
+          <w:p>
             <w:r>
               <w:rPr>
                 <w:b/>
                 <w:sz w:val="16"/>
               </w:rPr>
-              <w:t>Object</w:t>
-            </w:r>
-            <w:proofErr w:type="spellEnd"/>
-            <w:r>
-              <w:rPr>
-                <w:b/>
-                <w:sz w:val="16"/>
-              </w:rPr>
-              <w:t xml:space="preserve"> / </w:t>
-            </w:r>
-            <w:proofErr w:type="spellStart"/>
-            <w:r>
-              <w:rPr>
-                <w:b/>
-                <w:sz w:val="16"/>
-              </w:rPr>
-              <w:t>Activity</w:t>
-            </w:r>
-            <w:proofErr w:type="spellEnd"/>
-          </w:p>
-        </w:tc>
-        <w:tc>
-          <w:tcPr>
-            <w:tcW w:w="6336" w:type="dxa"/>
-            <w:tcBorders>
-              <w:top w:val="single" w:sz="4" w:space="0" w:color="999999"/>
-              <w:left w:val="single" w:sz="4" w:space="0" w:color="999999"/>
-              <w:bottom w:val="single" w:sz="4" w:space="0" w:color="999999"/>
-              <w:right w:val="single" w:sz="4" w:space="0" w:color="999999"/>
-            </w:tcBorders>
-            <w:shd w:val="clear" w:color="auto" w:fill="000000"/>
-            <w:vAlign w:val="center"/>
-          </w:tcPr>
-          <w:p>
-            <w:proofErr w:type="spellStart"/>
-            <w:r>
-              <w:rPr>
-                <w:b/>
-                <w:sz w:val="16"/>
-              </w:rPr>
-              <w:t>Expected</w:t>
-            </w:r>
-            <w:proofErr w:type="spellEnd"/>
-            <w:r>
-              <w:rPr>
-                <w:b/>
-                <w:sz w:val="16"/>
-              </w:rPr>
-              <w:t xml:space="preserve"> </w:t>
-            </w:r>
-            <w:proofErr w:type="spellStart"/>
-            <w:r>
-              <w:rPr>
-                <w:b/>
-                <w:sz w:val="16"/>
-              </w:rPr>
-              <w:t>Detail</w:t>
-            </w:r>
-            <w:proofErr w:type="spellEnd"/>
+              <w:t>Expected Detail</w:t>
+            </w:r>
           </w:p>
         </w:tc>
       </w:tr>
@@ -4920,16 +3978,8 @@
               <w:rPr>
                 <w:sz w:val="16"/>
               </w:rPr>
-              <w:t xml:space="preserve">WO Log </w:t>
-            </w:r>
-            <w:proofErr w:type="spellStart"/>
-            <w:r>
-              <w:rPr>
-                <w:sz w:val="16"/>
-              </w:rPr>
-              <w:t>Outbound</w:t>
-            </w:r>
-            <w:proofErr w:type="spellEnd"/>
+              <w:t>WO Log Outbound</w:t>
+            </w:r>
           </w:p>
         </w:tc>
         <w:tc>
@@ -4996,56 +4046,33 @@
                 <w:lang w:val="fr-FR"/>
               </w:rPr>
             </w:pPr>
-            <w:proofErr w:type="spellStart"/>
             <w:r>
               <w:rPr>
                 <w:sz w:val="16"/>
                 <w:lang w:val="fr-FR"/>
               </w:rPr>
-              <w:t>BAdI</w:t>
-            </w:r>
-            <w:proofErr w:type="spellEnd"/>
+              <w:t>BAdI PR - ME_REQ_POSTED</w:t>
+            </w:r>
+          </w:p>
+        </w:tc>
+        <w:tc>
+          <w:tcPr>
+            <w:tcW w:w="6336" w:type="dxa"/>
+            <w:tcBorders>
+              <w:top w:val="single" w:sz="4" w:space="0" w:color="999999"/>
+              <w:left w:val="single" w:sz="4" w:space="0" w:color="999999"/>
+              <w:bottom w:val="single" w:sz="4" w:space="0" w:color="999999"/>
+              <w:right w:val="single" w:sz="4" w:space="0" w:color="999999"/>
+            </w:tcBorders>
+            <w:shd w:val="clear" w:color="auto" w:fill="F2F2F2"/>
+            <w:vAlign w:val="center"/>
+          </w:tcPr>
+          <w:p>
             <w:r>
               <w:rPr>
                 <w:sz w:val="16"/>
-                <w:lang w:val="fr-FR"/>
-              </w:rPr>
-              <w:t xml:space="preserve"> PR - ME_REQ_POSTED</w:t>
-            </w:r>
-          </w:p>
-        </w:tc>
-        <w:tc>
-          <w:tcPr>
-            <w:tcW w:w="6336" w:type="dxa"/>
-            <w:tcBorders>
-              <w:top w:val="single" w:sz="4" w:space="0" w:color="999999"/>
-              <w:left w:val="single" w:sz="4" w:space="0" w:color="999999"/>
-              <w:bottom w:val="single" w:sz="4" w:space="0" w:color="999999"/>
-              <w:right w:val="single" w:sz="4" w:space="0" w:color="999999"/>
-            </w:tcBorders>
-            <w:shd w:val="clear" w:color="auto" w:fill="F2F2F2"/>
-            <w:vAlign w:val="center"/>
-          </w:tcPr>
-          <w:p>
-            <w:r>
-              <w:rPr>
-                <w:sz w:val="16"/>
-              </w:rPr>
-              <w:t xml:space="preserve">Detectar PR con EBKN-AUFNR, planta activa y correlación </w:t>
-            </w:r>
-            <w:proofErr w:type="spellStart"/>
-            <w:r>
-              <w:rPr>
-                <w:sz w:val="16"/>
-              </w:rPr>
-              <w:t>Fleetio</w:t>
-            </w:r>
-            <w:proofErr w:type="spellEnd"/>
-            <w:r>
-              <w:rPr>
-                <w:sz w:val="16"/>
-              </w:rPr>
-              <w:t>.</w:t>
+              </w:rPr>
+              <w:t>Detectar PR con EBKN-AUFNR, planta activa y correlación Fleetio.</w:t>
             </w:r>
           </w:p>
         </w:tc>
@@ -5091,21 +4118,12 @@
                 <w:lang w:val="en-US"/>
               </w:rPr>
             </w:pPr>
-            <w:proofErr w:type="spellStart"/>
             <w:r>
               <w:rPr>
                 <w:sz w:val="16"/>
                 <w:lang w:val="en-US"/>
               </w:rPr>
-              <w:t>BAdI</w:t>
-            </w:r>
-            <w:proofErr w:type="spellEnd"/>
-            <w:r>
-              <w:rPr>
-                <w:sz w:val="16"/>
-                <w:lang w:val="en-US"/>
-              </w:rPr>
-              <w:t xml:space="preserve"> PO - ME_PURCHDOC_POSTED</w:t>
+              <w:t>BAdI PO - ME_PURCHDOC_POSTED</w:t>
             </w:r>
           </w:p>
         </w:tc>
@@ -5172,16 +4190,8 @@
               <w:rPr>
                 <w:sz w:val="16"/>
               </w:rPr>
-              <w:t xml:space="preserve">PO </w:t>
-            </w:r>
-            <w:proofErr w:type="spellStart"/>
-            <w:r>
-              <w:rPr>
-                <w:sz w:val="16"/>
-              </w:rPr>
-              <w:t>Changes</w:t>
-            </w:r>
-            <w:proofErr w:type="spellEnd"/>
+              <w:t>PO Changes</w:t>
+            </w:r>
           </w:p>
         </w:tc>
         <w:tc>
@@ -5266,21 +4276,7 @@
               <w:rPr>
                 <w:sz w:val="16"/>
               </w:rPr>
-              <w:t xml:space="preserve">Insertar/actualizar ZPMT_FLT_PRPO con datos del documento y control </w:t>
-            </w:r>
-            <w:proofErr w:type="spellStart"/>
-            <w:r>
-              <w:rPr>
-                <w:sz w:val="16"/>
-              </w:rPr>
-              <w:t>outbound</w:t>
-            </w:r>
-            <w:proofErr w:type="spellEnd"/>
-            <w:r>
-              <w:rPr>
-                <w:sz w:val="16"/>
-              </w:rPr>
-              <w:t>.</w:t>
+              <w:t>Insertar/actualizar ZPMT_FLT_PRPO con datos del documento y control outbound.</w:t>
             </w:r>
           </w:p>
         </w:tc>
@@ -5323,54 +4319,32 @@
             <w:vAlign w:val="center"/>
           </w:tcPr>
           <w:p>
-            <w:proofErr w:type="spellStart"/>
             <w:r>
               <w:rPr>
                 <w:sz w:val="16"/>
               </w:rPr>
-              <w:t>Outbound</w:t>
-            </w:r>
-            <w:proofErr w:type="spellEnd"/>
+              <w:t>Outbound Bridge</w:t>
+            </w:r>
+          </w:p>
+        </w:tc>
+        <w:tc>
+          <w:tcPr>
+            <w:tcW w:w="6336" w:type="dxa"/>
+            <w:tcBorders>
+              <w:top w:val="single" w:sz="4" w:space="0" w:color="999999"/>
+              <w:left w:val="single" w:sz="4" w:space="0" w:color="999999"/>
+              <w:bottom w:val="single" w:sz="4" w:space="0" w:color="999999"/>
+              <w:right w:val="single" w:sz="4" w:space="0" w:color="999999"/>
+            </w:tcBorders>
+            <w:shd w:val="clear" w:color="auto" w:fill="F2F2F2"/>
+            <w:vAlign w:val="center"/>
+          </w:tcPr>
+          <w:p>
             <w:r>
               <w:rPr>
                 <w:sz w:val="16"/>
               </w:rPr>
-              <w:t xml:space="preserve"> Bridge</w:t>
-            </w:r>
-          </w:p>
-        </w:tc>
-        <w:tc>
-          <w:tcPr>
-            <w:tcW w:w="6336" w:type="dxa"/>
-            <w:tcBorders>
-              <w:top w:val="single" w:sz="4" w:space="0" w:color="999999"/>
-              <w:left w:val="single" w:sz="4" w:space="0" w:color="999999"/>
-              <w:bottom w:val="single" w:sz="4" w:space="0" w:color="999999"/>
-              <w:right w:val="single" w:sz="4" w:space="0" w:color="999999"/>
-            </w:tcBorders>
-            <w:shd w:val="clear" w:color="auto" w:fill="F2F2F2"/>
-            <w:vAlign w:val="center"/>
-          </w:tcPr>
-          <w:p>
-            <w:r>
-              <w:rPr>
-                <w:sz w:val="16"/>
-              </w:rPr>
-              <w:t xml:space="preserve">Seleccionar pendientes, construir JSON, enviar a </w:t>
-            </w:r>
-            <w:proofErr w:type="spellStart"/>
-            <w:r>
-              <w:rPr>
-                <w:sz w:val="16"/>
-              </w:rPr>
-              <w:t>Confluent</w:t>
-            </w:r>
-            <w:proofErr w:type="spellEnd"/>
-            <w:r>
-              <w:rPr>
-                <w:sz w:val="16"/>
-              </w:rPr>
-              <w:t xml:space="preserve"> y actualizar estatus.</w:t>
+              <w:t>Seleccionar pendientes, construir JSON, enviar a Confluent y actualizar estatus.</w:t>
             </w:r>
           </w:p>
         </w:tc>
@@ -5422,7 +4396,6 @@
             <w:vAlign w:val="center"/>
           </w:tcPr>
           <w:p>
-            <w:proofErr w:type="spellStart"/>
             <w:r>
               <w:rPr>
                 <w:b/>
@@ -5430,7 +4403,6 @@
               </w:rPr>
               <w:t>Mechanism</w:t>
             </w:r>
-            <w:proofErr w:type="spellEnd"/>
           </w:p>
         </w:tc>
         <w:tc>
@@ -5446,21 +4418,12 @@
             <w:vAlign w:val="center"/>
           </w:tcPr>
           <w:p>
-            <w:proofErr w:type="spellStart"/>
             <w:r>
               <w:rPr>
                 <w:b/>
                 <w:sz w:val="16"/>
               </w:rPr>
-              <w:t>Technical</w:t>
-            </w:r>
-            <w:proofErr w:type="spellEnd"/>
-            <w:r>
-              <w:rPr>
-                <w:b/>
-                <w:sz w:val="16"/>
-              </w:rPr>
-              <w:t xml:space="preserve"> Name</w:t>
+              <w:t>Technical Name</w:t>
             </w:r>
           </w:p>
         </w:tc>
@@ -5547,21 +4510,7 @@
               <w:rPr>
                 <w:sz w:val="16"/>
               </w:rPr>
-              <w:t xml:space="preserve">Log de creación/error de WO y correlación </w:t>
-            </w:r>
-            <w:proofErr w:type="spellStart"/>
-            <w:r>
-              <w:rPr>
-                <w:sz w:val="16"/>
-              </w:rPr>
-              <w:t>Fleetio</w:t>
-            </w:r>
-            <w:proofErr w:type="spellEnd"/>
-            <w:r>
-              <w:rPr>
-                <w:sz w:val="16"/>
-              </w:rPr>
-              <w:t>.</w:t>
+              <w:t>Log de creación/error de WO y correlación Fleetio.</w:t>
             </w:r>
           </w:p>
         </w:tc>
@@ -5827,35 +4776,7 @@
               <w:rPr>
                 <w:sz w:val="16"/>
               </w:rPr>
-              <w:t xml:space="preserve">Detalle PR/PO, cantidad, LOEKZ, ELIKZ y estatus </w:t>
-            </w:r>
-            <w:proofErr w:type="spellStart"/>
-            <w:r>
-              <w:rPr>
-                <w:sz w:val="16"/>
-              </w:rPr>
-              <w:t>outbound</w:t>
-            </w:r>
-            <w:proofErr w:type="spellEnd"/>
-            <w:r>
-              <w:rPr>
-                <w:sz w:val="16"/>
-              </w:rPr>
-              <w:t xml:space="preserve"> por WO/</w:t>
-            </w:r>
-            <w:proofErr w:type="spellStart"/>
-            <w:r>
-              <w:rPr>
-                <w:sz w:val="16"/>
-              </w:rPr>
-              <w:t>FleetioId</w:t>
-            </w:r>
-            <w:proofErr w:type="spellEnd"/>
-            <w:r>
-              <w:rPr>
-                <w:sz w:val="16"/>
-              </w:rPr>
-              <w:t>.</w:t>
+              <w:t>Detalle PR/PO, cantidad, LOEKZ, ELIKZ y estatus outbound por WO/FleetioId.</w:t>
             </w:r>
           </w:p>
         </w:tc>
@@ -5988,35 +4909,7 @@
               <w:rPr>
                 <w:sz w:val="16"/>
               </w:rPr>
-              <w:t xml:space="preserve">Centraliza </w:t>
-            </w:r>
-            <w:proofErr w:type="spellStart"/>
-            <w:r>
-              <w:rPr>
-                <w:sz w:val="16"/>
-              </w:rPr>
-              <w:t>insert</w:t>
-            </w:r>
-            <w:proofErr w:type="spellEnd"/>
-            <w:r>
-              <w:rPr>
-                <w:sz w:val="16"/>
-              </w:rPr>
-              <w:t>/</w:t>
-            </w:r>
-            <w:proofErr w:type="spellStart"/>
-            <w:r>
-              <w:rPr>
-                <w:sz w:val="16"/>
-              </w:rPr>
-              <w:t>update</w:t>
-            </w:r>
-            <w:proofErr w:type="spellEnd"/>
-            <w:r>
-              <w:rPr>
-                <w:sz w:val="16"/>
-              </w:rPr>
-              <w:t xml:space="preserve"> de ZPMT_FLT_PRPO.</w:t>
+              <w:t>Centraliza insert/update de ZPMT_FLT_PRPO.</w:t>
             </w:r>
           </w:p>
         </w:tc>
@@ -6258,7 +5151,6 @@
             <w:vAlign w:val="center"/>
           </w:tcPr>
           <w:p>
-            <w:proofErr w:type="spellStart"/>
             <w:r>
               <w:rPr>
                 <w:b/>
@@ -6266,7 +5158,6 @@
               </w:rPr>
               <w:t>Description</w:t>
             </w:r>
-            <w:proofErr w:type="spellEnd"/>
           </w:p>
         </w:tc>
       </w:tr>
@@ -6330,21 +5221,7 @@
               <w:rPr>
                 <w:sz w:val="16"/>
               </w:rPr>
-              <w:t xml:space="preserve">Leer registros ZTA0108_ODATAL de </w:t>
-            </w:r>
-            <w:proofErr w:type="spellStart"/>
-            <w:r>
-              <w:rPr>
-                <w:sz w:val="16"/>
-              </w:rPr>
-              <w:t>Fleetio</w:t>
-            </w:r>
-            <w:proofErr w:type="spellEnd"/>
-            <w:r>
-              <w:rPr>
-                <w:sz w:val="16"/>
-              </w:rPr>
-              <w:t xml:space="preserve"> con TYPE = S/E.</w:t>
+              <w:t>Leer registros ZTA0108_ODATAL de Fleetio con TYPE = S/E.</w:t>
             </w:r>
           </w:p>
         </w:tc>
@@ -6418,39 +5295,7 @@
                 <w:sz w:val="16"/>
                 <w:lang w:val="en-US"/>
               </w:rPr>
-              <w:t xml:space="preserve">TYPE = S </w:t>
-            </w:r>
-            <w:proofErr w:type="spellStart"/>
-            <w:r>
-              <w:rPr>
-                <w:sz w:val="16"/>
-                <w:lang w:val="en-US"/>
-              </w:rPr>
-              <w:t>envía</w:t>
-            </w:r>
-            <w:proofErr w:type="spellEnd"/>
-            <w:r>
-              <w:rPr>
-                <w:sz w:val="16"/>
-                <w:lang w:val="en-US"/>
-              </w:rPr>
-              <w:t xml:space="preserve"> AUFNR; TYPE = E </w:t>
-            </w:r>
-            <w:proofErr w:type="spellStart"/>
-            <w:r>
-              <w:rPr>
-                <w:sz w:val="16"/>
-                <w:lang w:val="en-US"/>
-              </w:rPr>
-              <w:t>envía</w:t>
-            </w:r>
-            <w:proofErr w:type="spellEnd"/>
-            <w:r>
-              <w:rPr>
-                <w:sz w:val="16"/>
-                <w:lang w:val="en-US"/>
-              </w:rPr>
-              <w:t xml:space="preserve"> MESSAGE de BAPI_ALM_ORDER_MAINTAIN.</w:t>
+              <w:t>TYPE = S envía AUFNR; TYPE = E envía MESSAGE de BAPI_ALM_ORDER_MAINTAIN.</w:t>
             </w:r>
           </w:p>
         </w:tc>
@@ -6558,28 +5403,12 @@
             <w:vAlign w:val="center"/>
           </w:tcPr>
           <w:p>
-            <w:proofErr w:type="spellStart"/>
             <w:r>
               <w:rPr>
                 <w:sz w:val="16"/>
               </w:rPr>
-              <w:t>Account</w:t>
-            </w:r>
-            <w:proofErr w:type="spellEnd"/>
-            <w:r>
-              <w:rPr>
-                <w:sz w:val="16"/>
-              </w:rPr>
-              <w:t xml:space="preserve"> </w:t>
-            </w:r>
-            <w:proofErr w:type="spellStart"/>
-            <w:r>
-              <w:rPr>
-                <w:sz w:val="16"/>
-              </w:rPr>
-              <w:t>assignment</w:t>
-            </w:r>
-            <w:proofErr w:type="spellEnd"/>
+              <w:t>Account assignment</w:t>
+            </w:r>
           </w:p>
         </w:tc>
         <w:tc>
@@ -6640,14 +5469,12 @@
             <w:vAlign w:val="center"/>
           </w:tcPr>
           <w:p>
-            <w:proofErr w:type="spellStart"/>
             <w:r>
               <w:rPr>
                 <w:sz w:val="16"/>
               </w:rPr>
               <w:t>Correlation</w:t>
             </w:r>
-            <w:proofErr w:type="spellEnd"/>
           </w:p>
         </w:tc>
         <w:tc>
@@ -6775,28 +5602,12 @@
             <w:vAlign w:val="center"/>
           </w:tcPr>
           <w:p>
-            <w:proofErr w:type="spellStart"/>
             <w:r>
               <w:rPr>
                 <w:sz w:val="16"/>
               </w:rPr>
-              <w:t>Account</w:t>
-            </w:r>
-            <w:proofErr w:type="spellEnd"/>
-            <w:r>
-              <w:rPr>
-                <w:sz w:val="16"/>
-              </w:rPr>
-              <w:t xml:space="preserve"> </w:t>
-            </w:r>
-            <w:proofErr w:type="spellStart"/>
-            <w:r>
-              <w:rPr>
-                <w:sz w:val="16"/>
-              </w:rPr>
-              <w:t>assignment</w:t>
-            </w:r>
-            <w:proofErr w:type="spellEnd"/>
+              <w:t>Account assignment</w:t>
+            </w:r>
           </w:p>
         </w:tc>
         <w:tc>
@@ -6862,16 +5673,8 @@
               <w:rPr>
                 <w:sz w:val="16"/>
               </w:rPr>
-              <w:t xml:space="preserve">PR/PO </w:t>
-            </w:r>
-            <w:proofErr w:type="gramStart"/>
-            <w:r>
-              <w:rPr>
-                <w:sz w:val="16"/>
-              </w:rPr>
-              <w:t>link</w:t>
-            </w:r>
-            <w:proofErr w:type="gramEnd"/>
+              <w:t>PR/PO link</w:t>
+            </w:r>
           </w:p>
         </w:tc>
         <w:tc>
@@ -6936,49 +5739,27 @@
               <w:rPr>
                 <w:sz w:val="16"/>
               </w:rPr>
-              <w:t xml:space="preserve">PO </w:t>
-            </w:r>
-            <w:proofErr w:type="spellStart"/>
+              <w:t>PO changes</w:t>
+            </w:r>
+          </w:p>
+        </w:tc>
+        <w:tc>
+          <w:tcPr>
+            <w:tcW w:w="6912" w:type="dxa"/>
+            <w:tcBorders>
+              <w:top w:val="single" w:sz="4" w:space="0" w:color="999999"/>
+              <w:left w:val="single" w:sz="4" w:space="0" w:color="999999"/>
+              <w:bottom w:val="single" w:sz="4" w:space="0" w:color="999999"/>
+              <w:right w:val="single" w:sz="4" w:space="0" w:color="999999"/>
+            </w:tcBorders>
+            <w:vAlign w:val="center"/>
+          </w:tcPr>
+          <w:p>
             <w:r>
               <w:rPr>
                 <w:sz w:val="16"/>
               </w:rPr>
-              <w:t>changes</w:t>
-            </w:r>
-            <w:proofErr w:type="spellEnd"/>
-          </w:p>
-        </w:tc>
-        <w:tc>
-          <w:tcPr>
-            <w:tcW w:w="6912" w:type="dxa"/>
-            <w:tcBorders>
-              <w:top w:val="single" w:sz="4" w:space="0" w:color="999999"/>
-              <w:left w:val="single" w:sz="4" w:space="0" w:color="999999"/>
-              <w:bottom w:val="single" w:sz="4" w:space="0" w:color="999999"/>
-              <w:right w:val="single" w:sz="4" w:space="0" w:color="999999"/>
-            </w:tcBorders>
-            <w:vAlign w:val="center"/>
-          </w:tcPr>
-          <w:p>
-            <w:r>
-              <w:rPr>
-                <w:sz w:val="16"/>
-              </w:rPr>
-              <w:t xml:space="preserve">Si cambia EKPO-MENGE, EKPO-NETPR o EKPO-NETWR, reenviar la posición con </w:t>
-            </w:r>
-            <w:proofErr w:type="spellStart"/>
-            <w:r>
-              <w:rPr>
-                <w:sz w:val="16"/>
-              </w:rPr>
-              <w:t>Action</w:t>
-            </w:r>
-            <w:proofErr w:type="spellEnd"/>
-            <w:r>
-              <w:rPr>
-                <w:sz w:val="16"/>
-              </w:rPr>
-              <w:t xml:space="preserve"> = UPDATED.</w:t>
+              <w:t>Si cambia EKPO-MENGE, EKPO-NETPR o EKPO-NETWR, reenviar la posición con Action = UPDATED.</w:t>
             </w:r>
           </w:p>
         </w:tc>
@@ -7026,50 +5807,28 @@
               <w:rPr>
                 <w:sz w:val="16"/>
               </w:rPr>
-              <w:t xml:space="preserve">Non-eligible </w:t>
-            </w:r>
-            <w:proofErr w:type="spellStart"/>
+              <w:t>Non-eligible records</w:t>
+            </w:r>
+          </w:p>
+        </w:tc>
+        <w:tc>
+          <w:tcPr>
+            <w:tcW w:w="6912" w:type="dxa"/>
+            <w:tcBorders>
+              <w:top w:val="single" w:sz="4" w:space="0" w:color="999999"/>
+              <w:left w:val="single" w:sz="4" w:space="0" w:color="999999"/>
+              <w:bottom w:val="single" w:sz="4" w:space="0" w:color="999999"/>
+              <w:right w:val="single" w:sz="4" w:space="0" w:color="999999"/>
+            </w:tcBorders>
+            <w:shd w:val="clear" w:color="auto" w:fill="F2F2F2"/>
+            <w:vAlign w:val="center"/>
+          </w:tcPr>
+          <w:p>
             <w:r>
               <w:rPr>
                 <w:sz w:val="16"/>
               </w:rPr>
-              <w:t>records</w:t>
-            </w:r>
-            <w:proofErr w:type="spellEnd"/>
-          </w:p>
-        </w:tc>
-        <w:tc>
-          <w:tcPr>
-            <w:tcW w:w="6912" w:type="dxa"/>
-            <w:tcBorders>
-              <w:top w:val="single" w:sz="4" w:space="0" w:color="999999"/>
-              <w:left w:val="single" w:sz="4" w:space="0" w:color="999999"/>
-              <w:bottom w:val="single" w:sz="4" w:space="0" w:color="999999"/>
-              <w:right w:val="single" w:sz="4" w:space="0" w:color="999999"/>
-            </w:tcBorders>
-            <w:shd w:val="clear" w:color="auto" w:fill="F2F2F2"/>
-            <w:vAlign w:val="center"/>
-          </w:tcPr>
-          <w:p>
-            <w:r>
-              <w:rPr>
-                <w:sz w:val="16"/>
-              </w:rPr>
-              <w:t xml:space="preserve">Si falta AUFNR, planta activa o correlación </w:t>
-            </w:r>
-            <w:proofErr w:type="spellStart"/>
-            <w:r>
-              <w:rPr>
-                <w:sz w:val="16"/>
-              </w:rPr>
-              <w:t>Fleetio</w:t>
-            </w:r>
-            <w:proofErr w:type="spellEnd"/>
-            <w:r>
-              <w:rPr>
-                <w:sz w:val="16"/>
-              </w:rPr>
-              <w:t>, se ignora el registro sin bloquear SAP.</w:t>
+              <w:t>Si falta AUFNR, planta activa o correlación Fleetio, se ignora el registro sin bloquear SAP.</w:t>
             </w:r>
           </w:p>
         </w:tc>
@@ -7093,11 +5852,9 @@
             <w:tcW w:w="2874" w:type="dxa"/>
           </w:tcPr>
           <w:p>
-            <w:proofErr w:type="spellStart"/>
             <w:r>
               <w:t>Deletion</w:t>
             </w:r>
-            <w:proofErr w:type="spellEnd"/>
           </w:p>
         </w:tc>
         <w:tc>
@@ -7106,15 +5863,7 @@
           </w:tcPr>
           <w:p>
             <w:r>
-              <w:t xml:space="preserve">Si EKPO-LOEKZ se llena, reenviar la posición con </w:t>
-            </w:r>
-            <w:proofErr w:type="spellStart"/>
-            <w:r>
-              <w:t>Action</w:t>
-            </w:r>
-            <w:proofErr w:type="spellEnd"/>
-            <w:r>
-              <w:t xml:space="preserve"> = DELETED.</w:t>
+              <w:t>Si EKPO-LOEKZ se llena, reenviar la posición con Action = DELETED.</w:t>
             </w:r>
           </w:p>
         </w:tc>
@@ -7139,13 +5888,8 @@
           </w:tcPr>
           <w:p>
             <w:r>
-              <w:t xml:space="preserve">Complete </w:t>
-            </w:r>
-            <w:proofErr w:type="spellStart"/>
-            <w:r>
-              <w:t>delivery</w:t>
-            </w:r>
-            <w:proofErr w:type="spellEnd"/>
+              <w:t>Complete delivery</w:t>
+            </w:r>
           </w:p>
         </w:tc>
         <w:tc>
@@ -7154,15 +5898,7 @@
           </w:tcPr>
           <w:p>
             <w:r>
-              <w:t xml:space="preserve">Si EKPO-ELIKZ = X, reenviar la posición con </w:t>
-            </w:r>
-            <w:proofErr w:type="spellStart"/>
-            <w:r>
-              <w:t>Action</w:t>
-            </w:r>
-            <w:proofErr w:type="spellEnd"/>
-            <w:r>
-              <w:t xml:space="preserve"> = COMPLETED.</w:t>
+              <w:t>Si EKPO-ELIKZ = X, reenviar la posición con Action = COMPLETED.</w:t>
             </w:r>
           </w:p>
         </w:tc>
@@ -7301,7 +6037,6 @@
             <w:vAlign w:val="center"/>
           </w:tcPr>
           <w:p>
-            <w:proofErr w:type="spellStart"/>
             <w:r>
               <w:rPr>
                 <w:b/>
@@ -7309,7 +6044,6 @@
               </w:rPr>
               <w:t>Type</w:t>
             </w:r>
-            <w:proofErr w:type="spellEnd"/>
           </w:p>
         </w:tc>
         <w:tc>
@@ -7347,46 +6081,35 @@
             <w:vAlign w:val="center"/>
           </w:tcPr>
           <w:p>
-            <w:proofErr w:type="spellStart"/>
             <w:r>
               <w:rPr>
                 <w:b/>
                 <w:sz w:val="12"/>
               </w:rPr>
-              <w:t>Source</w:t>
-            </w:r>
-            <w:proofErr w:type="spellEnd"/>
+              <w:t>Source / Reference</w:t>
+            </w:r>
+          </w:p>
+        </w:tc>
+        <w:tc>
+          <w:tcPr>
+            <w:tcW w:w="3456" w:type="dxa"/>
+            <w:tcBorders>
+              <w:top w:val="single" w:sz="4" w:space="0" w:color="999999"/>
+              <w:left w:val="single" w:sz="4" w:space="0" w:color="999999"/>
+              <w:bottom w:val="single" w:sz="4" w:space="0" w:color="999999"/>
+              <w:right w:val="single" w:sz="4" w:space="0" w:color="999999"/>
+            </w:tcBorders>
+            <w:shd w:val="clear" w:color="auto" w:fill="000000"/>
+            <w:vAlign w:val="center"/>
+          </w:tcPr>
+          <w:p>
             <w:r>
               <w:rPr>
                 <w:b/>
                 <w:sz w:val="12"/>
               </w:rPr>
-              <w:t xml:space="preserve"> / Reference</w:t>
-            </w:r>
-          </w:p>
-        </w:tc>
-        <w:tc>
-          <w:tcPr>
-            <w:tcW w:w="3456" w:type="dxa"/>
-            <w:tcBorders>
-              <w:top w:val="single" w:sz="4" w:space="0" w:color="999999"/>
-              <w:left w:val="single" w:sz="4" w:space="0" w:color="999999"/>
-              <w:bottom w:val="single" w:sz="4" w:space="0" w:color="999999"/>
-              <w:right w:val="single" w:sz="4" w:space="0" w:color="999999"/>
-            </w:tcBorders>
-            <w:shd w:val="clear" w:color="auto" w:fill="000000"/>
-            <w:vAlign w:val="center"/>
-          </w:tcPr>
-          <w:p>
-            <w:proofErr w:type="spellStart"/>
-            <w:r>
-              <w:rPr>
-                <w:b/>
-                <w:sz w:val="12"/>
-              </w:rPr>
               <w:t>Description</w:t>
             </w:r>
-            <w:proofErr w:type="spellEnd"/>
           </w:p>
         </w:tc>
       </w:tr>
@@ -7637,47 +6360,11 @@
             <w:vAlign w:val="center"/>
           </w:tcPr>
           <w:p>
-            <w:proofErr w:type="spellStart"/>
             <w:r>
               <w:rPr>
                 <w:sz w:val="12"/>
               </w:rPr>
-              <w:t>Fleetio</w:t>
-            </w:r>
-            <w:proofErr w:type="spellEnd"/>
-            <w:r>
-              <w:rPr>
-                <w:sz w:val="12"/>
-              </w:rPr>
-              <w:t xml:space="preserve"> Work </w:t>
-            </w:r>
-            <w:proofErr w:type="spellStart"/>
-            <w:r>
-              <w:rPr>
-                <w:sz w:val="12"/>
-              </w:rPr>
-              <w:t>Order</w:t>
-            </w:r>
-            <w:proofErr w:type="spellEnd"/>
-            <w:r>
-              <w:rPr>
-                <w:sz w:val="12"/>
-              </w:rPr>
-              <w:t xml:space="preserve"> </w:t>
-            </w:r>
-            <w:proofErr w:type="spellStart"/>
-            <w:r>
-              <w:rPr>
-                <w:sz w:val="12"/>
-              </w:rPr>
-              <w:t>identifier</w:t>
-            </w:r>
-            <w:proofErr w:type="spellEnd"/>
-            <w:r>
-              <w:rPr>
-                <w:sz w:val="12"/>
-              </w:rPr>
-              <w:t>.</w:t>
+              <w:t>Fleetio Work Order identifier.</w:t>
             </w:r>
           </w:p>
         </w:tc>
@@ -7808,21 +6495,7 @@
               <w:rPr>
                 <w:sz w:val="12"/>
               </w:rPr>
-              <w:t xml:space="preserve">SAP Work </w:t>
-            </w:r>
-            <w:proofErr w:type="spellStart"/>
-            <w:r>
-              <w:rPr>
-                <w:sz w:val="12"/>
-              </w:rPr>
-              <w:t>Order</w:t>
-            </w:r>
-            <w:proofErr w:type="spellEnd"/>
-            <w:r>
-              <w:rPr>
-                <w:sz w:val="12"/>
-              </w:rPr>
-              <w:t>.</w:t>
+              <w:t>SAP Work Order.</w:t>
             </w:r>
           </w:p>
         </w:tc>
@@ -7949,33 +6622,11 @@
             <w:vAlign w:val="center"/>
           </w:tcPr>
           <w:p>
-            <w:proofErr w:type="spellStart"/>
             <w:r>
               <w:rPr>
                 <w:sz w:val="12"/>
               </w:rPr>
-              <w:t>Document</w:t>
-            </w:r>
-            <w:proofErr w:type="spellEnd"/>
-            <w:r>
-              <w:rPr>
-                <w:sz w:val="12"/>
-              </w:rPr>
-              <w:t xml:space="preserve"> </w:t>
-            </w:r>
-            <w:proofErr w:type="spellStart"/>
-            <w:r>
-              <w:rPr>
-                <w:sz w:val="12"/>
-              </w:rPr>
-              <w:t>type</w:t>
-            </w:r>
-            <w:proofErr w:type="spellEnd"/>
-            <w:r>
-              <w:rPr>
-                <w:sz w:val="12"/>
-              </w:rPr>
-              <w:t>.</w:t>
+              <w:t>Document type.</w:t>
             </w:r>
           </w:p>
         </w:tc>
@@ -8076,14 +6727,12 @@
             <w:vAlign w:val="center"/>
           </w:tcPr>
           <w:p>
-            <w:proofErr w:type="spellStart"/>
             <w:r>
               <w:rPr>
                 <w:sz w:val="12"/>
               </w:rPr>
               <w:t>Sequential</w:t>
             </w:r>
-            <w:proofErr w:type="spellEnd"/>
           </w:p>
         </w:tc>
         <w:tc>
@@ -8130,14 +6779,12 @@
             <w:vAlign w:val="center"/>
           </w:tcPr>
           <w:p>
-            <w:proofErr w:type="gramStart"/>
             <w:r>
               <w:rPr>
                 <w:sz w:val="12"/>
               </w:rPr>
               <w:t>STATUS</w:t>
             </w:r>
-            <w:proofErr w:type="gramEnd"/>
           </w:p>
         </w:tc>
         <w:tc>
@@ -8352,71 +6999,27 @@
               <w:rPr>
                 <w:sz w:val="12"/>
               </w:rPr>
-              <w:t xml:space="preserve">Process </w:t>
-            </w:r>
-            <w:proofErr w:type="spellStart"/>
+              <w:t>Process code</w:t>
+            </w:r>
+          </w:p>
+        </w:tc>
+        <w:tc>
+          <w:tcPr>
+            <w:tcW w:w="3456" w:type="dxa"/>
+            <w:tcBorders>
+              <w:top w:val="single" w:sz="4" w:space="0" w:color="999999"/>
+              <w:left w:val="single" w:sz="4" w:space="0" w:color="999999"/>
+              <w:bottom w:val="single" w:sz="4" w:space="0" w:color="999999"/>
+              <w:right w:val="single" w:sz="4" w:space="0" w:color="999999"/>
+            </w:tcBorders>
+            <w:vAlign w:val="center"/>
+          </w:tcPr>
+          <w:p>
             <w:r>
               <w:rPr>
                 <w:sz w:val="12"/>
               </w:rPr>
-              <w:t>code</w:t>
-            </w:r>
-            <w:proofErr w:type="spellEnd"/>
-          </w:p>
-        </w:tc>
-        <w:tc>
-          <w:tcPr>
-            <w:tcW w:w="3456" w:type="dxa"/>
-            <w:tcBorders>
-              <w:top w:val="single" w:sz="4" w:space="0" w:color="999999"/>
-              <w:left w:val="single" w:sz="4" w:space="0" w:color="999999"/>
-              <w:bottom w:val="single" w:sz="4" w:space="0" w:color="999999"/>
-              <w:right w:val="single" w:sz="4" w:space="0" w:color="999999"/>
-            </w:tcBorders>
-            <w:vAlign w:val="center"/>
-          </w:tcPr>
-          <w:p>
-            <w:proofErr w:type="spellStart"/>
-            <w:r>
-              <w:rPr>
-                <w:sz w:val="12"/>
-              </w:rPr>
-              <w:t>Technical</w:t>
-            </w:r>
-            <w:proofErr w:type="spellEnd"/>
-            <w:r>
-              <w:rPr>
-                <w:sz w:val="12"/>
-              </w:rPr>
-              <w:t xml:space="preserve"> </w:t>
-            </w:r>
-            <w:proofErr w:type="spellStart"/>
-            <w:r>
-              <w:rPr>
-                <w:sz w:val="12"/>
-              </w:rPr>
-              <w:t>process</w:t>
-            </w:r>
-            <w:proofErr w:type="spellEnd"/>
-            <w:r>
-              <w:rPr>
-                <w:sz w:val="12"/>
-              </w:rPr>
-              <w:t xml:space="preserve"> </w:t>
-            </w:r>
-            <w:proofErr w:type="spellStart"/>
-            <w:r>
-              <w:rPr>
-                <w:sz w:val="12"/>
-              </w:rPr>
-              <w:t>code</w:t>
-            </w:r>
-            <w:proofErr w:type="spellEnd"/>
-            <w:r>
-              <w:rPr>
-                <w:sz w:val="12"/>
-              </w:rPr>
-              <w:t>.</w:t>
+              <w:t>Technical process code.</w:t>
             </w:r>
           </w:p>
         </w:tc>
@@ -8547,35 +7150,7 @@
               <w:rPr>
                 <w:sz w:val="12"/>
               </w:rPr>
-              <w:t xml:space="preserve">Main </w:t>
-            </w:r>
-            <w:proofErr w:type="spellStart"/>
-            <w:r>
-              <w:rPr>
-                <w:sz w:val="12"/>
-              </w:rPr>
-              <w:t>message</w:t>
-            </w:r>
-            <w:proofErr w:type="spellEnd"/>
-            <w:r>
-              <w:rPr>
-                <w:sz w:val="12"/>
-              </w:rPr>
-              <w:t xml:space="preserve"> </w:t>
-            </w:r>
-            <w:proofErr w:type="spellStart"/>
-            <w:r>
-              <w:rPr>
-                <w:sz w:val="12"/>
-              </w:rPr>
-              <w:t>text</w:t>
-            </w:r>
-            <w:proofErr w:type="spellEnd"/>
-            <w:r>
-              <w:rPr>
-                <w:sz w:val="12"/>
-              </w:rPr>
-              <w:t>.</w:t>
+              <w:t>Main message text.</w:t>
             </w:r>
           </w:p>
         </w:tc>
@@ -8700,21 +7275,7 @@
               <w:rPr>
                 <w:sz w:val="12"/>
               </w:rPr>
-              <w:t xml:space="preserve">Purchase </w:t>
-            </w:r>
-            <w:proofErr w:type="spellStart"/>
-            <w:r>
-              <w:rPr>
-                <w:sz w:val="12"/>
-              </w:rPr>
-              <w:t>Requisition</w:t>
-            </w:r>
-            <w:proofErr w:type="spellEnd"/>
-            <w:r>
-              <w:rPr>
-                <w:sz w:val="12"/>
-              </w:rPr>
-              <w:t>.</w:t>
+              <w:t>Purchase Requisition.</w:t>
             </w:r>
           </w:p>
         </w:tc>
@@ -8845,35 +7406,7 @@
               <w:rPr>
                 <w:sz w:val="12"/>
               </w:rPr>
-              <w:t xml:space="preserve">Purchase </w:t>
-            </w:r>
-            <w:proofErr w:type="spellStart"/>
-            <w:r>
-              <w:rPr>
-                <w:sz w:val="12"/>
-              </w:rPr>
-              <w:t>Requisition</w:t>
-            </w:r>
-            <w:proofErr w:type="spellEnd"/>
-            <w:r>
-              <w:rPr>
-                <w:sz w:val="12"/>
-              </w:rPr>
-              <w:t xml:space="preserve"> </w:t>
-            </w:r>
-            <w:proofErr w:type="spellStart"/>
-            <w:r>
-              <w:rPr>
-                <w:sz w:val="12"/>
-              </w:rPr>
-              <w:t>item</w:t>
-            </w:r>
-            <w:proofErr w:type="spellEnd"/>
-            <w:r>
-              <w:rPr>
-                <w:sz w:val="12"/>
-              </w:rPr>
-              <w:t>.</w:t>
+              <w:t>Purchase Requisition item.</w:t>
             </w:r>
           </w:p>
         </w:tc>
@@ -8998,21 +7531,7 @@
               <w:rPr>
                 <w:sz w:val="12"/>
               </w:rPr>
-              <w:t xml:space="preserve">Purchase </w:t>
-            </w:r>
-            <w:proofErr w:type="spellStart"/>
-            <w:r>
-              <w:rPr>
-                <w:sz w:val="12"/>
-              </w:rPr>
-              <w:t>Order</w:t>
-            </w:r>
-            <w:proofErr w:type="spellEnd"/>
-            <w:r>
-              <w:rPr>
-                <w:sz w:val="12"/>
-              </w:rPr>
-              <w:t>.</w:t>
+              <w:t>Purchase Order.</w:t>
             </w:r>
           </w:p>
         </w:tc>
@@ -9143,35 +7662,7 @@
               <w:rPr>
                 <w:sz w:val="12"/>
               </w:rPr>
-              <w:t xml:space="preserve">Purchase </w:t>
-            </w:r>
-            <w:proofErr w:type="spellStart"/>
-            <w:r>
-              <w:rPr>
-                <w:sz w:val="12"/>
-              </w:rPr>
-              <w:t>Order</w:t>
-            </w:r>
-            <w:proofErr w:type="spellEnd"/>
-            <w:r>
-              <w:rPr>
-                <w:sz w:val="12"/>
-              </w:rPr>
-              <w:t xml:space="preserve"> </w:t>
-            </w:r>
-            <w:proofErr w:type="spellStart"/>
-            <w:r>
-              <w:rPr>
-                <w:sz w:val="12"/>
-              </w:rPr>
-              <w:t>item</w:t>
-            </w:r>
-            <w:proofErr w:type="spellEnd"/>
-            <w:r>
-              <w:rPr>
-                <w:sz w:val="12"/>
-              </w:rPr>
-              <w:t>.</w:t>
+              <w:t>Purchase Order item.</w:t>
             </w:r>
           </w:p>
         </w:tc>
@@ -9292,33 +7783,11 @@
             <w:vAlign w:val="center"/>
           </w:tcPr>
           <w:p>
-            <w:proofErr w:type="spellStart"/>
             <w:r>
               <w:rPr>
                 <w:sz w:val="12"/>
               </w:rPr>
-              <w:t>Vendor</w:t>
-            </w:r>
-            <w:proofErr w:type="spellEnd"/>
-            <w:r>
-              <w:rPr>
-                <w:sz w:val="12"/>
-              </w:rPr>
-              <w:t xml:space="preserve"> </w:t>
-            </w:r>
-            <w:proofErr w:type="spellStart"/>
-            <w:r>
-              <w:rPr>
-                <w:sz w:val="12"/>
-              </w:rPr>
-              <w:t>number</w:t>
-            </w:r>
-            <w:proofErr w:type="spellEnd"/>
-            <w:r>
-              <w:rPr>
-                <w:sz w:val="12"/>
-              </w:rPr>
-              <w:t>.</w:t>
+              <w:t>Vendor number.</w:t>
             </w:r>
           </w:p>
         </w:tc>
@@ -9445,19 +7914,11 @@
             <w:vAlign w:val="center"/>
           </w:tcPr>
           <w:p>
-            <w:proofErr w:type="spellStart"/>
             <w:r>
               <w:rPr>
                 <w:sz w:val="12"/>
               </w:rPr>
-              <w:t>Currency</w:t>
-            </w:r>
-            <w:proofErr w:type="spellEnd"/>
-            <w:r>
-              <w:rPr>
-                <w:sz w:val="12"/>
-              </w:rPr>
-              <w:t>.</w:t>
+              <w:t>Currency.</w:t>
             </w:r>
           </w:p>
         </w:tc>
@@ -9582,21 +8043,7 @@
               <w:rPr>
                 <w:sz w:val="12"/>
               </w:rPr>
-              <w:t xml:space="preserve">Material/SKU </w:t>
-            </w:r>
-            <w:proofErr w:type="spellStart"/>
-            <w:r>
-              <w:rPr>
-                <w:sz w:val="12"/>
-              </w:rPr>
-              <w:t>from</w:t>
-            </w:r>
-            <w:proofErr w:type="spellEnd"/>
-            <w:r>
-              <w:rPr>
-                <w:sz w:val="12"/>
-              </w:rPr>
-              <w:t xml:space="preserve"> PR.</w:t>
+              <w:t>Material/SKU from PR.</w:t>
             </w:r>
           </w:p>
         </w:tc>
@@ -9727,35 +8174,7 @@
               <w:rPr>
                 <w:sz w:val="12"/>
               </w:rPr>
-              <w:t xml:space="preserve">PR </w:t>
-            </w:r>
-            <w:proofErr w:type="spellStart"/>
-            <w:r>
-              <w:rPr>
-                <w:sz w:val="12"/>
-              </w:rPr>
-              <w:t>item</w:t>
-            </w:r>
-            <w:proofErr w:type="spellEnd"/>
-            <w:r>
-              <w:rPr>
-                <w:sz w:val="12"/>
-              </w:rPr>
-              <w:t xml:space="preserve"> </w:t>
-            </w:r>
-            <w:proofErr w:type="spellStart"/>
-            <w:r>
-              <w:rPr>
-                <w:sz w:val="12"/>
-              </w:rPr>
-              <w:t>description</w:t>
-            </w:r>
-            <w:proofErr w:type="spellEnd"/>
-            <w:r>
-              <w:rPr>
-                <w:sz w:val="12"/>
-              </w:rPr>
-              <w:t>.</w:t>
+              <w:t>PR item description.</w:t>
             </w:r>
           </w:p>
         </w:tc>
@@ -9880,35 +8299,7 @@
               <w:rPr>
                 <w:sz w:val="12"/>
               </w:rPr>
-              <w:t xml:space="preserve">PR </w:t>
-            </w:r>
-            <w:proofErr w:type="spellStart"/>
-            <w:r>
-              <w:rPr>
-                <w:sz w:val="12"/>
-              </w:rPr>
-              <w:t>requested</w:t>
-            </w:r>
-            <w:proofErr w:type="spellEnd"/>
-            <w:r>
-              <w:rPr>
-                <w:sz w:val="12"/>
-              </w:rPr>
-              <w:t xml:space="preserve"> </w:t>
-            </w:r>
-            <w:proofErr w:type="spellStart"/>
-            <w:r>
-              <w:rPr>
-                <w:sz w:val="12"/>
-              </w:rPr>
-              <w:t>quantity</w:t>
-            </w:r>
-            <w:proofErr w:type="spellEnd"/>
-            <w:r>
-              <w:rPr>
-                <w:sz w:val="12"/>
-              </w:rPr>
-              <w:t>.</w:t>
+              <w:t>PR requested quantity.</w:t>
             </w:r>
           </w:p>
         </w:tc>
@@ -10039,49 +8430,7 @@
               <w:rPr>
                 <w:sz w:val="12"/>
               </w:rPr>
-              <w:t xml:space="preserve">PR </w:t>
-            </w:r>
-            <w:proofErr w:type="spellStart"/>
-            <w:r>
-              <w:rPr>
-                <w:sz w:val="12"/>
-              </w:rPr>
-              <w:t>unit</w:t>
-            </w:r>
-            <w:proofErr w:type="spellEnd"/>
-            <w:r>
-              <w:rPr>
-                <w:sz w:val="12"/>
-              </w:rPr>
-              <w:t xml:space="preserve"> </w:t>
-            </w:r>
-            <w:proofErr w:type="spellStart"/>
-            <w:r>
-              <w:rPr>
-                <w:sz w:val="12"/>
-              </w:rPr>
-              <w:t>of</w:t>
-            </w:r>
-            <w:proofErr w:type="spellEnd"/>
-            <w:r>
-              <w:rPr>
-                <w:sz w:val="12"/>
-              </w:rPr>
-              <w:t xml:space="preserve"> </w:t>
-            </w:r>
-            <w:proofErr w:type="spellStart"/>
-            <w:r>
-              <w:rPr>
-                <w:sz w:val="12"/>
-              </w:rPr>
-              <w:t>measure</w:t>
-            </w:r>
-            <w:proofErr w:type="spellEnd"/>
-            <w:r>
-              <w:rPr>
-                <w:sz w:val="12"/>
-              </w:rPr>
-              <w:t>.</w:t>
+              <w:t>PR unit of measure.</w:t>
             </w:r>
           </w:p>
         </w:tc>
@@ -10206,21 +8555,7 @@
               <w:rPr>
                 <w:sz w:val="12"/>
               </w:rPr>
-              <w:t xml:space="preserve">Material/SKU </w:t>
-            </w:r>
-            <w:proofErr w:type="spellStart"/>
-            <w:r>
-              <w:rPr>
-                <w:sz w:val="12"/>
-              </w:rPr>
-              <w:t>from</w:t>
-            </w:r>
-            <w:proofErr w:type="spellEnd"/>
-            <w:r>
-              <w:rPr>
-                <w:sz w:val="12"/>
-              </w:rPr>
-              <w:t xml:space="preserve"> PO.</w:t>
+              <w:t>Material/SKU from PO.</w:t>
             </w:r>
           </w:p>
         </w:tc>
@@ -10351,35 +8686,7 @@
               <w:rPr>
                 <w:sz w:val="12"/>
               </w:rPr>
-              <w:t xml:space="preserve">PO </w:t>
-            </w:r>
-            <w:proofErr w:type="spellStart"/>
-            <w:r>
-              <w:rPr>
-                <w:sz w:val="12"/>
-              </w:rPr>
-              <w:t>item</w:t>
-            </w:r>
-            <w:proofErr w:type="spellEnd"/>
-            <w:r>
-              <w:rPr>
-                <w:sz w:val="12"/>
-              </w:rPr>
-              <w:t xml:space="preserve"> </w:t>
-            </w:r>
-            <w:proofErr w:type="spellStart"/>
-            <w:r>
-              <w:rPr>
-                <w:sz w:val="12"/>
-              </w:rPr>
-              <w:t>description</w:t>
-            </w:r>
-            <w:proofErr w:type="spellEnd"/>
-            <w:r>
-              <w:rPr>
-                <w:sz w:val="12"/>
-              </w:rPr>
-              <w:t>.</w:t>
+              <w:t>PO item description.</w:t>
             </w:r>
           </w:p>
         </w:tc>
@@ -10504,35 +8811,7 @@
               <w:rPr>
                 <w:sz w:val="12"/>
               </w:rPr>
-              <w:t xml:space="preserve">PO </w:t>
-            </w:r>
-            <w:proofErr w:type="spellStart"/>
-            <w:r>
-              <w:rPr>
-                <w:sz w:val="12"/>
-              </w:rPr>
-              <w:t>ordered</w:t>
-            </w:r>
-            <w:proofErr w:type="spellEnd"/>
-            <w:r>
-              <w:rPr>
-                <w:sz w:val="12"/>
-              </w:rPr>
-              <w:t xml:space="preserve"> </w:t>
-            </w:r>
-            <w:proofErr w:type="spellStart"/>
-            <w:r>
-              <w:rPr>
-                <w:sz w:val="12"/>
-              </w:rPr>
-              <w:t>quantity</w:t>
-            </w:r>
-            <w:proofErr w:type="spellEnd"/>
-            <w:r>
-              <w:rPr>
-                <w:sz w:val="12"/>
-              </w:rPr>
-              <w:t>.</w:t>
+              <w:t>PO ordered quantity.</w:t>
             </w:r>
           </w:p>
         </w:tc>
@@ -10663,35 +8942,7 @@
               <w:rPr>
                 <w:sz w:val="12"/>
               </w:rPr>
-              <w:t xml:space="preserve">PO </w:t>
-            </w:r>
-            <w:proofErr w:type="spellStart"/>
-            <w:r>
-              <w:rPr>
-                <w:sz w:val="12"/>
-              </w:rPr>
-              <w:t>order</w:t>
-            </w:r>
-            <w:proofErr w:type="spellEnd"/>
-            <w:r>
-              <w:rPr>
-                <w:sz w:val="12"/>
-              </w:rPr>
-              <w:t xml:space="preserve"> </w:t>
-            </w:r>
-            <w:proofErr w:type="spellStart"/>
-            <w:r>
-              <w:rPr>
-                <w:sz w:val="12"/>
-              </w:rPr>
-              <w:t>unit</w:t>
-            </w:r>
-            <w:proofErr w:type="spellEnd"/>
-            <w:r>
-              <w:rPr>
-                <w:sz w:val="12"/>
-              </w:rPr>
-              <w:t>.</w:t>
+              <w:t>PO order unit.</w:t>
             </w:r>
           </w:p>
         </w:tc>
@@ -10816,21 +9067,7 @@
               <w:rPr>
                 <w:sz w:val="12"/>
               </w:rPr>
-              <w:t xml:space="preserve">Net </w:t>
-            </w:r>
-            <w:proofErr w:type="spellStart"/>
-            <w:r>
-              <w:rPr>
-                <w:sz w:val="12"/>
-              </w:rPr>
-              <w:t>price</w:t>
-            </w:r>
-            <w:proofErr w:type="spellEnd"/>
-            <w:r>
-              <w:rPr>
-                <w:sz w:val="12"/>
-              </w:rPr>
-              <w:t>.</w:t>
+              <w:t>Net price.</w:t>
             </w:r>
           </w:p>
         </w:tc>
@@ -10961,35 +9198,7 @@
               <w:rPr>
                 <w:sz w:val="12"/>
               </w:rPr>
-              <w:t xml:space="preserve">Net PO </w:t>
-            </w:r>
-            <w:proofErr w:type="spellStart"/>
-            <w:r>
-              <w:rPr>
-                <w:sz w:val="12"/>
-              </w:rPr>
-              <w:t>item</w:t>
-            </w:r>
-            <w:proofErr w:type="spellEnd"/>
-            <w:r>
-              <w:rPr>
-                <w:sz w:val="12"/>
-              </w:rPr>
-              <w:t xml:space="preserve"> </w:t>
-            </w:r>
-            <w:proofErr w:type="spellStart"/>
-            <w:r>
-              <w:rPr>
-                <w:sz w:val="12"/>
-              </w:rPr>
-              <w:t>value</w:t>
-            </w:r>
-            <w:proofErr w:type="spellEnd"/>
-            <w:r>
-              <w:rPr>
-                <w:sz w:val="12"/>
-              </w:rPr>
-              <w:t>.</w:t>
+              <w:t>Net PO item value.</w:t>
             </w:r>
           </w:p>
         </w:tc>
@@ -11114,35 +9323,7 @@
               <w:rPr>
                 <w:sz w:val="12"/>
               </w:rPr>
-              <w:t xml:space="preserve">PR </w:t>
-            </w:r>
-            <w:proofErr w:type="spellStart"/>
-            <w:r>
-              <w:rPr>
-                <w:sz w:val="12"/>
-              </w:rPr>
-              <w:t>deletion</w:t>
-            </w:r>
-            <w:proofErr w:type="spellEnd"/>
-            <w:r>
-              <w:rPr>
-                <w:sz w:val="12"/>
-              </w:rPr>
-              <w:t xml:space="preserve"> </w:t>
-            </w:r>
-            <w:proofErr w:type="spellStart"/>
-            <w:r>
-              <w:rPr>
-                <w:sz w:val="12"/>
-              </w:rPr>
-              <w:t>indicator</w:t>
-            </w:r>
-            <w:proofErr w:type="spellEnd"/>
-            <w:r>
-              <w:rPr>
-                <w:sz w:val="12"/>
-              </w:rPr>
-              <w:t>.</w:t>
+              <w:t>PR deletion indicator.</w:t>
             </w:r>
           </w:p>
         </w:tc>
@@ -11273,35 +9454,7 @@
               <w:rPr>
                 <w:sz w:val="12"/>
               </w:rPr>
-              <w:t xml:space="preserve">PO </w:t>
-            </w:r>
-            <w:proofErr w:type="spellStart"/>
-            <w:r>
-              <w:rPr>
-                <w:sz w:val="12"/>
-              </w:rPr>
-              <w:t>deletion</w:t>
-            </w:r>
-            <w:proofErr w:type="spellEnd"/>
-            <w:r>
-              <w:rPr>
-                <w:sz w:val="12"/>
-              </w:rPr>
-              <w:t xml:space="preserve"> </w:t>
-            </w:r>
-            <w:proofErr w:type="spellStart"/>
-            <w:r>
-              <w:rPr>
-                <w:sz w:val="12"/>
-              </w:rPr>
-              <w:t>indicator</w:t>
-            </w:r>
-            <w:proofErr w:type="spellEnd"/>
-            <w:r>
-              <w:rPr>
-                <w:sz w:val="12"/>
-              </w:rPr>
-              <w:t>.</w:t>
+              <w:t>PO deletion indicator.</w:t>
             </w:r>
           </w:p>
         </w:tc>
@@ -11458,16 +9611,8 @@
               <w:rPr>
                 <w:sz w:val="12"/>
               </w:rPr>
-              <w:t>OUT_</w:t>
-            </w:r>
-            <w:proofErr w:type="gramStart"/>
-            <w:r>
-              <w:rPr>
-                <w:sz w:val="12"/>
-              </w:rPr>
-              <w:t>STATUS</w:t>
-            </w:r>
-            <w:proofErr w:type="gramEnd"/>
+              <w:t>OUT_STATUS</w:t>
+            </w:r>
           </w:p>
         </w:tc>
         <w:tc>
@@ -11692,47 +9837,11 @@
             <w:vAlign w:val="center"/>
           </w:tcPr>
           <w:p>
-            <w:proofErr w:type="spellStart"/>
             <w:r>
               <w:rPr>
                 <w:sz w:val="12"/>
               </w:rPr>
-              <w:t>Outbound</w:t>
-            </w:r>
-            <w:proofErr w:type="spellEnd"/>
-            <w:r>
-              <w:rPr>
-                <w:sz w:val="12"/>
-              </w:rPr>
-              <w:t xml:space="preserve"> </w:t>
-            </w:r>
-            <w:proofErr w:type="spellStart"/>
-            <w:r>
-              <w:rPr>
-                <w:sz w:val="12"/>
-              </w:rPr>
-              <w:t>technical</w:t>
-            </w:r>
-            <w:proofErr w:type="spellEnd"/>
-            <w:r>
-              <w:rPr>
-                <w:sz w:val="12"/>
-              </w:rPr>
-              <w:t xml:space="preserve"> </w:t>
-            </w:r>
-            <w:proofErr w:type="spellStart"/>
-            <w:r>
-              <w:rPr>
-                <w:sz w:val="12"/>
-              </w:rPr>
-              <w:t>message</w:t>
-            </w:r>
-            <w:proofErr w:type="spellEnd"/>
-            <w:r>
-              <w:rPr>
-                <w:sz w:val="12"/>
-              </w:rPr>
-              <w:t xml:space="preserve"> ID.</w:t>
+              <w:t>Outbound technical message ID.</w:t>
             </w:r>
           </w:p>
         </w:tc>
@@ -11859,33 +9968,11 @@
             <w:vAlign w:val="center"/>
           </w:tcPr>
           <w:p>
-            <w:proofErr w:type="spellStart"/>
             <w:r>
               <w:rPr>
                 <w:sz w:val="12"/>
               </w:rPr>
-              <w:t>Outbound</w:t>
-            </w:r>
-            <w:proofErr w:type="spellEnd"/>
-            <w:r>
-              <w:rPr>
-                <w:sz w:val="12"/>
-              </w:rPr>
-              <w:t xml:space="preserve"> error </w:t>
-            </w:r>
-            <w:proofErr w:type="spellStart"/>
-            <w:r>
-              <w:rPr>
-                <w:sz w:val="12"/>
-              </w:rPr>
-              <w:t>text</w:t>
-            </w:r>
-            <w:proofErr w:type="spellEnd"/>
-            <w:r>
-              <w:rPr>
-                <w:sz w:val="12"/>
-              </w:rPr>
-              <w:t>.</w:t>
+              <w:t>Outbound error text.</w:t>
             </w:r>
           </w:p>
         </w:tc>
@@ -12006,47 +10093,11 @@
             <w:vAlign w:val="center"/>
           </w:tcPr>
           <w:p>
-            <w:proofErr w:type="spellStart"/>
             <w:r>
               <w:rPr>
                 <w:sz w:val="12"/>
               </w:rPr>
-              <w:t>Outbound</w:t>
-            </w:r>
-            <w:proofErr w:type="spellEnd"/>
-            <w:r>
-              <w:rPr>
-                <w:sz w:val="12"/>
-              </w:rPr>
-              <w:t xml:space="preserve"> </w:t>
-            </w:r>
-            <w:proofErr w:type="spellStart"/>
-            <w:r>
-              <w:rPr>
-                <w:sz w:val="12"/>
-              </w:rPr>
-              <w:t>retry</w:t>
-            </w:r>
-            <w:proofErr w:type="spellEnd"/>
-            <w:r>
-              <w:rPr>
-                <w:sz w:val="12"/>
-              </w:rPr>
-              <w:t xml:space="preserve"> </w:t>
-            </w:r>
-            <w:proofErr w:type="spellStart"/>
-            <w:r>
-              <w:rPr>
-                <w:sz w:val="12"/>
-              </w:rPr>
-              <w:t>counter</w:t>
-            </w:r>
-            <w:proofErr w:type="spellEnd"/>
-            <w:r>
-              <w:rPr>
-                <w:sz w:val="12"/>
-              </w:rPr>
-              <w:t>.</w:t>
+              <w:t>Outbound retry counter.</w:t>
             </w:r>
           </w:p>
         </w:tc>
@@ -12177,21 +10228,7 @@
               <w:rPr>
                 <w:sz w:val="12"/>
               </w:rPr>
-              <w:t xml:space="preserve">Last </w:t>
-            </w:r>
-            <w:proofErr w:type="spellStart"/>
-            <w:r>
-              <w:rPr>
-                <w:sz w:val="12"/>
-              </w:rPr>
-              <w:t>processing</w:t>
-            </w:r>
-            <w:proofErr w:type="spellEnd"/>
-            <w:r>
-              <w:rPr>
-                <w:sz w:val="12"/>
-              </w:rPr>
-              <w:t xml:space="preserve"> date.</w:t>
+              <w:t>Last processing date.</w:t>
             </w:r>
           </w:p>
         </w:tc>
@@ -12316,21 +10353,7 @@
               <w:rPr>
                 <w:sz w:val="12"/>
               </w:rPr>
-              <w:t xml:space="preserve">Last </w:t>
-            </w:r>
-            <w:proofErr w:type="spellStart"/>
-            <w:r>
-              <w:rPr>
-                <w:sz w:val="12"/>
-              </w:rPr>
-              <w:t>processing</w:t>
-            </w:r>
-            <w:proofErr w:type="spellEnd"/>
-            <w:r>
-              <w:rPr>
-                <w:sz w:val="12"/>
-              </w:rPr>
-              <w:t xml:space="preserve"> time.</w:t>
+              <w:t>Last processing time.</w:t>
             </w:r>
           </w:p>
         </w:tc>
@@ -12350,43 +10373,25 @@
           <w:b/>
           <w:sz w:val="20"/>
         </w:rPr>
-        <w:t xml:space="preserve">7. Data </w:t>
-      </w:r>
-      <w:proofErr w:type="spellStart"/>
-      <w:r>
+        <w:t>7. Data Mapping</w:t>
+      </w:r>
+    </w:p>
+    <w:p>
+      <w:pPr>
         <w:rPr>
           <w:b/>
           <w:sz w:val="20"/>
         </w:rPr>
-        <w:t>Mapping</w:t>
-      </w:r>
-      <w:proofErr w:type="spellEnd"/>
+      </w:pPr>
     </w:p>
     <w:p>
-      <w:pPr>
+      <w:r>
         <w:rPr>
           <w:b/>
           <w:sz w:val="20"/>
         </w:rPr>
-      </w:pPr>
-    </w:p>
-    <w:p>
-      <w:r>
-        <w:rPr>
-          <w:b/>
-          <w:sz w:val="20"/>
-        </w:rPr>
-        <w:t xml:space="preserve">Header </w:t>
-      </w:r>
-      <w:proofErr w:type="spellStart"/>
-      <w:r>
-        <w:rPr>
-          <w:b/>
-          <w:sz w:val="20"/>
-        </w:rPr>
-        <w:t>Mapping</w:t>
-      </w:r>
-      <w:proofErr w:type="spellEnd"/>
+        <w:t>Header Mapping</w:t>
+      </w:r>
     </w:p>
     <w:tbl>
       <w:tblPr>
@@ -12444,17 +10449,8 @@
                 <w:b/>
                 <w:sz w:val="14"/>
               </w:rPr>
-              <w:t xml:space="preserve">SAP </w:t>
-            </w:r>
-            <w:proofErr w:type="spellStart"/>
-            <w:r>
-              <w:rPr>
-                <w:b/>
-                <w:sz w:val="14"/>
-              </w:rPr>
-              <w:t>Source</w:t>
-            </w:r>
-            <w:proofErr w:type="spellEnd"/>
+              <w:t>SAP Source</w:t>
+            </w:r>
           </w:p>
         </w:tc>
         <w:tc>
@@ -12741,21 +10737,7 @@
               <w:rPr>
                 <w:sz w:val="14"/>
               </w:rPr>
-              <w:t xml:space="preserve">Identificador de WO en </w:t>
-            </w:r>
-            <w:proofErr w:type="spellStart"/>
-            <w:r>
-              <w:rPr>
-                <w:sz w:val="14"/>
-              </w:rPr>
-              <w:t>Fleetio</w:t>
-            </w:r>
-            <w:proofErr w:type="spellEnd"/>
-            <w:r>
-              <w:rPr>
-                <w:sz w:val="14"/>
-              </w:rPr>
-              <w:t>.</w:t>
+              <w:t>Identificador de WO en Fleetio.</w:t>
             </w:r>
           </w:p>
         </w:tc>
@@ -12820,21 +10802,7 @@
               <w:rPr>
                 <w:sz w:val="14"/>
               </w:rPr>
-              <w:t xml:space="preserve">Sistema origen; ejemplo </w:t>
-            </w:r>
-            <w:proofErr w:type="spellStart"/>
-            <w:r>
-              <w:rPr>
-                <w:sz w:val="14"/>
-              </w:rPr>
-              <w:t>Fleetio</w:t>
-            </w:r>
-            <w:proofErr w:type="spellEnd"/>
-            <w:r>
-              <w:rPr>
-                <w:sz w:val="14"/>
-              </w:rPr>
-              <w:t>.</w:t>
+              <w:t>Sistema origen; ejemplo Fleetio.</w:t>
             </w:r>
           </w:p>
         </w:tc>
@@ -12927,16 +10895,8 @@
               <w:rPr>
                 <w:sz w:val="14"/>
               </w:rPr>
-              <w:t>ZPMT_FLT_PRPO_</w:t>
-            </w:r>
-            <w:proofErr w:type="gramStart"/>
-            <w:r>
-              <w:rPr>
-                <w:sz w:val="14"/>
-              </w:rPr>
-              <w:t>STATUS</w:t>
-            </w:r>
-            <w:proofErr w:type="gramEnd"/>
+              <w:t>ZPMT_FLT_PRPO_STATUS</w:t>
+            </w:r>
           </w:p>
         </w:tc>
         <w:tc>
@@ -13043,32 +11003,10 @@
               <w:rPr>
                 <w:lang w:val="en-US"/>
               </w:rPr>
-              <w:t xml:space="preserve">WO_CREATED, WO_ERROR, PR_CREATED, PO_CREATED </w:t>
-            </w:r>
-            <w:proofErr w:type="gramStart"/>
-            <w:r>
-              <w:rPr>
-                <w:lang w:val="en-US"/>
-              </w:rPr>
-              <w:t>o PO</w:t>
-            </w:r>
-            <w:proofErr w:type="gramEnd"/>
-            <w:r>
-              <w:rPr>
-                <w:lang w:val="en-US"/>
-              </w:rPr>
-              <w:t xml:space="preserve">_UPDATED. </w:t>
-            </w:r>
-            <w:r>
-              <w:t xml:space="preserve">La entrega completa se informa a nivel posición con </w:t>
-            </w:r>
-            <w:proofErr w:type="spellStart"/>
-            <w:r>
-              <w:t>Action</w:t>
-            </w:r>
-            <w:proofErr w:type="spellEnd"/>
-            <w:r>
-              <w:t xml:space="preserve"> = COMPLETED.</w:t>
+              <w:t xml:space="preserve">WO_CREATED, WO_ERROR, PR_CREATED, PO_CREATED o PO_UPDATED. </w:t>
+            </w:r>
+            <w:r>
+              <w:t>La entrega completa se informa a nivel posición con Action = COMPLETED.</w:t>
             </w:r>
           </w:p>
         </w:tc>
@@ -13145,21 +11083,7 @@
               <w:rPr>
                 <w:sz w:val="14"/>
               </w:rPr>
-              <w:t xml:space="preserve">Mensaje funcional para </w:t>
-            </w:r>
-            <w:proofErr w:type="spellStart"/>
-            <w:r>
-              <w:rPr>
-                <w:sz w:val="14"/>
-              </w:rPr>
-              <w:t>Fleetio</w:t>
-            </w:r>
-            <w:proofErr w:type="spellEnd"/>
-            <w:r>
-              <w:rPr>
-                <w:sz w:val="14"/>
-              </w:rPr>
-              <w:t>.</w:t>
+              <w:t>Mensaje funcional para Fleetio.</w:t>
             </w:r>
           </w:p>
         </w:tc>
@@ -13180,31 +11104,13 @@
           <w:sz w:val="20"/>
         </w:rPr>
       </w:pPr>
-      <w:proofErr w:type="spellStart"/>
       <w:r>
         <w:rPr>
           <w:b/>
           <w:sz w:val="20"/>
         </w:rPr>
-        <w:t>PurchaseRequisitions</w:t>
-      </w:r>
-      <w:proofErr w:type="spellEnd"/>
-      <w:r>
-        <w:rPr>
-          <w:b/>
-          <w:sz w:val="20"/>
-        </w:rPr>
-        <w:t xml:space="preserve"> </w:t>
-      </w:r>
-      <w:proofErr w:type="spellStart"/>
-      <w:r>
-        <w:rPr>
-          <w:b/>
-          <w:sz w:val="20"/>
-        </w:rPr>
-        <w:t>Mapping</w:t>
-      </w:r>
-      <w:proofErr w:type="spellEnd"/>
+        <w:t>PurchaseRequisitions Mapping</w:t>
+      </w:r>
     </w:p>
     <w:p/>
     <w:tbl>
@@ -13263,17 +11169,8 @@
                 <w:b/>
                 <w:sz w:val="14"/>
               </w:rPr>
-              <w:t xml:space="preserve">SAP </w:t>
-            </w:r>
-            <w:proofErr w:type="spellStart"/>
-            <w:r>
-              <w:rPr>
-                <w:b/>
-                <w:sz w:val="14"/>
-              </w:rPr>
-              <w:t>Source</w:t>
-            </w:r>
-            <w:proofErr w:type="spellEnd"/>
+              <w:t>SAP Source</w:t>
+            </w:r>
           </w:p>
         </w:tc>
         <w:tc>
@@ -13492,21 +11389,7 @@
               <w:rPr>
                 <w:sz w:val="14"/>
               </w:rPr>
-              <w:t xml:space="preserve">Work </w:t>
-            </w:r>
-            <w:proofErr w:type="spellStart"/>
-            <w:r>
-              <w:rPr>
-                <w:sz w:val="14"/>
-              </w:rPr>
-              <w:t>Order</w:t>
-            </w:r>
-            <w:proofErr w:type="spellEnd"/>
-            <w:r>
-              <w:rPr>
-                <w:sz w:val="14"/>
-              </w:rPr>
-              <w:t xml:space="preserve"> SAP asociada.</w:t>
+              <w:t>Work Order SAP asociada.</w:t>
             </w:r>
           </w:p>
         </w:tc>
@@ -13626,21 +11509,7 @@
               <w:rPr>
                 <w:sz w:val="14"/>
               </w:rPr>
-              <w:t xml:space="preserve">Derivado de </w:t>
-            </w:r>
-            <w:proofErr w:type="gramStart"/>
-            <w:r>
-              <w:rPr>
-                <w:sz w:val="14"/>
-              </w:rPr>
-              <w:t>STATUS</w:t>
-            </w:r>
-            <w:proofErr w:type="gramEnd"/>
-            <w:r>
-              <w:rPr>
-                <w:sz w:val="14"/>
-              </w:rPr>
-              <w:t xml:space="preserve"> / EBAN-LOEKZ</w:t>
+              <w:t>Derivado de STATUS / EBAN-LOEKZ</w:t>
             </w:r>
           </w:p>
         </w:tc>
@@ -14665,21 +12534,7 @@
               <w:rPr>
                 <w:sz w:val="14"/>
               </w:rPr>
-              <w:t xml:space="preserve">Área de </w:t>
-            </w:r>
-            <w:proofErr w:type="spellStart"/>
-            <w:r>
-              <w:rPr>
-                <w:sz w:val="14"/>
-              </w:rPr>
-              <w:t>controlling</w:t>
-            </w:r>
-            <w:proofErr w:type="spellEnd"/>
-            <w:r>
-              <w:rPr>
-                <w:sz w:val="14"/>
-              </w:rPr>
-              <w:t>.</w:t>
+              <w:t>Área de controlling.</w:t>
             </w:r>
           </w:p>
         </w:tc>
@@ -14692,31 +12547,13 @@
           <w:sz w:val="20"/>
         </w:rPr>
       </w:pPr>
-      <w:proofErr w:type="spellStart"/>
       <w:r>
         <w:rPr>
           <w:b/>
           <w:sz w:val="20"/>
         </w:rPr>
-        <w:t>PurchaseOrders</w:t>
-      </w:r>
-      <w:proofErr w:type="spellEnd"/>
-      <w:r>
-        <w:rPr>
-          <w:b/>
-          <w:sz w:val="20"/>
-        </w:rPr>
-        <w:t xml:space="preserve"> </w:t>
-      </w:r>
-      <w:proofErr w:type="spellStart"/>
-      <w:r>
-        <w:rPr>
-          <w:b/>
-          <w:sz w:val="20"/>
-        </w:rPr>
-        <w:t>Mapping</w:t>
-      </w:r>
-      <w:proofErr w:type="spellEnd"/>
+        <w:t>PurchaseOrders Mapping</w:t>
+      </w:r>
     </w:p>
     <w:p/>
     <w:tbl>
@@ -14775,17 +12612,8 @@
                 <w:b/>
                 <w:sz w:val="14"/>
               </w:rPr>
-              <w:t xml:space="preserve">SAP </w:t>
-            </w:r>
-            <w:proofErr w:type="spellStart"/>
-            <w:r>
-              <w:rPr>
-                <w:b/>
-                <w:sz w:val="14"/>
-              </w:rPr>
-              <w:t>Source</w:t>
-            </w:r>
-            <w:proofErr w:type="spellEnd"/>
+              <w:t>SAP Source</w:t>
+            </w:r>
           </w:p>
         </w:tc>
         <w:tc>
@@ -15231,21 +13059,12 @@
                 <w:lang w:val="en-US"/>
               </w:rPr>
             </w:pPr>
-            <w:proofErr w:type="gramStart"/>
             <w:r>
               <w:rPr>
                 <w:sz w:val="14"/>
                 <w:lang w:val="en-US"/>
               </w:rPr>
-              <w:t>Items[].ZPMT</w:t>
-            </w:r>
-            <w:proofErr w:type="gramEnd"/>
-            <w:r>
-              <w:rPr>
-                <w:sz w:val="14"/>
-                <w:lang w:val="en-US"/>
-              </w:rPr>
-              <w:t>_FLT_PRPO_PO_ACTION</w:t>
+              <w:t>Items[].ZPMT_FLT_PRPO_PO_ACTION</w:t>
             </w:r>
           </w:p>
         </w:tc>
@@ -15307,27 +13126,11 @@
             <w:vAlign w:val="center"/>
           </w:tcPr>
           <w:p>
-            <w:proofErr w:type="spellStart"/>
-            <w:proofErr w:type="gramStart"/>
             <w:r>
               <w:rPr>
                 <w:sz w:val="14"/>
               </w:rPr>
-              <w:t>Items</w:t>
-            </w:r>
-            <w:proofErr w:type="spellEnd"/>
-            <w:r>
-              <w:rPr>
-                <w:sz w:val="14"/>
-              </w:rPr>
-              <w:t>[].EKPO</w:t>
-            </w:r>
-            <w:proofErr w:type="gramEnd"/>
-            <w:r>
-              <w:rPr>
-                <w:sz w:val="14"/>
-              </w:rPr>
-              <w:t>_EBELN</w:t>
+              <w:t>Items[].EKPO_EBELN</w:t>
             </w:r>
           </w:p>
         </w:tc>
@@ -15390,27 +13193,11 @@
             <w:vAlign w:val="center"/>
           </w:tcPr>
           <w:p>
-            <w:proofErr w:type="spellStart"/>
-            <w:proofErr w:type="gramStart"/>
             <w:r>
               <w:rPr>
                 <w:sz w:val="14"/>
               </w:rPr>
-              <w:t>Items</w:t>
-            </w:r>
-            <w:proofErr w:type="spellEnd"/>
-            <w:r>
-              <w:rPr>
-                <w:sz w:val="14"/>
-              </w:rPr>
-              <w:t>[].EKPO</w:t>
-            </w:r>
-            <w:proofErr w:type="gramEnd"/>
-            <w:r>
-              <w:rPr>
-                <w:sz w:val="14"/>
-              </w:rPr>
-              <w:t>_EBELP</w:t>
+              <w:t>Items[].EKPO_EBELP</w:t>
             </w:r>
           </w:p>
         </w:tc>
@@ -15472,27 +13259,11 @@
             <w:vAlign w:val="center"/>
           </w:tcPr>
           <w:p>
-            <w:proofErr w:type="spellStart"/>
-            <w:proofErr w:type="gramStart"/>
             <w:r>
               <w:rPr>
                 <w:sz w:val="14"/>
               </w:rPr>
-              <w:t>Items</w:t>
-            </w:r>
-            <w:proofErr w:type="spellEnd"/>
-            <w:r>
-              <w:rPr>
-                <w:sz w:val="14"/>
-              </w:rPr>
-              <w:t>[].EBAN</w:t>
-            </w:r>
-            <w:proofErr w:type="gramEnd"/>
-            <w:r>
-              <w:rPr>
-                <w:sz w:val="14"/>
-              </w:rPr>
-              <w:t>_BANFN</w:t>
+              <w:t>Items[].EBAN_BANFN</w:t>
             </w:r>
           </w:p>
         </w:tc>
@@ -15555,27 +13326,11 @@
             <w:vAlign w:val="center"/>
           </w:tcPr>
           <w:p>
-            <w:proofErr w:type="spellStart"/>
-            <w:proofErr w:type="gramStart"/>
             <w:r>
               <w:rPr>
                 <w:sz w:val="14"/>
               </w:rPr>
-              <w:t>Items</w:t>
-            </w:r>
-            <w:proofErr w:type="spellEnd"/>
-            <w:r>
-              <w:rPr>
-                <w:sz w:val="14"/>
-              </w:rPr>
-              <w:t>[].EBAN</w:t>
-            </w:r>
-            <w:proofErr w:type="gramEnd"/>
-            <w:r>
-              <w:rPr>
-                <w:sz w:val="14"/>
-              </w:rPr>
-              <w:t>_BNFPO</w:t>
+              <w:t>Items[].EBAN_BNFPO</w:t>
             </w:r>
           </w:p>
         </w:tc>
@@ -15637,27 +13392,11 @@
             <w:vAlign w:val="center"/>
           </w:tcPr>
           <w:p>
-            <w:proofErr w:type="spellStart"/>
-            <w:proofErr w:type="gramStart"/>
             <w:r>
               <w:rPr>
                 <w:sz w:val="14"/>
               </w:rPr>
-              <w:t>Items</w:t>
-            </w:r>
-            <w:proofErr w:type="spellEnd"/>
-            <w:r>
-              <w:rPr>
-                <w:sz w:val="14"/>
-              </w:rPr>
-              <w:t>[].EKPO</w:t>
-            </w:r>
-            <w:proofErr w:type="gramEnd"/>
-            <w:r>
-              <w:rPr>
-                <w:sz w:val="14"/>
-              </w:rPr>
-              <w:t>_MATNR</w:t>
+              <w:t>Items[].EKPO_MATNR</w:t>
             </w:r>
           </w:p>
         </w:tc>
@@ -15720,27 +13459,11 @@
             <w:vAlign w:val="center"/>
           </w:tcPr>
           <w:p>
-            <w:proofErr w:type="spellStart"/>
-            <w:proofErr w:type="gramStart"/>
             <w:r>
               <w:rPr>
                 <w:sz w:val="14"/>
               </w:rPr>
-              <w:t>Items</w:t>
-            </w:r>
-            <w:proofErr w:type="spellEnd"/>
-            <w:r>
-              <w:rPr>
-                <w:sz w:val="14"/>
-              </w:rPr>
-              <w:t>[].EKPO</w:t>
-            </w:r>
-            <w:proofErr w:type="gramEnd"/>
-            <w:r>
-              <w:rPr>
-                <w:sz w:val="14"/>
-              </w:rPr>
-              <w:t>_TXZ01</w:t>
+              <w:t>Items[].EKPO_TXZ01</w:t>
             </w:r>
           </w:p>
         </w:tc>
@@ -15802,27 +13525,11 @@
             <w:vAlign w:val="center"/>
           </w:tcPr>
           <w:p>
-            <w:proofErr w:type="spellStart"/>
-            <w:proofErr w:type="gramStart"/>
             <w:r>
               <w:rPr>
                 <w:sz w:val="14"/>
               </w:rPr>
-              <w:t>Items</w:t>
-            </w:r>
-            <w:proofErr w:type="spellEnd"/>
-            <w:r>
-              <w:rPr>
-                <w:sz w:val="14"/>
-              </w:rPr>
-              <w:t>[].EKPO</w:t>
-            </w:r>
-            <w:proofErr w:type="gramEnd"/>
-            <w:r>
-              <w:rPr>
-                <w:sz w:val="14"/>
-              </w:rPr>
-              <w:t>_WERKS</w:t>
+              <w:t>Items[].EKPO_WERKS</w:t>
             </w:r>
           </w:p>
         </w:tc>
@@ -15885,27 +13592,11 @@
             <w:vAlign w:val="center"/>
           </w:tcPr>
           <w:p>
-            <w:proofErr w:type="spellStart"/>
-            <w:proofErr w:type="gramStart"/>
             <w:r>
               <w:rPr>
                 <w:sz w:val="14"/>
               </w:rPr>
-              <w:t>Items</w:t>
-            </w:r>
-            <w:proofErr w:type="spellEnd"/>
-            <w:r>
-              <w:rPr>
-                <w:sz w:val="14"/>
-              </w:rPr>
-              <w:t>[].EKPO</w:t>
-            </w:r>
-            <w:proofErr w:type="gramEnd"/>
-            <w:r>
-              <w:rPr>
-                <w:sz w:val="14"/>
-              </w:rPr>
-              <w:t>_LGORT</w:t>
+              <w:t>Items[].EKPO_LGORT</w:t>
             </w:r>
           </w:p>
         </w:tc>
@@ -15967,27 +13658,11 @@
             <w:vAlign w:val="center"/>
           </w:tcPr>
           <w:p>
-            <w:proofErr w:type="spellStart"/>
-            <w:proofErr w:type="gramStart"/>
             <w:r>
               <w:rPr>
                 <w:sz w:val="14"/>
               </w:rPr>
-              <w:t>Items</w:t>
-            </w:r>
-            <w:proofErr w:type="spellEnd"/>
-            <w:r>
-              <w:rPr>
-                <w:sz w:val="14"/>
-              </w:rPr>
-              <w:t>[].EKPO</w:t>
-            </w:r>
-            <w:proofErr w:type="gramEnd"/>
-            <w:r>
-              <w:rPr>
-                <w:sz w:val="14"/>
-              </w:rPr>
-              <w:t>_MATKL</w:t>
+              <w:t>Items[].EKPO_MATKL</w:t>
             </w:r>
           </w:p>
         </w:tc>
@@ -16050,27 +13725,11 @@
             <w:vAlign w:val="center"/>
           </w:tcPr>
           <w:p>
-            <w:proofErr w:type="spellStart"/>
-            <w:proofErr w:type="gramStart"/>
             <w:r>
               <w:rPr>
                 <w:sz w:val="14"/>
               </w:rPr>
-              <w:t>Items</w:t>
-            </w:r>
-            <w:proofErr w:type="spellEnd"/>
-            <w:r>
-              <w:rPr>
-                <w:sz w:val="14"/>
-              </w:rPr>
-              <w:t>[].EKPO</w:t>
-            </w:r>
-            <w:proofErr w:type="gramEnd"/>
-            <w:r>
-              <w:rPr>
-                <w:sz w:val="14"/>
-              </w:rPr>
-              <w:t>_MENGE</w:t>
+              <w:t>Items[].EKPO_MENGE</w:t>
             </w:r>
           </w:p>
         </w:tc>
@@ -16132,27 +13791,11 @@
             <w:vAlign w:val="center"/>
           </w:tcPr>
           <w:p>
-            <w:proofErr w:type="spellStart"/>
-            <w:proofErr w:type="gramStart"/>
             <w:r>
               <w:rPr>
                 <w:sz w:val="14"/>
               </w:rPr>
-              <w:t>Items</w:t>
-            </w:r>
-            <w:proofErr w:type="spellEnd"/>
-            <w:r>
-              <w:rPr>
-                <w:sz w:val="14"/>
-              </w:rPr>
-              <w:t>[].EKPO</w:t>
-            </w:r>
-            <w:proofErr w:type="gramEnd"/>
-            <w:r>
-              <w:rPr>
-                <w:sz w:val="14"/>
-              </w:rPr>
-              <w:t>_MEINS</w:t>
+              <w:t>Items[].EKPO_MEINS</w:t>
             </w:r>
           </w:p>
         </w:tc>
@@ -16215,27 +13858,11 @@
             <w:vAlign w:val="center"/>
           </w:tcPr>
           <w:p>
-            <w:proofErr w:type="spellStart"/>
-            <w:proofErr w:type="gramStart"/>
             <w:r>
               <w:rPr>
                 <w:sz w:val="14"/>
               </w:rPr>
-              <w:t>Items</w:t>
-            </w:r>
-            <w:proofErr w:type="spellEnd"/>
-            <w:r>
-              <w:rPr>
-                <w:sz w:val="14"/>
-              </w:rPr>
-              <w:t>[].EKPO</w:t>
-            </w:r>
-            <w:proofErr w:type="gramEnd"/>
-            <w:r>
-              <w:rPr>
-                <w:sz w:val="14"/>
-              </w:rPr>
-              <w:t>_BPRME</w:t>
+              <w:t>Items[].EKPO_BPRME</w:t>
             </w:r>
           </w:p>
         </w:tc>
@@ -16297,27 +13924,11 @@
             <w:vAlign w:val="center"/>
           </w:tcPr>
           <w:p>
-            <w:proofErr w:type="spellStart"/>
-            <w:proofErr w:type="gramStart"/>
             <w:r>
               <w:rPr>
                 <w:sz w:val="14"/>
               </w:rPr>
-              <w:t>Items</w:t>
-            </w:r>
-            <w:proofErr w:type="spellEnd"/>
-            <w:r>
-              <w:rPr>
-                <w:sz w:val="14"/>
-              </w:rPr>
-              <w:t>[].EKPO</w:t>
-            </w:r>
-            <w:proofErr w:type="gramEnd"/>
-            <w:r>
-              <w:rPr>
-                <w:sz w:val="14"/>
-              </w:rPr>
-              <w:t>_PEINH</w:t>
+              <w:t>Items[].EKPO_PEINH</w:t>
             </w:r>
           </w:p>
         </w:tc>
@@ -16380,27 +13991,11 @@
             <w:vAlign w:val="center"/>
           </w:tcPr>
           <w:p>
-            <w:proofErr w:type="spellStart"/>
-            <w:proofErr w:type="gramStart"/>
             <w:r>
               <w:rPr>
                 <w:sz w:val="14"/>
               </w:rPr>
-              <w:t>Items</w:t>
-            </w:r>
-            <w:proofErr w:type="spellEnd"/>
-            <w:r>
-              <w:rPr>
-                <w:sz w:val="14"/>
-              </w:rPr>
-              <w:t>[].EKPO</w:t>
-            </w:r>
-            <w:proofErr w:type="gramEnd"/>
-            <w:r>
-              <w:rPr>
-                <w:sz w:val="14"/>
-              </w:rPr>
-              <w:t>_NETPR</w:t>
+              <w:t>Items[].EKPO_NETPR</w:t>
             </w:r>
           </w:p>
         </w:tc>
@@ -16462,27 +14057,11 @@
             <w:vAlign w:val="center"/>
           </w:tcPr>
           <w:p>
-            <w:proofErr w:type="spellStart"/>
-            <w:proofErr w:type="gramStart"/>
             <w:r>
               <w:rPr>
                 <w:sz w:val="14"/>
               </w:rPr>
-              <w:t>Items</w:t>
-            </w:r>
-            <w:proofErr w:type="spellEnd"/>
-            <w:r>
-              <w:rPr>
-                <w:sz w:val="14"/>
-              </w:rPr>
-              <w:t>[].EKPO</w:t>
-            </w:r>
-            <w:proofErr w:type="gramEnd"/>
-            <w:r>
-              <w:rPr>
-                <w:sz w:val="14"/>
-              </w:rPr>
-              <w:t>_NETWR</w:t>
+              <w:t>Items[].EKPO_NETWR</w:t>
             </w:r>
           </w:p>
         </w:tc>
@@ -16545,81 +14124,51 @@
             <w:vAlign w:val="center"/>
           </w:tcPr>
           <w:p>
-            <w:proofErr w:type="spellStart"/>
-            <w:proofErr w:type="gramStart"/>
             <w:r>
               <w:rPr>
                 <w:sz w:val="14"/>
               </w:rPr>
-              <w:t>Items</w:t>
-            </w:r>
-            <w:proofErr w:type="spellEnd"/>
+              <w:t>Items[].EKPO_LOEKZ</w:t>
+            </w:r>
+          </w:p>
+        </w:tc>
+        <w:tc>
+          <w:tcPr>
+            <w:tcW w:w="2880" w:type="dxa"/>
+            <w:tcBorders>
+              <w:top w:val="single" w:sz="4" w:space="0" w:color="999999"/>
+              <w:left w:val="single" w:sz="4" w:space="0" w:color="999999"/>
+              <w:bottom w:val="single" w:sz="4" w:space="0" w:color="999999"/>
+              <w:right w:val="single" w:sz="4" w:space="0" w:color="999999"/>
+            </w:tcBorders>
+            <w:vAlign w:val="center"/>
+          </w:tcPr>
+          <w:p>
             <w:r>
               <w:rPr>
                 <w:sz w:val="14"/>
               </w:rPr>
-              <w:t>[].EKPO</w:t>
-            </w:r>
-            <w:proofErr w:type="gramEnd"/>
+              <w:t>EKPO-LOEKZ</w:t>
+            </w:r>
+          </w:p>
+        </w:tc>
+        <w:tc>
+          <w:tcPr>
+            <w:tcW w:w="3456" w:type="dxa"/>
+            <w:tcBorders>
+              <w:top w:val="single" w:sz="4" w:space="0" w:color="999999"/>
+              <w:left w:val="single" w:sz="4" w:space="0" w:color="999999"/>
+              <w:bottom w:val="single" w:sz="4" w:space="0" w:color="999999"/>
+              <w:right w:val="single" w:sz="4" w:space="0" w:color="999999"/>
+            </w:tcBorders>
+            <w:vAlign w:val="center"/>
+          </w:tcPr>
+          <w:p>
             <w:r>
               <w:rPr>
                 <w:sz w:val="14"/>
               </w:rPr>
-              <w:t>_LOEKZ</w:t>
-            </w:r>
-          </w:p>
-        </w:tc>
-        <w:tc>
-          <w:tcPr>
-            <w:tcW w:w="2880" w:type="dxa"/>
-            <w:tcBorders>
-              <w:top w:val="single" w:sz="4" w:space="0" w:color="999999"/>
-              <w:left w:val="single" w:sz="4" w:space="0" w:color="999999"/>
-              <w:bottom w:val="single" w:sz="4" w:space="0" w:color="999999"/>
-              <w:right w:val="single" w:sz="4" w:space="0" w:color="999999"/>
-            </w:tcBorders>
-            <w:vAlign w:val="center"/>
-          </w:tcPr>
-          <w:p>
-            <w:r>
-              <w:rPr>
-                <w:sz w:val="14"/>
-              </w:rPr>
-              <w:t>EKPO-LOEKZ</w:t>
-            </w:r>
-          </w:p>
-        </w:tc>
-        <w:tc>
-          <w:tcPr>
-            <w:tcW w:w="3456" w:type="dxa"/>
-            <w:tcBorders>
-              <w:top w:val="single" w:sz="4" w:space="0" w:color="999999"/>
-              <w:left w:val="single" w:sz="4" w:space="0" w:color="999999"/>
-              <w:bottom w:val="single" w:sz="4" w:space="0" w:color="999999"/>
-              <w:right w:val="single" w:sz="4" w:space="0" w:color="999999"/>
-            </w:tcBorders>
-            <w:vAlign w:val="center"/>
-          </w:tcPr>
-          <w:p>
-            <w:r>
-              <w:rPr>
-                <w:sz w:val="14"/>
-              </w:rPr>
-              <w:t xml:space="preserve">Indicador de borrado; si se llena enviar </w:t>
-            </w:r>
-            <w:proofErr w:type="spellStart"/>
-            <w:r>
-              <w:rPr>
-                <w:sz w:val="14"/>
-              </w:rPr>
-              <w:t>Action</w:t>
-            </w:r>
-            <w:proofErr w:type="spellEnd"/>
-            <w:r>
-              <w:rPr>
-                <w:sz w:val="14"/>
-              </w:rPr>
-              <w:t xml:space="preserve"> = DELETED.</w:t>
+              <w:t>Indicador de borrado; si se llena enviar Action = DELETED.</w:t>
             </w:r>
           </w:p>
         </w:tc>
@@ -16641,83 +14190,53 @@
             <w:vAlign w:val="center"/>
           </w:tcPr>
           <w:p>
-            <w:proofErr w:type="spellStart"/>
-            <w:proofErr w:type="gramStart"/>
             <w:r>
               <w:rPr>
                 <w:sz w:val="14"/>
               </w:rPr>
-              <w:t>Items</w:t>
-            </w:r>
-            <w:proofErr w:type="spellEnd"/>
+              <w:t>Items[].EKPO_ELIKZ</w:t>
+            </w:r>
+          </w:p>
+        </w:tc>
+        <w:tc>
+          <w:tcPr>
+            <w:tcW w:w="2880" w:type="dxa"/>
+            <w:tcBorders>
+              <w:top w:val="single" w:sz="4" w:space="0" w:color="999999"/>
+              <w:left w:val="single" w:sz="4" w:space="0" w:color="999999"/>
+              <w:bottom w:val="single" w:sz="4" w:space="0" w:color="999999"/>
+              <w:right w:val="single" w:sz="4" w:space="0" w:color="999999"/>
+            </w:tcBorders>
+            <w:shd w:val="clear" w:color="auto" w:fill="F2F2F2"/>
+            <w:vAlign w:val="center"/>
+          </w:tcPr>
+          <w:p>
             <w:r>
               <w:rPr>
                 <w:sz w:val="14"/>
               </w:rPr>
-              <w:t>[].EKPO</w:t>
-            </w:r>
-            <w:proofErr w:type="gramEnd"/>
+              <w:t>EKPO-ELIKZ</w:t>
+            </w:r>
+          </w:p>
+        </w:tc>
+        <w:tc>
+          <w:tcPr>
+            <w:tcW w:w="3456" w:type="dxa"/>
+            <w:tcBorders>
+              <w:top w:val="single" w:sz="4" w:space="0" w:color="999999"/>
+              <w:left w:val="single" w:sz="4" w:space="0" w:color="999999"/>
+              <w:bottom w:val="single" w:sz="4" w:space="0" w:color="999999"/>
+              <w:right w:val="single" w:sz="4" w:space="0" w:color="999999"/>
+            </w:tcBorders>
+            <w:shd w:val="clear" w:color="auto" w:fill="F2F2F2"/>
+            <w:vAlign w:val="center"/>
+          </w:tcPr>
+          <w:p>
             <w:r>
               <w:rPr>
                 <w:sz w:val="14"/>
               </w:rPr>
-              <w:t>_ELIKZ</w:t>
-            </w:r>
-          </w:p>
-        </w:tc>
-        <w:tc>
-          <w:tcPr>
-            <w:tcW w:w="2880" w:type="dxa"/>
-            <w:tcBorders>
-              <w:top w:val="single" w:sz="4" w:space="0" w:color="999999"/>
-              <w:left w:val="single" w:sz="4" w:space="0" w:color="999999"/>
-              <w:bottom w:val="single" w:sz="4" w:space="0" w:color="999999"/>
-              <w:right w:val="single" w:sz="4" w:space="0" w:color="999999"/>
-            </w:tcBorders>
-            <w:shd w:val="clear" w:color="auto" w:fill="F2F2F2"/>
-            <w:vAlign w:val="center"/>
-          </w:tcPr>
-          <w:p>
-            <w:r>
-              <w:rPr>
-                <w:sz w:val="14"/>
-              </w:rPr>
-              <w:t>EKPO-ELIKZ</w:t>
-            </w:r>
-          </w:p>
-        </w:tc>
-        <w:tc>
-          <w:tcPr>
-            <w:tcW w:w="3456" w:type="dxa"/>
-            <w:tcBorders>
-              <w:top w:val="single" w:sz="4" w:space="0" w:color="999999"/>
-              <w:left w:val="single" w:sz="4" w:space="0" w:color="999999"/>
-              <w:bottom w:val="single" w:sz="4" w:space="0" w:color="999999"/>
-              <w:right w:val="single" w:sz="4" w:space="0" w:color="999999"/>
-            </w:tcBorders>
-            <w:shd w:val="clear" w:color="auto" w:fill="F2F2F2"/>
-            <w:vAlign w:val="center"/>
-          </w:tcPr>
-          <w:p>
-            <w:r>
-              <w:rPr>
-                <w:sz w:val="14"/>
-              </w:rPr>
-              <w:t xml:space="preserve">X = posición entregada completamente; enviar </w:t>
-            </w:r>
-            <w:proofErr w:type="spellStart"/>
-            <w:r>
-              <w:rPr>
-                <w:sz w:val="14"/>
-              </w:rPr>
-              <w:t>Action</w:t>
-            </w:r>
-            <w:proofErr w:type="spellEnd"/>
-            <w:r>
-              <w:rPr>
-                <w:sz w:val="14"/>
-              </w:rPr>
-              <w:t xml:space="preserve"> = COMPLETED.</w:t>
+              <w:t>X = posición entregada completamente; enviar Action = COMPLETED.</w:t>
             </w:r>
           </w:p>
         </w:tc>
@@ -16737,23 +14256,7 @@
           <w:b/>
           <w:sz w:val="20"/>
         </w:rPr>
-        <w:t xml:space="preserve">8. </w:t>
-      </w:r>
-      <w:proofErr w:type="spellStart"/>
-      <w:r>
-        <w:rPr>
-          <w:b/>
-          <w:sz w:val="20"/>
-        </w:rPr>
-        <w:t>Outbound</w:t>
-      </w:r>
-      <w:proofErr w:type="spellEnd"/>
-      <w:r>
-        <w:rPr>
-          <w:b/>
-          <w:sz w:val="20"/>
-        </w:rPr>
-        <w:t xml:space="preserve"> Bridge Logic</w:t>
+        <w:t>8. Outbound Bridge Logic</w:t>
       </w:r>
     </w:p>
     <w:tbl>
@@ -16809,7 +14312,6 @@
             <w:vAlign w:val="center"/>
           </w:tcPr>
           <w:p>
-            <w:proofErr w:type="spellStart"/>
             <w:r>
               <w:rPr>
                 <w:b/>
@@ -16817,7 +14319,6 @@
               </w:rPr>
               <w:t>Action</w:t>
             </w:r>
-            <w:proofErr w:type="spellEnd"/>
           </w:p>
         </w:tc>
         <w:tc>
@@ -16880,28 +14381,12 @@
             <w:vAlign w:val="center"/>
           </w:tcPr>
           <w:p>
-            <w:proofErr w:type="spellStart"/>
             <w:r>
               <w:rPr>
                 <w:sz w:val="16"/>
               </w:rPr>
-              <w:t>Select</w:t>
-            </w:r>
-            <w:proofErr w:type="spellEnd"/>
-            <w:r>
-              <w:rPr>
-                <w:sz w:val="16"/>
-              </w:rPr>
-              <w:t xml:space="preserve"> </w:t>
-            </w:r>
-            <w:proofErr w:type="spellStart"/>
-            <w:r>
-              <w:rPr>
-                <w:sz w:val="16"/>
-              </w:rPr>
-              <w:t>records</w:t>
-            </w:r>
-            <w:proofErr w:type="spellEnd"/>
+              <w:t>Select records</w:t>
+            </w:r>
           </w:p>
         </w:tc>
         <w:tc>
@@ -17031,19 +14516,11 @@
             <w:vAlign w:val="center"/>
           </w:tcPr>
           <w:p>
-            <w:proofErr w:type="spellStart"/>
             <w:r>
               <w:rPr>
                 <w:sz w:val="16"/>
               </w:rPr>
-              <w:t>Build</w:t>
-            </w:r>
-            <w:proofErr w:type="spellEnd"/>
-            <w:r>
-              <w:rPr>
-                <w:sz w:val="16"/>
-              </w:rPr>
-              <w:t xml:space="preserve"> JSON</w:t>
+              <w:t>Build JSON</w:t>
             </w:r>
           </w:p>
         </w:tc>
@@ -17111,30 +14588,8 @@
               <w:rPr>
                 <w:sz w:val="16"/>
               </w:rPr>
-              <w:t xml:space="preserve">Send </w:t>
-            </w:r>
-            <w:proofErr w:type="spellStart"/>
-            <w:r>
-              <w:rPr>
-                <w:sz w:val="16"/>
-              </w:rPr>
-              <w:t>to</w:t>
-            </w:r>
-            <w:proofErr w:type="spellEnd"/>
-            <w:r>
-              <w:rPr>
-                <w:sz w:val="16"/>
-              </w:rPr>
-              <w:t xml:space="preserve"> </w:t>
-            </w:r>
-            <w:proofErr w:type="spellStart"/>
-            <w:r>
-              <w:rPr>
-                <w:sz w:val="16"/>
-              </w:rPr>
-              <w:t>Confluent</w:t>
-            </w:r>
-            <w:proofErr w:type="spellEnd"/>
+              <w:t>Send to Confluent</w:t>
+            </w:r>
           </w:p>
         </w:tc>
         <w:tc>
@@ -17196,28 +14651,12 @@
             <w:vAlign w:val="center"/>
           </w:tcPr>
           <w:p>
-            <w:proofErr w:type="spellStart"/>
             <w:r>
               <w:rPr>
                 <w:sz w:val="16"/>
               </w:rPr>
-              <w:t>Update</w:t>
-            </w:r>
-            <w:proofErr w:type="spellEnd"/>
-            <w:r>
-              <w:rPr>
-                <w:sz w:val="16"/>
-              </w:rPr>
-              <w:t xml:space="preserve"> </w:t>
-            </w:r>
-            <w:proofErr w:type="spellStart"/>
-            <w:r>
-              <w:rPr>
-                <w:sz w:val="16"/>
-              </w:rPr>
-              <w:t>result</w:t>
-            </w:r>
-            <w:proofErr w:type="spellEnd"/>
+              <w:t>Update result</w:t>
+            </w:r>
           </w:p>
         </w:tc>
         <w:tc>
@@ -17259,7 +14698,6 @@
             <w:vAlign w:val="center"/>
           </w:tcPr>
           <w:p>
-            <w:proofErr w:type="spellStart"/>
             <w:r>
               <w:rPr>
                 <w:b/>
@@ -17267,7 +14705,6 @@
               </w:rPr>
               <w:t>Action</w:t>
             </w:r>
-            <w:proofErr w:type="spellEnd"/>
           </w:p>
         </w:tc>
         <w:tc>
@@ -17284,7 +14721,6 @@
             <w:vAlign w:val="center"/>
           </w:tcPr>
           <w:p>
-            <w:proofErr w:type="spellStart"/>
             <w:r>
               <w:rPr>
                 <w:b/>
@@ -17292,7 +14728,6 @@
               </w:rPr>
               <w:t>Meaning</w:t>
             </w:r>
-            <w:proofErr w:type="spellEnd"/>
           </w:p>
         </w:tc>
       </w:tr>
@@ -17338,21 +14773,7 @@
               <w:rPr>
                 <w:sz w:val="16"/>
               </w:rPr>
-              <w:t xml:space="preserve">WO creada correctamente; se envía AUFNR a </w:t>
-            </w:r>
-            <w:proofErr w:type="spellStart"/>
-            <w:r>
-              <w:rPr>
-                <w:sz w:val="16"/>
-              </w:rPr>
-              <w:t>Fleetio</w:t>
-            </w:r>
-            <w:proofErr w:type="spellEnd"/>
-            <w:r>
-              <w:rPr>
-                <w:sz w:val="16"/>
-              </w:rPr>
-              <w:t>.</w:t>
+              <w:t>WO creada correctamente; se envía AUFNR a Fleetio.</w:t>
             </w:r>
           </w:p>
         </w:tc>
@@ -17448,21 +14869,7 @@
               <w:rPr>
                 <w:sz w:val="16"/>
               </w:rPr>
-              <w:t xml:space="preserve">PR generada y ligada a la WO </w:t>
-            </w:r>
-            <w:proofErr w:type="spellStart"/>
-            <w:r>
-              <w:rPr>
-                <w:sz w:val="16"/>
-              </w:rPr>
-              <w:t>Fleetio</w:t>
-            </w:r>
-            <w:proofErr w:type="spellEnd"/>
-            <w:r>
-              <w:rPr>
-                <w:sz w:val="16"/>
-              </w:rPr>
-              <w:t>.</w:t>
+              <w:t>PR generada y ligada a la WO Fleetio.</w:t>
             </w:r>
           </w:p>
         </w:tc>
@@ -17507,19 +14914,11 @@
             <w:vAlign w:val="center"/>
           </w:tcPr>
           <w:p>
-            <w:proofErr w:type="gramStart"/>
             <w:r>
               <w:rPr>
                 <w:sz w:val="16"/>
               </w:rPr>
-              <w:t>PR modificada después</w:t>
-            </w:r>
-            <w:proofErr w:type="gramEnd"/>
-            <w:r>
-              <w:rPr>
-                <w:sz w:val="16"/>
-              </w:rPr>
-              <w:t xml:space="preserve"> de la creación.</w:t>
+              <w:t>PR modificada después de la creación.</w:t>
             </w:r>
           </w:p>
         </w:tc>
@@ -17566,21 +14965,7 @@
               <w:rPr>
                 <w:sz w:val="16"/>
               </w:rPr>
-              <w:t xml:space="preserve">PO generada y ligada a la WO </w:t>
-            </w:r>
-            <w:proofErr w:type="spellStart"/>
-            <w:r>
-              <w:rPr>
-                <w:sz w:val="16"/>
-              </w:rPr>
-              <w:t>Fleetio</w:t>
-            </w:r>
-            <w:proofErr w:type="spellEnd"/>
-            <w:r>
-              <w:rPr>
-                <w:sz w:val="16"/>
-              </w:rPr>
-              <w:t>.</w:t>
+              <w:t>PO generada y ligada a la WO Fleetio.</w:t>
             </w:r>
           </w:p>
         </w:tc>
@@ -17816,23 +15201,7 @@
           <w:b/>
           <w:sz w:val="20"/>
         </w:rPr>
-        <w:t xml:space="preserve">9.1 Escenario: Work </w:t>
-      </w:r>
-      <w:proofErr w:type="spellStart"/>
-      <w:r>
-        <w:rPr>
-          <w:b/>
-          <w:sz w:val="20"/>
-        </w:rPr>
-        <w:t>Order</w:t>
-      </w:r>
-      <w:proofErr w:type="spellEnd"/>
-      <w:r>
-        <w:rPr>
-          <w:b/>
-          <w:sz w:val="20"/>
-        </w:rPr>
-        <w:t xml:space="preserve"> creada en SAP, PR/PO pendiente</w:t>
+        <w:t>9.1 Escenario: Work Order creada en SAP, PR/PO pendiente</w:t>
       </w:r>
     </w:p>
     <w:p>
@@ -17892,25 +15261,25 @@
           <w:lang w:val="en-US"/>
         </w:rPr>
         <w:br/>
-        <w:t xml:space="preserve">  "ZTA0108_ODATAL_ORIGIN_ID": "</w:t>
-      </w:r>
-      <w:proofErr w:type="spellStart"/>
+        <w:t xml:space="preserve">  "ZTA0108_ODATAL_ORIGIN_ID": "Fleetio",</w:t>
+      </w:r>
       <w:r>
         <w:rPr>
           <w:rFonts w:ascii="Courier New" w:eastAsia="Courier New" w:hAnsi="Courier New"/>
           <w:sz w:val="14"/>
           <w:lang w:val="en-US"/>
         </w:rPr>
-        <w:t>Fleetio</w:t>
-      </w:r>
-      <w:proofErr w:type="spellEnd"/>
+        <w:br/>
+        <w:t xml:space="preserve">  "ZTA0108_ODATAL_MESSAGE": "Order %00000000001 saved with number 401478703",</w:t>
+      </w:r>
       <w:r>
         <w:rPr>
           <w:rFonts w:ascii="Courier New" w:eastAsia="Courier New" w:hAnsi="Courier New"/>
           <w:sz w:val="14"/>
           <w:lang w:val="en-US"/>
         </w:rPr>
-        <w:t>",</w:t>
+        <w:br/>
+        <w:t xml:space="preserve">  "ZPMT_FLT_PRPO_STATUS": "SUCCESS",</w:t>
       </w:r>
       <w:r>
         <w:rPr>
@@ -17919,7 +15288,7 @@
           <w:lang w:val="en-US"/>
         </w:rPr>
         <w:br/>
-        <w:t xml:space="preserve">  "ZTA0108_ODATAL_MESSAGE": "Order %00000000001 saved with number 401478703",</w:t>
+        <w:t xml:space="preserve">  "ZPMT_FLT_PRPO_CODE": "WO_CREATED",</w:t>
       </w:r>
       <w:r>
         <w:rPr>
@@ -17928,7 +15297,7 @@
           <w:lang w:val="en-US"/>
         </w:rPr>
         <w:br/>
-        <w:t xml:space="preserve">  "ZPMT_FLT_PRPO_STATUS": "SUCCESS",</w:t>
+        <w:t xml:space="preserve">  "ZPMT_FLT_PRPO_MESSAGE_TEXT": "SAP Work Order created and logged in ZTA0108_ODATAL.",</w:t>
       </w:r>
       <w:r>
         <w:rPr>
@@ -17937,7 +15306,7 @@
           <w:lang w:val="en-US"/>
         </w:rPr>
         <w:br/>
-        <w:t xml:space="preserve">  "ZPMT_FLT_PRPO_CODE": "WO_CREATED",</w:t>
+        <w:t xml:space="preserve">  "PurchaseRequisitions": [],</w:t>
       </w:r>
       <w:r>
         <w:rPr>
@@ -17946,7 +15315,7 @@
           <w:lang w:val="en-US"/>
         </w:rPr>
         <w:br/>
-        <w:t xml:space="preserve">  "ZPMT_FLT_PRPO_MESSAGE_TEXT": "SAP Work Order created and logged in ZTA0108_ODATAL.",</w:t>
+        <w:t xml:space="preserve">  "PurchaseOrders": []</w:t>
       </w:r>
       <w:r>
         <w:rPr>
@@ -17955,25 +15324,46 @@
           <w:lang w:val="en-US"/>
         </w:rPr>
         <w:br/>
-        <w:t xml:space="preserve">  "</w:t>
-      </w:r>
-      <w:proofErr w:type="spellStart"/>
+        <w:t>}</w:t>
+      </w:r>
+    </w:p>
+    <w:p>
+      <w:pPr>
+        <w:rPr>
+          <w:lang w:val="en-US"/>
+        </w:rPr>
+      </w:pPr>
+      <w:r>
+        <w:rPr>
+          <w:b/>
+          <w:sz w:val="20"/>
+          <w:lang w:val="en-US"/>
+        </w:rPr>
+        <w:t>9.2 Escenario: Purchase Requisition generada</w:t>
+      </w:r>
+    </w:p>
+    <w:p>
+      <w:pPr>
+        <w:rPr>
+          <w:lang w:val="en-US"/>
+        </w:rPr>
+      </w:pPr>
       <w:r>
         <w:rPr>
           <w:rFonts w:ascii="Courier New" w:eastAsia="Courier New" w:hAnsi="Courier New"/>
           <w:sz w:val="14"/>
           <w:lang w:val="en-US"/>
         </w:rPr>
-        <w:t>PurchaseRequisitions</w:t>
-      </w:r>
-      <w:proofErr w:type="spellEnd"/>
+        <w:t>{</w:t>
+      </w:r>
       <w:r>
         <w:rPr>
           <w:rFonts w:ascii="Courier New" w:eastAsia="Courier New" w:hAnsi="Courier New"/>
           <w:sz w:val="14"/>
           <w:lang w:val="en-US"/>
         </w:rPr>
-        <w:t>": [],</w:t>
+        <w:br/>
+        <w:t xml:space="preserve">  "ZTA0108_ODATAL_ID": "WO",</w:t>
       </w:r>
       <w:r>
         <w:rPr>
@@ -17982,25 +15372,25 @@
           <w:lang w:val="en-US"/>
         </w:rPr>
         <w:br/>
-        <w:t xml:space="preserve">  "</w:t>
-      </w:r>
-      <w:proofErr w:type="spellStart"/>
+        <w:t xml:space="preserve">  "ZTA0108_ODATAL_TYPE": "S",</w:t>
+      </w:r>
       <w:r>
         <w:rPr>
           <w:rFonts w:ascii="Courier New" w:eastAsia="Courier New" w:hAnsi="Courier New"/>
           <w:sz w:val="14"/>
           <w:lang w:val="en-US"/>
         </w:rPr>
-        <w:t>PurchaseOrders</w:t>
-      </w:r>
-      <w:proofErr w:type="spellEnd"/>
+        <w:br/>
+        <w:t xml:space="preserve">  "ZTA0108_ODATAL_WORKORDER": "401478703",</w:t>
+      </w:r>
       <w:r>
         <w:rPr>
           <w:rFonts w:ascii="Courier New" w:eastAsia="Courier New" w:hAnsi="Courier New"/>
           <w:sz w:val="14"/>
           <w:lang w:val="en-US"/>
         </w:rPr>
-        <w:t>": []</w:t>
+        <w:br/>
+        <w:t xml:space="preserve">  "ZTA0108_ODATAL_EXTERNAL_ID": "10000001",</w:t>
       </w:r>
       <w:r>
         <w:rPr>
@@ -18009,65 +15399,16 @@
           <w:lang w:val="en-US"/>
         </w:rPr>
         <w:br/>
-        <w:t>}</w:t>
-      </w:r>
-    </w:p>
-    <w:p>
-      <w:pPr>
-        <w:rPr>
-          <w:lang w:val="en-US"/>
-        </w:rPr>
-      </w:pPr>
-      <w:r>
-        <w:rPr>
-          <w:b/>
-          <w:sz w:val="20"/>
-          <w:lang w:val="en-US"/>
-        </w:rPr>
-        <w:t xml:space="preserve">9.2 </w:t>
-      </w:r>
-      <w:proofErr w:type="spellStart"/>
-      <w:r>
-        <w:rPr>
-          <w:b/>
-          <w:sz w:val="20"/>
-          <w:lang w:val="en-US"/>
-        </w:rPr>
-        <w:t>Escenario</w:t>
-      </w:r>
-      <w:proofErr w:type="spellEnd"/>
-      <w:r>
-        <w:rPr>
-          <w:b/>
-          <w:sz w:val="20"/>
-          <w:lang w:val="en-US"/>
-        </w:rPr>
-        <w:t xml:space="preserve">: Purchase Requisition </w:t>
-      </w:r>
-      <w:proofErr w:type="spellStart"/>
-      <w:r>
-        <w:rPr>
-          <w:b/>
-          <w:sz w:val="20"/>
-          <w:lang w:val="en-US"/>
-        </w:rPr>
-        <w:t>generada</w:t>
-      </w:r>
-      <w:proofErr w:type="spellEnd"/>
-    </w:p>
-    <w:p>
-      <w:pPr>
-        <w:rPr>
-          <w:lang w:val="en-US"/>
-        </w:rPr>
-      </w:pPr>
+        <w:t xml:space="preserve">  "ZTA0108_ODATAL_ORIGIN_ID": "Fleetio",</w:t>
+      </w:r>
       <w:r>
         <w:rPr>
           <w:rFonts w:ascii="Courier New" w:eastAsia="Courier New" w:hAnsi="Courier New"/>
           <w:sz w:val="14"/>
           <w:lang w:val="en-US"/>
         </w:rPr>
-        <w:t>{</w:t>
+        <w:br/>
+        <w:t xml:space="preserve">  "ZPMT_FLT_PRPO_STATUS": "SUCCESS",</w:t>
       </w:r>
       <w:r>
         <w:rPr>
@@ -18076,7 +15417,7 @@
           <w:lang w:val="en-US"/>
         </w:rPr>
         <w:br/>
-        <w:t xml:space="preserve">  "ZTA0108_ODATAL_ID": "WO",</w:t>
+        <w:t xml:space="preserve">  "ZPMT_FLT_PRPO_CODE": "PR_CREATED",</w:t>
       </w:r>
       <w:r>
         <w:rPr>
@@ -18085,7 +15426,7 @@
           <w:lang w:val="en-US"/>
         </w:rPr>
         <w:br/>
-        <w:t xml:space="preserve">  "ZTA0108_ODATAL_TYPE": "S",</w:t>
+        <w:t xml:space="preserve">  "ZPMT_FLT_PRPO_MESSAGE_TEXT": "Purchase Requisition created for SAP Work Order.",</w:t>
       </w:r>
       <w:r>
         <w:rPr>
@@ -18094,7 +15435,7 @@
           <w:lang w:val="en-US"/>
         </w:rPr>
         <w:br/>
-        <w:t xml:space="preserve">  "ZTA0108_ODATAL_WORKORDER": "401478703",</w:t>
+        <w:t xml:space="preserve">  "PurchaseRequisitions": [</w:t>
       </w:r>
       <w:r>
         <w:rPr>
@@ -18103,7 +15444,7 @@
           <w:lang w:val="en-US"/>
         </w:rPr>
         <w:br/>
-        <w:t xml:space="preserve">  "ZTA0108_ODATAL_EXTERNAL_ID": "10000001",</w:t>
+        <w:t xml:space="preserve">    {</w:t>
       </w:r>
       <w:r>
         <w:rPr>
@@ -18112,25 +15453,25 @@
           <w:lang w:val="en-US"/>
         </w:rPr>
         <w:br/>
-        <w:t xml:space="preserve">  "ZTA0108_ODATAL_ORIGIN_ID": "</w:t>
-      </w:r>
-      <w:proofErr w:type="spellStart"/>
+        <w:t xml:space="preserve">      "EBAN_BANFN": "11142445",</w:t>
+      </w:r>
       <w:r>
         <w:rPr>
           <w:rFonts w:ascii="Courier New" w:eastAsia="Courier New" w:hAnsi="Courier New"/>
           <w:sz w:val="14"/>
           <w:lang w:val="en-US"/>
         </w:rPr>
-        <w:t>Fleetio</w:t>
-      </w:r>
-      <w:proofErr w:type="spellEnd"/>
+        <w:br/>
+        <w:t xml:space="preserve">      "EBAN_BNFPO": "00010",</w:t>
+      </w:r>
       <w:r>
         <w:rPr>
           <w:rFonts w:ascii="Courier New" w:eastAsia="Courier New" w:hAnsi="Courier New"/>
           <w:sz w:val="14"/>
           <w:lang w:val="en-US"/>
         </w:rPr>
-        <w:t>",</w:t>
+        <w:br/>
+        <w:t xml:space="preserve">      "EBKN_AUFNR": "401478703",</w:t>
       </w:r>
       <w:r>
         <w:rPr>
@@ -18139,7 +15480,7 @@
           <w:lang w:val="en-US"/>
         </w:rPr>
         <w:br/>
-        <w:t xml:space="preserve">  "ZPMT_FLT_PRPO_STATUS": "SUCCESS",</w:t>
+        <w:t xml:space="preserve">      "EBAN_WERKS": "7151",</w:t>
       </w:r>
       <w:r>
         <w:rPr>
@@ -18148,7 +15489,7 @@
           <w:lang w:val="en-US"/>
         </w:rPr>
         <w:br/>
-        <w:t xml:space="preserve">  "ZPMT_FLT_PRPO_CODE": "PR_CREATED",</w:t>
+        <w:t xml:space="preserve">      "ZPMT_FLT_PRPO_PR_ACTION": "PR_CREATED",</w:t>
       </w:r>
       <w:r>
         <w:rPr>
@@ -18157,7 +15498,7 @@
           <w:lang w:val="en-US"/>
         </w:rPr>
         <w:br/>
-        <w:t xml:space="preserve">  "ZPMT_FLT_PRPO_MESSAGE_TEXT": "Purchase Requisition created for SAP Work Order.",</w:t>
+        <w:t xml:space="preserve">      "EBAN_MATNR": "",</w:t>
       </w:r>
       <w:r>
         <w:rPr>
@@ -18166,25 +15507,25 @@
           <w:lang w:val="en-US"/>
         </w:rPr>
         <w:br/>
-        <w:t xml:space="preserve">  "</w:t>
-      </w:r>
-      <w:proofErr w:type="spellStart"/>
+        <w:t xml:space="preserve">      "EBAN_TXZ01": "Servicio de Limpieza",</w:t>
+      </w:r>
       <w:r>
         <w:rPr>
           <w:rFonts w:ascii="Courier New" w:eastAsia="Courier New" w:hAnsi="Courier New"/>
           <w:sz w:val="14"/>
           <w:lang w:val="en-US"/>
         </w:rPr>
-        <w:t>PurchaseRequisitions</w:t>
-      </w:r>
-      <w:proofErr w:type="spellEnd"/>
+        <w:br/>
+        <w:t xml:space="preserve">      "EBAN_MENGE": "1",</w:t>
+      </w:r>
       <w:r>
         <w:rPr>
           <w:rFonts w:ascii="Courier New" w:eastAsia="Courier New" w:hAnsi="Courier New"/>
           <w:sz w:val="14"/>
           <w:lang w:val="en-US"/>
         </w:rPr>
-        <w:t>": [</w:t>
+        <w:br/>
+        <w:t xml:space="preserve">      "EBAN_MEINS": "LE",</w:t>
       </w:r>
       <w:r>
         <w:rPr>
@@ -18193,7 +15534,7 @@
           <w:lang w:val="en-US"/>
         </w:rPr>
         <w:br/>
-        <w:t xml:space="preserve">    {</w:t>
+        <w:t xml:space="preserve">      "EBAN_MATKL": "100005",</w:t>
       </w:r>
       <w:r>
         <w:rPr>
@@ -18202,7 +15543,7 @@
           <w:lang w:val="en-US"/>
         </w:rPr>
         <w:br/>
-        <w:t xml:space="preserve">      "EBAN_BANFN": "11142445",</w:t>
+        <w:t xml:space="preserve">      "EBAN_EKGRP": "D01",</w:t>
       </w:r>
       <w:r>
         <w:rPr>
@@ -18211,7 +15552,7 @@
           <w:lang w:val="en-US"/>
         </w:rPr>
         <w:br/>
-        <w:t xml:space="preserve">      "EBAN_BNFPO": "00010",</w:t>
+        <w:t xml:space="preserve">      "EBAN_EKORG": "7000",</w:t>
       </w:r>
       <w:r>
         <w:rPr>
@@ -18220,7 +15561,7 @@
           <w:lang w:val="en-US"/>
         </w:rPr>
         <w:br/>
-        <w:t xml:space="preserve">      "EBKN_AUFNR": "401478703",</w:t>
+        <w:t xml:space="preserve">      "EBAN_PREIS": "1000",</w:t>
       </w:r>
       <w:r>
         <w:rPr>
@@ -18229,7 +15570,7 @@
           <w:lang w:val="en-US"/>
         </w:rPr>
         <w:br/>
-        <w:t xml:space="preserve">      "EBAN_WERKS": "7151",</w:t>
+        <w:t xml:space="preserve">      "EBAN_PEINH": "1",</w:t>
       </w:r>
       <w:r>
         <w:rPr>
@@ -18238,7 +15579,7 @@
           <w:lang w:val="en-US"/>
         </w:rPr>
         <w:br/>
-        <w:t xml:space="preserve">      "ZPMT_FLT_PRPO_PR_ACTION": "PR_CREATED",</w:t>
+        <w:t xml:space="preserve">      "EBAN_WAERS": "USD",</w:t>
       </w:r>
       <w:r>
         <w:rPr>
@@ -18247,7 +15588,7 @@
           <w:lang w:val="en-US"/>
         </w:rPr>
         <w:br/>
-        <w:t xml:space="preserve">      "EBAN_MATNR": "",</w:t>
+        <w:t xml:space="preserve">      "EBAN_LOEKZ": "X",</w:t>
       </w:r>
       <w:r>
         <w:rPr>
@@ -18256,25 +15597,25 @@
           <w:lang w:val="en-US"/>
         </w:rPr>
         <w:br/>
-        <w:t xml:space="preserve">      "EBAN_TXZ01": "Servicio de </w:t>
-      </w:r>
-      <w:proofErr w:type="spellStart"/>
+        <w:t xml:space="preserve">      "EBKN_SAKTO": "242500",</w:t>
+      </w:r>
       <w:r>
         <w:rPr>
           <w:rFonts w:ascii="Courier New" w:eastAsia="Courier New" w:hAnsi="Courier New"/>
           <w:sz w:val="14"/>
           <w:lang w:val="en-US"/>
         </w:rPr>
-        <w:t>Limpieza</w:t>
-      </w:r>
-      <w:proofErr w:type="spellEnd"/>
+        <w:br/>
+        <w:t xml:space="preserve">      "EBKN_KOKRS": "7000"</w:t>
+      </w:r>
       <w:r>
         <w:rPr>
           <w:rFonts w:ascii="Courier New" w:eastAsia="Courier New" w:hAnsi="Courier New"/>
           <w:sz w:val="14"/>
           <w:lang w:val="en-US"/>
         </w:rPr>
-        <w:t>",</w:t>
+        <w:br/>
+        <w:t xml:space="preserve">    }</w:t>
       </w:r>
       <w:r>
         <w:rPr>
@@ -18283,7 +15624,7 @@
           <w:lang w:val="en-US"/>
         </w:rPr>
         <w:br/>
-        <w:t xml:space="preserve">      "EBAN_MENGE": "1",</w:t>
+        <w:t xml:space="preserve">  ],</w:t>
       </w:r>
       <w:r>
         <w:rPr>
@@ -18292,7 +15633,7 @@
           <w:lang w:val="en-US"/>
         </w:rPr>
         <w:br/>
-        <w:t xml:space="preserve">      "EBAN_MEINS": "LE",</w:t>
+        <w:t xml:space="preserve">  "PurchaseOrders": []</w:t>
       </w:r>
       <w:r>
         <w:rPr>
@@ -18301,85 +15642,158 @@
           <w:lang w:val="en-US"/>
         </w:rPr>
         <w:br/>
-        <w:t xml:space="preserve">      "EBAN_MATKL": "100005",</w:t>
-      </w:r>
+        <w:t>}</w:t>
+      </w:r>
+    </w:p>
+    <w:p>
+      <w:r>
+        <w:rPr>
+          <w:b/>
+          <w:sz w:val="20"/>
+        </w:rPr>
+        <w:t>9.3 Escenario: Purchase Order generada desde la PR</w:t>
+      </w:r>
+    </w:p>
+    <w:p>
       <w:r>
         <w:rPr>
           <w:rFonts w:ascii="Courier New" w:eastAsia="Courier New" w:hAnsi="Courier New"/>
           <w:sz w:val="14"/>
-          <w:lang w:val="en-US"/>
-        </w:rPr>
-        <w:br/>
-        <w:t xml:space="preserve">      "EBAN_EKGRP": "D01",</w:t>
+        </w:rPr>
+        <w:t>{</w:t>
       </w:r>
       <w:r>
         <w:rPr>
           <w:rFonts w:ascii="Courier New" w:eastAsia="Courier New" w:hAnsi="Courier New"/>
           <w:sz w:val="14"/>
-          <w:lang w:val="en-US"/>
         </w:rPr>
         <w:br/>
-        <w:t xml:space="preserve">      "EBAN_EKORG": "7000",</w:t>
+        <w:t xml:space="preserve">  "ZTA0108_ODATAL_ID": "WO",</w:t>
       </w:r>
       <w:r>
         <w:rPr>
           <w:rFonts w:ascii="Courier New" w:eastAsia="Courier New" w:hAnsi="Courier New"/>
           <w:sz w:val="14"/>
-          <w:lang w:val="en-US"/>
         </w:rPr>
         <w:br/>
-        <w:t xml:space="preserve">      "EBAN_PREIS": "1000",</w:t>
+        <w:t xml:space="preserve">  "ZTA0108_ODATAL_TYPE": "S",</w:t>
       </w:r>
       <w:r>
         <w:rPr>
           <w:rFonts w:ascii="Courier New" w:eastAsia="Courier New" w:hAnsi="Courier New"/>
           <w:sz w:val="14"/>
-          <w:lang w:val="en-US"/>
         </w:rPr>
         <w:br/>
-        <w:t xml:space="preserve">      "EBAN_PEINH": "1",</w:t>
+        <w:t xml:space="preserve">  "ZTA0108_ODATAL_WORKORDER": "401478703",</w:t>
       </w:r>
       <w:r>
         <w:rPr>
           <w:rFonts w:ascii="Courier New" w:eastAsia="Courier New" w:hAnsi="Courier New"/>
           <w:sz w:val="14"/>
-          <w:lang w:val="en-US"/>
         </w:rPr>
         <w:br/>
-        <w:t xml:space="preserve">      "EBAN_WAERS": "USD",</w:t>
+        <w:t xml:space="preserve">  "ZTA0108_ODATAL_EXTERNAL_ID": "10000001",</w:t>
       </w:r>
       <w:r>
         <w:rPr>
           <w:rFonts w:ascii="Courier New" w:eastAsia="Courier New" w:hAnsi="Courier New"/>
           <w:sz w:val="14"/>
-          <w:lang w:val="en-US"/>
         </w:rPr>
         <w:br/>
-        <w:t xml:space="preserve">      "EBAN_LOEKZ": "X",</w:t>
+        <w:t xml:space="preserve">  "ZTA0108_ODATAL_ORIGIN_ID": "Fleetio",</w:t>
       </w:r>
       <w:r>
         <w:rPr>
           <w:rFonts w:ascii="Courier New" w:eastAsia="Courier New" w:hAnsi="Courier New"/>
           <w:sz w:val="14"/>
-          <w:lang w:val="en-US"/>
         </w:rPr>
         <w:br/>
-        <w:t xml:space="preserve">      "EBKN_SAKTO": "242500",</w:t>
+        <w:t xml:space="preserve">  "ZPMT_FLT_PRPO_STATUS": "SUCCESS",</w:t>
       </w:r>
       <w:r>
         <w:rPr>
           <w:rFonts w:ascii="Courier New" w:eastAsia="Courier New" w:hAnsi="Courier New"/>
           <w:sz w:val="14"/>
-          <w:lang w:val="en-US"/>
         </w:rPr>
         <w:br/>
-        <w:t xml:space="preserve">      "EBKN_KOKRS": "7000"</w:t>
+        <w:t xml:space="preserve">  "ZPMT_FLT_PRPO_CODE": "PO_CREATED",</w:t>
       </w:r>
       <w:r>
         <w:rPr>
           <w:rFonts w:ascii="Courier New" w:eastAsia="Courier New" w:hAnsi="Courier New"/>
           <w:sz w:val="14"/>
-          <w:lang w:val="en-US"/>
+        </w:rPr>
+        <w:br/>
+        <w:t xml:space="preserve">  "ZPMT_FLT_PRPO_MESSAGE_TEXT": "Purchase Order created from PR.",</w:t>
+      </w:r>
+      <w:r>
+        <w:rPr>
+          <w:rFonts w:ascii="Courier New" w:eastAsia="Courier New" w:hAnsi="Courier New"/>
+          <w:sz w:val="14"/>
+        </w:rPr>
+        <w:br/>
+        <w:t xml:space="preserve">  "PurchaseRequisitions": [</w:t>
+      </w:r>
+      <w:r>
+        <w:rPr>
+          <w:rFonts w:ascii="Courier New" w:eastAsia="Courier New" w:hAnsi="Courier New"/>
+          <w:sz w:val="14"/>
+        </w:rPr>
+        <w:br/>
+        <w:t xml:space="preserve">    {</w:t>
+      </w:r>
+      <w:r>
+        <w:rPr>
+          <w:rFonts w:ascii="Courier New" w:eastAsia="Courier New" w:hAnsi="Courier New"/>
+          <w:sz w:val="14"/>
+        </w:rPr>
+        <w:br/>
+        <w:t xml:space="preserve">      "EBAN_BANFN": "11142445",</w:t>
+      </w:r>
+      <w:r>
+        <w:rPr>
+          <w:rFonts w:ascii="Courier New" w:eastAsia="Courier New" w:hAnsi="Courier New"/>
+          <w:sz w:val="14"/>
+        </w:rPr>
+        <w:br/>
+        <w:t xml:space="preserve">      "EBAN_BNFPO": "00010",</w:t>
+      </w:r>
+      <w:r>
+        <w:rPr>
+          <w:rFonts w:ascii="Courier New" w:eastAsia="Courier New" w:hAnsi="Courier New"/>
+          <w:sz w:val="14"/>
+        </w:rPr>
+        <w:br/>
+        <w:t xml:space="preserve">      "EBKN_AUFNR": "401478703",</w:t>
+      </w:r>
+      <w:r>
+        <w:rPr>
+          <w:rFonts w:ascii="Courier New" w:eastAsia="Courier New" w:hAnsi="Courier New"/>
+          <w:sz w:val="14"/>
+        </w:rPr>
+        <w:br/>
+        <w:t xml:space="preserve">      "ZPMT_FLT_PRPO_PR_ACTION": "PO_CREATED",</w:t>
+      </w:r>
+      <w:r>
+        <w:rPr>
+          <w:rFonts w:ascii="Courier New" w:eastAsia="Courier New" w:hAnsi="Courier New"/>
+          <w:sz w:val="14"/>
+        </w:rPr>
+        <w:br/>
+        <w:t xml:space="preserve">      "EBAN_EBELN": "4508314144",</w:t>
+      </w:r>
+      <w:r>
+        <w:rPr>
+          <w:rFonts w:ascii="Courier New" w:eastAsia="Courier New" w:hAnsi="Courier New"/>
+          <w:sz w:val="14"/>
+        </w:rPr>
+        <w:br/>
+        <w:t xml:space="preserve">      "EBAN_EBELP": "00010"</w:t>
+      </w:r>
+      <w:r>
+        <w:rPr>
+          <w:rFonts w:ascii="Courier New" w:eastAsia="Courier New" w:hAnsi="Courier New"/>
+          <w:sz w:val="14"/>
         </w:rPr>
         <w:br/>
         <w:t xml:space="preserve">    }</w:t>
@@ -18388,7 +15802,6 @@
         <w:rPr>
           <w:rFonts w:ascii="Courier New" w:eastAsia="Courier New" w:hAnsi="Courier New"/>
           <w:sz w:val="14"/>
-          <w:lang w:val="en-US"/>
         </w:rPr>
         <w:br/>
         <w:t xml:space="preserve">  ],</w:t>
@@ -18397,34 +15810,269 @@
         <w:rPr>
           <w:rFonts w:ascii="Courier New" w:eastAsia="Courier New" w:hAnsi="Courier New"/>
           <w:sz w:val="14"/>
-          <w:lang w:val="en-US"/>
         </w:rPr>
         <w:br/>
-        <w:t xml:space="preserve">  "</w:t>
-      </w:r>
-      <w:proofErr w:type="spellStart"/>
+        <w:t xml:space="preserve">  "PurchaseOrders": [</w:t>
+      </w:r>
       <w:r>
         <w:rPr>
           <w:rFonts w:ascii="Courier New" w:eastAsia="Courier New" w:hAnsi="Courier New"/>
           <w:sz w:val="14"/>
-          <w:lang w:val="en-US"/>
-        </w:rPr>
-        <w:t>PurchaseOrders</w:t>
-      </w:r>
-      <w:proofErr w:type="spellEnd"/>
+        </w:rPr>
+        <w:br/>
+        <w:t xml:space="preserve">    {</w:t>
+      </w:r>
       <w:r>
         <w:rPr>
           <w:rFonts w:ascii="Courier New" w:eastAsia="Courier New" w:hAnsi="Courier New"/>
           <w:sz w:val="14"/>
-          <w:lang w:val="en-US"/>
-        </w:rPr>
-        <w:t>": []</w:t>
+        </w:rPr>
+        <w:br/>
+        <w:t xml:space="preserve">      "EKKO_EBELN": "4508314144",</w:t>
       </w:r>
       <w:r>
         <w:rPr>
           <w:rFonts w:ascii="Courier New" w:eastAsia="Courier New" w:hAnsi="Courier New"/>
           <w:sz w:val="14"/>
-          <w:lang w:val="en-US"/>
+        </w:rPr>
+        <w:br/>
+        <w:t xml:space="preserve">      "EKKO_LIFNR": "0000702224",</w:t>
+      </w:r>
+      <w:r>
+        <w:rPr>
+          <w:rFonts w:ascii="Courier New" w:eastAsia="Courier New" w:hAnsi="Courier New"/>
+          <w:sz w:val="14"/>
+        </w:rPr>
+        <w:br/>
+        <w:t xml:space="preserve">      "EKKO_EKORG": "7000",</w:t>
+      </w:r>
+      <w:r>
+        <w:rPr>
+          <w:rFonts w:ascii="Courier New" w:eastAsia="Courier New" w:hAnsi="Courier New"/>
+          <w:sz w:val="14"/>
+        </w:rPr>
+        <w:br/>
+        <w:t xml:space="preserve">      "EKKO_EKGRP": "D01",</w:t>
+      </w:r>
+      <w:r>
+        <w:rPr>
+          <w:rFonts w:ascii="Courier New" w:eastAsia="Courier New" w:hAnsi="Courier New"/>
+          <w:sz w:val="14"/>
+        </w:rPr>
+        <w:br/>
+        <w:t xml:space="preserve">      "EKKO_WAERS": "USD",</w:t>
+      </w:r>
+      <w:r>
+        <w:rPr>
+          <w:rFonts w:ascii="Courier New" w:eastAsia="Courier New" w:hAnsi="Courier New"/>
+          <w:sz w:val="14"/>
+        </w:rPr>
+        <w:br/>
+        <w:t xml:space="preserve">      "LFA1_NAME1": "",</w:t>
+      </w:r>
+      <w:r>
+        <w:rPr>
+          <w:rFonts w:ascii="Courier New" w:eastAsia="Courier New" w:hAnsi="Courier New"/>
+          <w:sz w:val="14"/>
+        </w:rPr>
+        <w:br/>
+        <w:t xml:space="preserve">      "Items": [</w:t>
+      </w:r>
+      <w:r>
+        <w:rPr>
+          <w:rFonts w:ascii="Courier New" w:eastAsia="Courier New" w:hAnsi="Courier New"/>
+          <w:sz w:val="14"/>
+        </w:rPr>
+        <w:br/>
+        <w:t xml:space="preserve">        {</w:t>
+      </w:r>
+      <w:r>
+        <w:rPr>
+          <w:rFonts w:ascii="Courier New" w:eastAsia="Courier New" w:hAnsi="Courier New"/>
+          <w:sz w:val="14"/>
+        </w:rPr>
+        <w:br/>
+      </w:r>
+      <w:r>
+        <w:rPr>
+          <w:rFonts w:ascii="Courier New" w:eastAsia="Courier New" w:hAnsi="Courier New"/>
+          <w:sz w:val="14"/>
+        </w:rPr>
+        <w:lastRenderedPageBreak/>
+        <w:t xml:space="preserve">          "ZPMT_FLT_PRPO_PO_ACTION": "CREATED",</w:t>
+      </w:r>
+      <w:r>
+        <w:rPr>
+          <w:rFonts w:ascii="Courier New" w:eastAsia="Courier New" w:hAnsi="Courier New"/>
+          <w:sz w:val="14"/>
+        </w:rPr>
+        <w:br/>
+        <w:t xml:space="preserve">          "EKPO_EBELN": "4508314144",</w:t>
+      </w:r>
+      <w:r>
+        <w:rPr>
+          <w:rFonts w:ascii="Courier New" w:eastAsia="Courier New" w:hAnsi="Courier New"/>
+          <w:sz w:val="14"/>
+        </w:rPr>
+        <w:br/>
+        <w:t xml:space="preserve">          "EKPO_EBELP": "00010",</w:t>
+      </w:r>
+      <w:r>
+        <w:rPr>
+          <w:rFonts w:ascii="Courier New" w:eastAsia="Courier New" w:hAnsi="Courier New"/>
+          <w:sz w:val="14"/>
+        </w:rPr>
+        <w:br/>
+        <w:t xml:space="preserve">          "EBAN_BANFN": "11142445",</w:t>
+      </w:r>
+      <w:r>
+        <w:rPr>
+          <w:rFonts w:ascii="Courier New" w:eastAsia="Courier New" w:hAnsi="Courier New"/>
+          <w:sz w:val="14"/>
+        </w:rPr>
+        <w:br/>
+        <w:t xml:space="preserve">          "EBAN_BNFPO": "00010",</w:t>
+      </w:r>
+      <w:r>
+        <w:rPr>
+          <w:rFonts w:ascii="Courier New" w:eastAsia="Courier New" w:hAnsi="Courier New"/>
+          <w:sz w:val="14"/>
+        </w:rPr>
+        <w:br/>
+        <w:t xml:space="preserve">          "EKPO_MATNR": "",</w:t>
+      </w:r>
+      <w:r>
+        <w:rPr>
+          <w:rFonts w:ascii="Courier New" w:eastAsia="Courier New" w:hAnsi="Courier New"/>
+          <w:sz w:val="14"/>
+        </w:rPr>
+        <w:br/>
+        <w:t xml:space="preserve">          "EKPO_TXZ01": "Servicio de Limpieza",</w:t>
+      </w:r>
+      <w:r>
+        <w:rPr>
+          <w:rFonts w:ascii="Courier New" w:eastAsia="Courier New" w:hAnsi="Courier New"/>
+          <w:sz w:val="14"/>
+        </w:rPr>
+        <w:br/>
+        <w:t xml:space="preserve">          "EKPO_WERKS": "7151",</w:t>
+      </w:r>
+      <w:r>
+        <w:rPr>
+          <w:rFonts w:ascii="Courier New" w:eastAsia="Courier New" w:hAnsi="Courier New"/>
+          <w:sz w:val="14"/>
+        </w:rPr>
+        <w:br/>
+        <w:t xml:space="preserve">          "EKPO_LGORT": "",</w:t>
+      </w:r>
+      <w:r>
+        <w:rPr>
+          <w:rFonts w:ascii="Courier New" w:eastAsia="Courier New" w:hAnsi="Courier New"/>
+          <w:sz w:val="14"/>
+        </w:rPr>
+        <w:br/>
+        <w:t xml:space="preserve">          "EKPO_MATKL": "100005",</w:t>
+      </w:r>
+      <w:r>
+        <w:rPr>
+          <w:rFonts w:ascii="Courier New" w:eastAsia="Courier New" w:hAnsi="Courier New"/>
+          <w:sz w:val="14"/>
+        </w:rPr>
+        <w:br/>
+        <w:t xml:space="preserve">          "EKPO_MENGE": "1",</w:t>
+      </w:r>
+      <w:r>
+        <w:rPr>
+          <w:rFonts w:ascii="Courier New" w:eastAsia="Courier New" w:hAnsi="Courier New"/>
+          <w:sz w:val="14"/>
+        </w:rPr>
+        <w:br/>
+        <w:t xml:space="preserve">          "EKPO_MEINS": "LE",</w:t>
+      </w:r>
+      <w:r>
+        <w:rPr>
+          <w:rFonts w:ascii="Courier New" w:eastAsia="Courier New" w:hAnsi="Courier New"/>
+          <w:sz w:val="14"/>
+        </w:rPr>
+        <w:br/>
+        <w:t xml:space="preserve">          "EKPO_BPRME": "LE",</w:t>
+      </w:r>
+      <w:r>
+        <w:rPr>
+          <w:rFonts w:ascii="Courier New" w:eastAsia="Courier New" w:hAnsi="Courier New"/>
+          <w:sz w:val="14"/>
+        </w:rPr>
+        <w:br/>
+        <w:t xml:space="preserve">          "EKPO_PEINH": "1",</w:t>
+      </w:r>
+      <w:r>
+        <w:rPr>
+          <w:rFonts w:ascii="Courier New" w:eastAsia="Courier New" w:hAnsi="Courier New"/>
+          <w:sz w:val="14"/>
+        </w:rPr>
+        <w:br/>
+        <w:t xml:space="preserve">          "EKPO_NETPR": "1000",</w:t>
+      </w:r>
+      <w:r>
+        <w:rPr>
+          <w:rFonts w:ascii="Courier New" w:eastAsia="Courier New" w:hAnsi="Courier New"/>
+          <w:sz w:val="14"/>
+        </w:rPr>
+        <w:br/>
+        <w:t xml:space="preserve">          "EKPO_NETWR": "1000",</w:t>
+      </w:r>
+      <w:r>
+        <w:rPr>
+          <w:rFonts w:ascii="Courier New" w:eastAsia="Courier New" w:hAnsi="Courier New"/>
+          <w:sz w:val="14"/>
+        </w:rPr>
+        <w:br/>
+        <w:t xml:space="preserve">          "EKPO_LOEKZ": "",</w:t>
+      </w:r>
+      <w:r>
+        <w:rPr>
+          <w:rFonts w:ascii="Courier New" w:eastAsia="Courier New" w:hAnsi="Courier New"/>
+          <w:sz w:val="14"/>
+        </w:rPr>
+        <w:br/>
+        <w:t xml:space="preserve">          "EKPO_ELIKZ": ""</w:t>
+      </w:r>
+      <w:r>
+        <w:rPr>
+          <w:rFonts w:ascii="Courier New" w:eastAsia="Courier New" w:hAnsi="Courier New"/>
+          <w:sz w:val="14"/>
+        </w:rPr>
+        <w:br/>
+        <w:t xml:space="preserve">        }</w:t>
+      </w:r>
+      <w:r>
+        <w:rPr>
+          <w:rFonts w:ascii="Courier New" w:eastAsia="Courier New" w:hAnsi="Courier New"/>
+          <w:sz w:val="14"/>
+        </w:rPr>
+        <w:br/>
+        <w:t xml:space="preserve">      ]</w:t>
+      </w:r>
+      <w:r>
+        <w:rPr>
+          <w:rFonts w:ascii="Courier New" w:eastAsia="Courier New" w:hAnsi="Courier New"/>
+          <w:sz w:val="14"/>
+        </w:rPr>
+        <w:br/>
+        <w:t xml:space="preserve">    }</w:t>
+      </w:r>
+      <w:r>
+        <w:rPr>
+          <w:rFonts w:ascii="Courier New" w:eastAsia="Courier New" w:hAnsi="Courier New"/>
+          <w:sz w:val="14"/>
+        </w:rPr>
+        <w:br/>
+        <w:t xml:space="preserve">  ]</w:t>
+      </w:r>
+      <w:r>
+        <w:rPr>
+          <w:rFonts w:ascii="Courier New" w:eastAsia="Courier New" w:hAnsi="Courier New"/>
+          <w:sz w:val="14"/>
         </w:rPr>
         <w:br/>
         <w:t>}</w:t>
@@ -18436,28 +16084,833 @@
           <w:b/>
           <w:sz w:val="20"/>
         </w:rPr>
-        <w:t xml:space="preserve">9.3 Escenario: Purchase </w:t>
-      </w:r>
-      <w:proofErr w:type="spellStart"/>
+        <w:t>9.4 Escenario: Posición PO entregada completamente</w:t>
+      </w:r>
+    </w:p>
+    <w:p>
+      <w:r>
+        <w:rPr>
+          <w:rFonts w:ascii="Courier New" w:hAnsi="Courier New"/>
+          <w:sz w:val="14"/>
+        </w:rPr>
+        <w:t>{</w:t>
+      </w:r>
+      <w:r>
+        <w:rPr>
+          <w:rFonts w:ascii="Courier New" w:hAnsi="Courier New"/>
+          <w:sz w:val="14"/>
+        </w:rPr>
+        <w:br/>
+        <w:t xml:space="preserve">  "ZTA0108_ODATAL_ID": "WO",</w:t>
+      </w:r>
+      <w:r>
+        <w:rPr>
+          <w:rFonts w:ascii="Courier New" w:hAnsi="Courier New"/>
+          <w:sz w:val="14"/>
+        </w:rPr>
+        <w:br/>
+        <w:t xml:space="preserve">  "ZTA0108_ODATAL_TYPE": "S",</w:t>
+      </w:r>
+      <w:r>
+        <w:rPr>
+          <w:rFonts w:ascii="Courier New" w:hAnsi="Courier New"/>
+          <w:sz w:val="14"/>
+        </w:rPr>
+        <w:br/>
+        <w:t xml:space="preserve">  "ZTA0108_ODATAL_WORKORDER": "401478703",</w:t>
+      </w:r>
+      <w:r>
+        <w:rPr>
+          <w:rFonts w:ascii="Courier New" w:hAnsi="Courier New"/>
+          <w:sz w:val="14"/>
+        </w:rPr>
+        <w:br/>
+        <w:t xml:space="preserve">  "ZTA0108_ODATAL_EXTERNAL_ID": "10000001",</w:t>
+      </w:r>
+      <w:r>
+        <w:rPr>
+          <w:rFonts w:ascii="Courier New" w:hAnsi="Courier New"/>
+          <w:sz w:val="14"/>
+        </w:rPr>
+        <w:br/>
+        <w:t xml:space="preserve">  "ZTA0108_ODATAL_ORIGIN_ID": "Fleetio",</w:t>
+      </w:r>
+      <w:r>
+        <w:rPr>
+          <w:rFonts w:ascii="Courier New" w:hAnsi="Courier New"/>
+          <w:sz w:val="14"/>
+        </w:rPr>
+        <w:br/>
+        <w:t xml:space="preserve">  "ZPMT_FLT_PRPO_STATUS": "SUCCESS",</w:t>
+      </w:r>
+      <w:r>
+        <w:rPr>
+          <w:rFonts w:ascii="Courier New" w:hAnsi="Courier New"/>
+          <w:sz w:val="14"/>
+        </w:rPr>
+        <w:br/>
+        <w:t xml:space="preserve">  "ZPMT_FLT_PRPO_MESSAGE_TEXT": "PO item completely delivered in SAP.",</w:t>
+      </w:r>
+      <w:r>
+        <w:rPr>
+          <w:rFonts w:ascii="Courier New" w:hAnsi="Courier New"/>
+          <w:sz w:val="14"/>
+        </w:rPr>
+        <w:br/>
+        <w:t xml:space="preserve">  "PurchaseRequisitions": [],</w:t>
+      </w:r>
+      <w:r>
+        <w:rPr>
+          <w:rFonts w:ascii="Courier New" w:hAnsi="Courier New"/>
+          <w:sz w:val="14"/>
+        </w:rPr>
+        <w:br/>
+        <w:t xml:space="preserve">  "PurchaseOrders": [</w:t>
+      </w:r>
+      <w:r>
+        <w:rPr>
+          <w:rFonts w:ascii="Courier New" w:hAnsi="Courier New"/>
+          <w:sz w:val="14"/>
+        </w:rPr>
+        <w:br/>
+        <w:t xml:space="preserve">    {</w:t>
+      </w:r>
+      <w:r>
+        <w:rPr>
+          <w:rFonts w:ascii="Courier New" w:hAnsi="Courier New"/>
+          <w:sz w:val="14"/>
+        </w:rPr>
+        <w:br/>
+        <w:t xml:space="preserve">      "EKKO_EBELN": "4508314144",</w:t>
+      </w:r>
+      <w:r>
+        <w:rPr>
+          <w:rFonts w:ascii="Courier New" w:hAnsi="Courier New"/>
+          <w:sz w:val="14"/>
+        </w:rPr>
+        <w:br/>
+        <w:t xml:space="preserve">      "EKKO_LIFNR": "0000702224",</w:t>
+      </w:r>
+      <w:r>
+        <w:rPr>
+          <w:rFonts w:ascii="Courier New" w:hAnsi="Courier New"/>
+          <w:sz w:val="14"/>
+        </w:rPr>
+        <w:br/>
+        <w:t xml:space="preserve">      "EKKO_WAERS": "USD",</w:t>
+      </w:r>
+      <w:r>
+        <w:rPr>
+          <w:rFonts w:ascii="Courier New" w:hAnsi="Courier New"/>
+          <w:sz w:val="14"/>
+        </w:rPr>
+        <w:br/>
+        <w:t xml:space="preserve">      "Items": [</w:t>
+      </w:r>
+      <w:r>
+        <w:rPr>
+          <w:rFonts w:ascii="Courier New" w:hAnsi="Courier New"/>
+          <w:sz w:val="14"/>
+        </w:rPr>
+        <w:br/>
+        <w:t xml:space="preserve">        {</w:t>
+      </w:r>
+      <w:r>
+        <w:rPr>
+          <w:rFonts w:ascii="Courier New" w:hAnsi="Courier New"/>
+          <w:sz w:val="14"/>
+        </w:rPr>
+        <w:br/>
+        <w:t xml:space="preserve">          "ZPMT_FLT_PRPO_PO_ACTION": "COMPLETED",</w:t>
+      </w:r>
+      <w:r>
+        <w:rPr>
+          <w:rFonts w:ascii="Courier New" w:hAnsi="Courier New"/>
+          <w:sz w:val="14"/>
+        </w:rPr>
+        <w:br/>
+        <w:t xml:space="preserve">          "EKPO_EBELN": "4508314144",</w:t>
+      </w:r>
+      <w:r>
+        <w:rPr>
+          <w:rFonts w:ascii="Courier New" w:hAnsi="Courier New"/>
+          <w:sz w:val="14"/>
+        </w:rPr>
+        <w:br/>
+        <w:t xml:space="preserve">          "EKPO_EBELP": "00010",</w:t>
+      </w:r>
+      <w:r>
+        <w:rPr>
+          <w:rFonts w:ascii="Courier New" w:hAnsi="Courier New"/>
+          <w:sz w:val="14"/>
+        </w:rPr>
+        <w:br/>
+        <w:t xml:space="preserve">          "EBAN_BANFN": "11142445",</w:t>
+      </w:r>
+      <w:r>
+        <w:rPr>
+          <w:rFonts w:ascii="Courier New" w:hAnsi="Courier New"/>
+          <w:sz w:val="14"/>
+        </w:rPr>
+        <w:br/>
+        <w:t xml:space="preserve">          "EBAN_BNFPO": "00010",</w:t>
+      </w:r>
+      <w:r>
+        <w:rPr>
+          <w:rFonts w:ascii="Courier New" w:hAnsi="Courier New"/>
+          <w:sz w:val="14"/>
+        </w:rPr>
+        <w:br/>
+        <w:t xml:space="preserve">          "EKPO_TXZ01": "Servicio de Limpieza",</w:t>
+      </w:r>
+      <w:r>
+        <w:rPr>
+          <w:rFonts w:ascii="Courier New" w:hAnsi="Courier New"/>
+          <w:sz w:val="14"/>
+        </w:rPr>
+        <w:br/>
+        <w:t xml:space="preserve">          "EKPO_MENGE": "1",</w:t>
+      </w:r>
+      <w:r>
+        <w:rPr>
+          <w:rFonts w:ascii="Courier New" w:hAnsi="Courier New"/>
+          <w:sz w:val="14"/>
+        </w:rPr>
+        <w:br/>
+        <w:t xml:space="preserve">          "EKPO_MEINS": "LE",</w:t>
+      </w:r>
+      <w:r>
+        <w:rPr>
+          <w:rFonts w:ascii="Courier New" w:hAnsi="Courier New"/>
+          <w:sz w:val="14"/>
+        </w:rPr>
+        <w:br/>
+        <w:t xml:space="preserve">          "EKPO_LOEKZ": "",</w:t>
+      </w:r>
+      <w:r>
+        <w:rPr>
+          <w:rFonts w:ascii="Courier New" w:hAnsi="Courier New"/>
+          <w:sz w:val="14"/>
+        </w:rPr>
+        <w:br/>
+        <w:t xml:space="preserve">          "EKPO_ELIKZ": "X"</w:t>
+      </w:r>
+      <w:r>
+        <w:rPr>
+          <w:rFonts w:ascii="Courier New" w:hAnsi="Courier New"/>
+          <w:sz w:val="14"/>
+        </w:rPr>
+        <w:br/>
+        <w:t xml:space="preserve">        }</w:t>
+      </w:r>
+      <w:r>
+        <w:rPr>
+          <w:rFonts w:ascii="Courier New" w:hAnsi="Courier New"/>
+          <w:sz w:val="14"/>
+        </w:rPr>
+        <w:br/>
+        <w:t xml:space="preserve">      ]</w:t>
+      </w:r>
+      <w:r>
+        <w:rPr>
+          <w:rFonts w:ascii="Courier New" w:hAnsi="Courier New"/>
+          <w:sz w:val="14"/>
+        </w:rPr>
+        <w:br/>
+        <w:t xml:space="preserve">    }</w:t>
+      </w:r>
+      <w:r>
+        <w:rPr>
+          <w:rFonts w:ascii="Courier New" w:hAnsi="Courier New"/>
+          <w:sz w:val="14"/>
+        </w:rPr>
+        <w:br/>
+        <w:t xml:space="preserve">  ]</w:t>
+      </w:r>
+      <w:r>
+        <w:rPr>
+          <w:rFonts w:ascii="Courier New" w:hAnsi="Courier New"/>
+          <w:sz w:val="14"/>
+        </w:rPr>
+        <w:br/>
+        <w:t>}</w:t>
+      </w:r>
+    </w:p>
+    <w:p>
       <w:r>
         <w:rPr>
           <w:b/>
           <w:sz w:val="20"/>
         </w:rPr>
-        <w:t>Order</w:t>
-      </w:r>
-      <w:proofErr w:type="spellEnd"/>
+        <w:t>9.5 Escenario: Cantidad de PO modificada</w:t>
+      </w:r>
+    </w:p>
+    <w:p>
+      <w:r>
+        <w:rPr>
+          <w:rFonts w:ascii="Courier New" w:hAnsi="Courier New"/>
+          <w:sz w:val="14"/>
+        </w:rPr>
+        <w:t>{</w:t>
+      </w:r>
+      <w:r>
+        <w:rPr>
+          <w:rFonts w:ascii="Courier New" w:hAnsi="Courier New"/>
+          <w:sz w:val="14"/>
+        </w:rPr>
+        <w:br/>
+        <w:t xml:space="preserve">  "ZTA0108_ODATAL_ID": "WO",</w:t>
+      </w:r>
+      <w:r>
+        <w:rPr>
+          <w:rFonts w:ascii="Courier New" w:hAnsi="Courier New"/>
+          <w:sz w:val="14"/>
+        </w:rPr>
+        <w:br/>
+        <w:t xml:space="preserve">  "ZTA0108_ODATAL_TYPE": "S",</w:t>
+      </w:r>
+      <w:r>
+        <w:rPr>
+          <w:rFonts w:ascii="Courier New" w:hAnsi="Courier New"/>
+          <w:sz w:val="14"/>
+        </w:rPr>
+        <w:br/>
+        <w:t xml:space="preserve">  "ZTA0108_ODATAL_WORKORDER": "401478703",</w:t>
+      </w:r>
+      <w:r>
+        <w:rPr>
+          <w:rFonts w:ascii="Courier New" w:hAnsi="Courier New"/>
+          <w:sz w:val="14"/>
+        </w:rPr>
+        <w:br/>
+        <w:t xml:space="preserve">  "ZTA0108_ODATAL_EXTERNAL_ID": "10000001",</w:t>
+      </w:r>
+      <w:r>
+        <w:rPr>
+          <w:rFonts w:ascii="Courier New" w:hAnsi="Courier New"/>
+          <w:sz w:val="14"/>
+        </w:rPr>
+        <w:br/>
+        <w:t xml:space="preserve">  "ZTA0108_ODATAL_ORIGIN_ID": "Fleetio",</w:t>
+      </w:r>
+      <w:r>
+        <w:rPr>
+          <w:rFonts w:ascii="Courier New" w:hAnsi="Courier New"/>
+          <w:sz w:val="14"/>
+        </w:rPr>
+        <w:br/>
+        <w:t xml:space="preserve">  "ZPMT_FLT_PRPO_STATUS": "SUCCESS",</w:t>
+      </w:r>
+      <w:r>
+        <w:rPr>
+          <w:rFonts w:ascii="Courier New" w:hAnsi="Courier New"/>
+          <w:sz w:val="14"/>
+        </w:rPr>
+        <w:br/>
+        <w:t xml:space="preserve">  "ZPMT_FLT_PRPO_CODE": "PO_UPDATED",</w:t>
+      </w:r>
+      <w:r>
+        <w:rPr>
+          <w:rFonts w:ascii="Courier New" w:hAnsi="Courier New"/>
+          <w:sz w:val="14"/>
+        </w:rPr>
+        <w:br/>
+        <w:t xml:space="preserve">  "ZPMT_FLT_PRPO_MESSAGE_TEXT": "PO item quantity updated in SAP.",</w:t>
+      </w:r>
+      <w:r>
+        <w:rPr>
+          <w:rFonts w:ascii="Courier New" w:hAnsi="Courier New"/>
+          <w:sz w:val="14"/>
+        </w:rPr>
+        <w:br/>
+        <w:t xml:space="preserve">  "PurchaseRequisitions": [],</w:t>
+      </w:r>
+      <w:r>
+        <w:rPr>
+          <w:rFonts w:ascii="Courier New" w:hAnsi="Courier New"/>
+          <w:sz w:val="14"/>
+        </w:rPr>
+        <w:br/>
+        <w:t xml:space="preserve">  "PurchaseOrders": [</w:t>
+      </w:r>
+      <w:r>
+        <w:rPr>
+          <w:rFonts w:ascii="Courier New" w:hAnsi="Courier New"/>
+          <w:sz w:val="14"/>
+        </w:rPr>
+        <w:br/>
+        <w:t xml:space="preserve">    {</w:t>
+      </w:r>
+      <w:r>
+        <w:rPr>
+          <w:rFonts w:ascii="Courier New" w:hAnsi="Courier New"/>
+          <w:sz w:val="14"/>
+        </w:rPr>
+        <w:br/>
+        <w:t xml:space="preserve">      "EKKO_EBELN": "4508314144",</w:t>
+      </w:r>
+      <w:r>
+        <w:rPr>
+          <w:rFonts w:ascii="Courier New" w:hAnsi="Courier New"/>
+          <w:sz w:val="14"/>
+        </w:rPr>
+        <w:br/>
+        <w:t xml:space="preserve">      "EKKO_LIFNR": "0000702224",</w:t>
+      </w:r>
+      <w:r>
+        <w:rPr>
+          <w:rFonts w:ascii="Courier New" w:hAnsi="Courier New"/>
+          <w:sz w:val="14"/>
+        </w:rPr>
+        <w:br/>
+        <w:t xml:space="preserve">      "EKKO_WAERS": "USD",</w:t>
+      </w:r>
+      <w:r>
+        <w:rPr>
+          <w:rFonts w:ascii="Courier New" w:hAnsi="Courier New"/>
+          <w:sz w:val="14"/>
+        </w:rPr>
+        <w:br/>
+        <w:t xml:space="preserve">      "Items": [</w:t>
+      </w:r>
+      <w:r>
+        <w:rPr>
+          <w:rFonts w:ascii="Courier New" w:hAnsi="Courier New"/>
+          <w:sz w:val="14"/>
+        </w:rPr>
+        <w:br/>
+        <w:t xml:space="preserve">        {</w:t>
+      </w:r>
+      <w:r>
+        <w:rPr>
+          <w:rFonts w:ascii="Courier New" w:hAnsi="Courier New"/>
+          <w:sz w:val="14"/>
+        </w:rPr>
+        <w:br/>
+        <w:t xml:space="preserve">          "ZPMT_FLT_PRPO_PO_ACTION": "UPDATED",</w:t>
+      </w:r>
+      <w:r>
+        <w:rPr>
+          <w:rFonts w:ascii="Courier New" w:hAnsi="Courier New"/>
+          <w:sz w:val="14"/>
+        </w:rPr>
+        <w:br/>
+        <w:t xml:space="preserve">          "EKPO_EBELN": "4508314144",</w:t>
+      </w:r>
+      <w:r>
+        <w:rPr>
+          <w:rFonts w:ascii="Courier New" w:hAnsi="Courier New"/>
+          <w:sz w:val="14"/>
+        </w:rPr>
+        <w:br/>
+        <w:t xml:space="preserve">          "EKPO_EBELP": "00020",</w:t>
+      </w:r>
+      <w:r>
+        <w:rPr>
+          <w:rFonts w:ascii="Courier New" w:hAnsi="Courier New"/>
+          <w:sz w:val="14"/>
+        </w:rPr>
+        <w:br/>
+        <w:t xml:space="preserve">          "EBAN_BANFN": "11142445",</w:t>
+      </w:r>
+      <w:r>
+        <w:rPr>
+          <w:rFonts w:ascii="Courier New" w:hAnsi="Courier New"/>
+          <w:sz w:val="14"/>
+        </w:rPr>
+        <w:br/>
+        <w:t xml:space="preserve">          "EBAN_BNFPO": "00020",</w:t>
+      </w:r>
+      <w:r>
+        <w:rPr>
+          <w:rFonts w:ascii="Courier New" w:hAnsi="Courier New"/>
+          <w:sz w:val="14"/>
+        </w:rPr>
+        <w:br/>
+        <w:t xml:space="preserve">          "EKPO_MATNR": "000000000001001775",</w:t>
+      </w:r>
+      <w:r>
+        <w:rPr>
+          <w:rFonts w:ascii="Courier New" w:hAnsi="Courier New"/>
+          <w:sz w:val="14"/>
+        </w:rPr>
+        <w:br/>
+        <w:t xml:space="preserve">          "EKPO_TXZ01": "FUEL:DIESEL,OFF-ROAD,ULTRA-LOW",</w:t>
+      </w:r>
+      <w:r>
+        <w:rPr>
+          <w:rFonts w:ascii="Courier New" w:hAnsi="Courier New"/>
+          <w:sz w:val="14"/>
+        </w:rPr>
+        <w:br/>
+        <w:t xml:space="preserve">          "EKPO_MENGE": "3",</w:t>
+      </w:r>
+      <w:r>
+        <w:rPr>
+          <w:rFonts w:ascii="Courier New" w:hAnsi="Courier New"/>
+          <w:sz w:val="14"/>
+        </w:rPr>
+        <w:br/>
+        <w:t xml:space="preserve">          "EKPO_MEINS": "GAL",</w:t>
+      </w:r>
+      <w:r>
+        <w:rPr>
+          <w:rFonts w:ascii="Courier New" w:hAnsi="Courier New"/>
+          <w:sz w:val="14"/>
+        </w:rPr>
+        <w:br/>
+      </w:r>
+      <w:r>
+        <w:rPr>
+          <w:rFonts w:ascii="Courier New" w:hAnsi="Courier New"/>
+          <w:sz w:val="14"/>
+        </w:rPr>
+        <w:lastRenderedPageBreak/>
+        <w:t xml:space="preserve">          "EKPO_NETPR": "100",</w:t>
+      </w:r>
+      <w:r>
+        <w:rPr>
+          <w:rFonts w:ascii="Courier New" w:hAnsi="Courier New"/>
+          <w:sz w:val="14"/>
+        </w:rPr>
+        <w:br/>
+        <w:t xml:space="preserve">          "EKPO_NETWR": "300",</w:t>
+      </w:r>
+      <w:r>
+        <w:rPr>
+          <w:rFonts w:ascii="Courier New" w:hAnsi="Courier New"/>
+          <w:sz w:val="14"/>
+        </w:rPr>
+        <w:br/>
+        <w:t xml:space="preserve">          "EKPO_LOEKZ": "",</w:t>
+      </w:r>
+      <w:r>
+        <w:rPr>
+          <w:rFonts w:ascii="Courier New" w:hAnsi="Courier New"/>
+          <w:sz w:val="14"/>
+        </w:rPr>
+        <w:br/>
+        <w:t xml:space="preserve">          "EKPO_ELIKZ": ""</w:t>
+      </w:r>
+      <w:r>
+        <w:rPr>
+          <w:rFonts w:ascii="Courier New" w:hAnsi="Courier New"/>
+          <w:sz w:val="14"/>
+        </w:rPr>
+        <w:br/>
+        <w:t xml:space="preserve">        }</w:t>
+      </w:r>
+      <w:r>
+        <w:rPr>
+          <w:rFonts w:ascii="Courier New" w:hAnsi="Courier New"/>
+          <w:sz w:val="14"/>
+        </w:rPr>
+        <w:br/>
+        <w:t xml:space="preserve">      ]</w:t>
+      </w:r>
+      <w:r>
+        <w:rPr>
+          <w:rFonts w:ascii="Courier New" w:hAnsi="Courier New"/>
+          <w:sz w:val="14"/>
+        </w:rPr>
+        <w:br/>
+        <w:t xml:space="preserve">    }</w:t>
+      </w:r>
+      <w:r>
+        <w:rPr>
+          <w:rFonts w:ascii="Courier New" w:hAnsi="Courier New"/>
+          <w:sz w:val="14"/>
+        </w:rPr>
+        <w:br/>
+        <w:t xml:space="preserve">  ]</w:t>
+      </w:r>
+      <w:r>
+        <w:rPr>
+          <w:rFonts w:ascii="Courier New" w:hAnsi="Courier New"/>
+          <w:sz w:val="14"/>
+        </w:rPr>
+        <w:br/>
+        <w:t>}</w:t>
+      </w:r>
+    </w:p>
+    <w:p>
       <w:r>
         <w:rPr>
           <w:b/>
           <w:sz w:val="20"/>
         </w:rPr>
-        <w:t xml:space="preserve"> generada desde la PR</w:t>
+        <w:t>9.6 Escenario: Posición de PO borrada</w:t>
       </w:r>
     </w:p>
     <w:p>
       <w:r>
         <w:rPr>
+          <w:rFonts w:ascii="Courier New" w:hAnsi="Courier New"/>
+          <w:sz w:val="14"/>
+        </w:rPr>
+        <w:t>{</w:t>
+      </w:r>
+      <w:r>
+        <w:rPr>
+          <w:rFonts w:ascii="Courier New" w:hAnsi="Courier New"/>
+          <w:sz w:val="14"/>
+        </w:rPr>
+        <w:br/>
+        <w:t xml:space="preserve">  "ZTA0108_ODATAL_ID": "WO",</w:t>
+      </w:r>
+      <w:r>
+        <w:rPr>
+          <w:rFonts w:ascii="Courier New" w:hAnsi="Courier New"/>
+          <w:sz w:val="14"/>
+        </w:rPr>
+        <w:br/>
+        <w:t xml:space="preserve">  "ZTA0108_ODATAL_TYPE": "S",</w:t>
+      </w:r>
+      <w:r>
+        <w:rPr>
+          <w:rFonts w:ascii="Courier New" w:hAnsi="Courier New"/>
+          <w:sz w:val="14"/>
+        </w:rPr>
+        <w:br/>
+        <w:t xml:space="preserve">  "ZTA0108_ODATAL_WORKORDER": "401478703",</w:t>
+      </w:r>
+      <w:r>
+        <w:rPr>
+          <w:rFonts w:ascii="Courier New" w:hAnsi="Courier New"/>
+          <w:sz w:val="14"/>
+        </w:rPr>
+        <w:br/>
+        <w:t xml:space="preserve">  "ZTA0108_ODATAL_EXTERNAL_ID": "10000001",</w:t>
+      </w:r>
+      <w:r>
+        <w:rPr>
+          <w:rFonts w:ascii="Courier New" w:hAnsi="Courier New"/>
+          <w:sz w:val="14"/>
+        </w:rPr>
+        <w:br/>
+        <w:t xml:space="preserve">  "ZTA0108_ODATAL_ORIGIN_ID": "Fleetio",</w:t>
+      </w:r>
+      <w:r>
+        <w:rPr>
+          <w:rFonts w:ascii="Courier New" w:hAnsi="Courier New"/>
+          <w:sz w:val="14"/>
+        </w:rPr>
+        <w:br/>
+        <w:t xml:space="preserve">  "ZPMT_FLT_PRPO_STATUS": "SUCCESS",</w:t>
+      </w:r>
+      <w:r>
+        <w:rPr>
+          <w:rFonts w:ascii="Courier New" w:hAnsi="Courier New"/>
+          <w:sz w:val="14"/>
+        </w:rPr>
+        <w:br/>
+        <w:t xml:space="preserve">  "ZPMT_FLT_PRPO_CODE": "PO_UPDATED",</w:t>
+      </w:r>
+      <w:r>
+        <w:rPr>
+          <w:rFonts w:ascii="Courier New" w:hAnsi="Courier New"/>
+          <w:sz w:val="14"/>
+        </w:rPr>
+        <w:br/>
+        <w:t xml:space="preserve">  "ZPMT_FLT_PRPO_MESSAGE_TEXT": "PO item deletion flag updated in SAP.",</w:t>
+      </w:r>
+      <w:r>
+        <w:rPr>
+          <w:rFonts w:ascii="Courier New" w:hAnsi="Courier New"/>
+          <w:sz w:val="14"/>
+        </w:rPr>
+        <w:br/>
+        <w:t xml:space="preserve">  "PurchaseRequisitions": [],</w:t>
+      </w:r>
+      <w:r>
+        <w:rPr>
+          <w:rFonts w:ascii="Courier New" w:hAnsi="Courier New"/>
+          <w:sz w:val="14"/>
+        </w:rPr>
+        <w:br/>
+        <w:t xml:space="preserve">  "PurchaseOrders": [</w:t>
+      </w:r>
+      <w:r>
+        <w:rPr>
+          <w:rFonts w:ascii="Courier New" w:hAnsi="Courier New"/>
+          <w:sz w:val="14"/>
+        </w:rPr>
+        <w:br/>
+        <w:t xml:space="preserve">    {</w:t>
+      </w:r>
+      <w:r>
+        <w:rPr>
+          <w:rFonts w:ascii="Courier New" w:hAnsi="Courier New"/>
+          <w:sz w:val="14"/>
+        </w:rPr>
+        <w:br/>
+        <w:t xml:space="preserve">      "EKKO_EBELN": "4508314144",</w:t>
+      </w:r>
+      <w:r>
+        <w:rPr>
+          <w:rFonts w:ascii="Courier New" w:hAnsi="Courier New"/>
+          <w:sz w:val="14"/>
+        </w:rPr>
+        <w:br/>
+        <w:t xml:space="preserve">      "EKKO_LIFNR": "0000702224",</w:t>
+      </w:r>
+      <w:r>
+        <w:rPr>
+          <w:rFonts w:ascii="Courier New" w:hAnsi="Courier New"/>
+          <w:sz w:val="14"/>
+        </w:rPr>
+        <w:br/>
+        <w:t xml:space="preserve">      "EKKO_WAERS": "USD",</w:t>
+      </w:r>
+      <w:r>
+        <w:rPr>
+          <w:rFonts w:ascii="Courier New" w:hAnsi="Courier New"/>
+          <w:sz w:val="14"/>
+        </w:rPr>
+        <w:br/>
+        <w:t xml:space="preserve">      "Items": [</w:t>
+      </w:r>
+      <w:r>
+        <w:rPr>
+          <w:rFonts w:ascii="Courier New" w:hAnsi="Courier New"/>
+          <w:sz w:val="14"/>
+        </w:rPr>
+        <w:br/>
+        <w:t xml:space="preserve">        {</w:t>
+      </w:r>
+      <w:r>
+        <w:rPr>
+          <w:rFonts w:ascii="Courier New" w:hAnsi="Courier New"/>
+          <w:sz w:val="14"/>
+        </w:rPr>
+        <w:br/>
+        <w:t xml:space="preserve">          "ZPMT_FLT_PRPO_PO_ACTION": "DELETED",</w:t>
+      </w:r>
+      <w:r>
+        <w:rPr>
+          <w:rFonts w:ascii="Courier New" w:hAnsi="Courier New"/>
+          <w:sz w:val="14"/>
+        </w:rPr>
+        <w:br/>
+        <w:t xml:space="preserve">          "EKPO_EBELN": "4508314144",</w:t>
+      </w:r>
+      <w:r>
+        <w:rPr>
+          <w:rFonts w:ascii="Courier New" w:hAnsi="Courier New"/>
+          <w:sz w:val="14"/>
+        </w:rPr>
+        <w:br/>
+        <w:t xml:space="preserve">          "EKPO_EBELP": "00030",</w:t>
+      </w:r>
+      <w:r>
+        <w:rPr>
+          <w:rFonts w:ascii="Courier New" w:hAnsi="Courier New"/>
+          <w:sz w:val="14"/>
+        </w:rPr>
+        <w:br/>
+        <w:t xml:space="preserve">          "EBAN_BANFN": "11142445",</w:t>
+      </w:r>
+      <w:r>
+        <w:rPr>
+          <w:rFonts w:ascii="Courier New" w:hAnsi="Courier New"/>
+          <w:sz w:val="14"/>
+        </w:rPr>
+        <w:br/>
+        <w:t xml:space="preserve">          "EBAN_BNFPO": "00030",</w:t>
+      </w:r>
+      <w:r>
+        <w:rPr>
+          <w:rFonts w:ascii="Courier New" w:hAnsi="Courier New"/>
+          <w:sz w:val="14"/>
+        </w:rPr>
+        <w:br/>
+        <w:t xml:space="preserve">          "EKPO_TXZ01": "FILTRO",</w:t>
+      </w:r>
+      <w:r>
+        <w:rPr>
+          <w:rFonts w:ascii="Courier New" w:hAnsi="Courier New"/>
+          <w:sz w:val="14"/>
+        </w:rPr>
+        <w:br/>
+        <w:t xml:space="preserve">          "EKPO_MENGE": "2",</w:t>
+      </w:r>
+      <w:r>
+        <w:rPr>
+          <w:rFonts w:ascii="Courier New" w:hAnsi="Courier New"/>
+          <w:sz w:val="14"/>
+        </w:rPr>
+        <w:br/>
+        <w:t xml:space="preserve">          "EKPO_MEINS": "ST",</w:t>
+      </w:r>
+      <w:r>
+        <w:rPr>
+          <w:rFonts w:ascii="Courier New" w:hAnsi="Courier New"/>
+          <w:sz w:val="14"/>
+        </w:rPr>
+        <w:br/>
+        <w:t xml:space="preserve">          "EKPO_LOEKZ": "L",</w:t>
+      </w:r>
+      <w:r>
+        <w:rPr>
+          <w:rFonts w:ascii="Courier New" w:hAnsi="Courier New"/>
+          <w:sz w:val="14"/>
+        </w:rPr>
+        <w:br/>
+        <w:t xml:space="preserve">          "EKPO_ELIKZ": ""</w:t>
+      </w:r>
+      <w:r>
+        <w:rPr>
+          <w:rFonts w:ascii="Courier New" w:hAnsi="Courier New"/>
+          <w:sz w:val="14"/>
+        </w:rPr>
+        <w:br/>
+        <w:t xml:space="preserve">        }</w:t>
+      </w:r>
+      <w:r>
+        <w:rPr>
+          <w:rFonts w:ascii="Courier New" w:hAnsi="Courier New"/>
+          <w:sz w:val="14"/>
+        </w:rPr>
+        <w:br/>
+        <w:t xml:space="preserve">      ]</w:t>
+      </w:r>
+      <w:r>
+        <w:rPr>
+          <w:rFonts w:ascii="Courier New" w:hAnsi="Courier New"/>
+          <w:sz w:val="14"/>
+        </w:rPr>
+        <w:br/>
+        <w:t xml:space="preserve">    }</w:t>
+      </w:r>
+      <w:r>
+        <w:rPr>
+          <w:rFonts w:ascii="Courier New" w:hAnsi="Courier New"/>
+          <w:sz w:val="14"/>
+        </w:rPr>
+        <w:br/>
+        <w:t xml:space="preserve">  ]</w:t>
+      </w:r>
+      <w:r>
+        <w:rPr>
+          <w:rFonts w:ascii="Courier New" w:hAnsi="Courier New"/>
+          <w:sz w:val="14"/>
+        </w:rPr>
+        <w:br/>
+        <w:t>}</w:t>
+      </w:r>
+    </w:p>
+    <w:p>
+      <w:r>
+        <w:rPr>
+          <w:b/>
+          <w:sz w:val="20"/>
+        </w:rPr>
+        <w:t>9.7 Escenario: Work Order no creada en SAP</w:t>
+      </w:r>
+    </w:p>
+    <w:p>
+      <w:r>
+        <w:rPr>
           <w:rFonts w:ascii="Courier New" w:eastAsia="Courier New" w:hAnsi="Courier New"/>
           <w:sz w:val="14"/>
         </w:rPr>
@@ -18477,7 +16930,7 @@
           <w:sz w:val="14"/>
         </w:rPr>
         <w:br/>
-        <w:t xml:space="preserve">  "ZTA0108_ODATAL_TYPE": "S",</w:t>
+        <w:t xml:space="preserve">  "ZTA0108_ODATAL_TYPE": "E",</w:t>
       </w:r>
       <w:r>
         <w:rPr>
@@ -18485,7 +16938,7 @@
           <w:sz w:val="14"/>
         </w:rPr>
         <w:br/>
-        <w:t xml:space="preserve">  "ZTA0108_ODATAL_WORKORDER": "401478703",</w:t>
+        <w:t xml:space="preserve">  "ZTA0108_ODATAL_WORKORDER": "",</w:t>
       </w:r>
       <w:r>
         <w:rPr>
@@ -18493,7 +16946,7 @@
           <w:sz w:val="14"/>
         </w:rPr>
         <w:br/>
-        <w:t xml:space="preserve">  "ZTA0108_ODATAL_EXTERNAL_ID": "10000001",</w:t>
+        <w:t xml:space="preserve">  "ZTA0108_ODATAL_EXTERNAL_ID": "AB2",</w:t>
       </w:r>
       <w:r>
         <w:rPr>
@@ -18501,23 +16954,23 @@
           <w:sz w:val="14"/>
         </w:rPr>
         <w:br/>
-        <w:t xml:space="preserve">  "ZTA0108_ODATAL_ORIGIN_ID": "</w:t>
-      </w:r>
-      <w:proofErr w:type="spellStart"/>
+        <w:t xml:space="preserve">  "ZTA0108_ODATAL_ORIGIN_ID": "Fleetio",</w:t>
+      </w:r>
       <w:r>
         <w:rPr>
           <w:rFonts w:ascii="Courier New" w:eastAsia="Courier New" w:hAnsi="Courier New"/>
           <w:sz w:val="14"/>
         </w:rPr>
-        <w:t>Fleetio</w:t>
-      </w:r>
-      <w:proofErr w:type="spellEnd"/>
+        <w:br/>
+        <w:t xml:space="preserve">  "ZTA0108_ODATAL_MESSAGE": "Error during processing of BAPI methods",</w:t>
+      </w:r>
       <w:r>
         <w:rPr>
           <w:rFonts w:ascii="Courier New" w:eastAsia="Courier New" w:hAnsi="Courier New"/>
           <w:sz w:val="14"/>
         </w:rPr>
-        <w:t>",</w:t>
+        <w:br/>
+        <w:t xml:space="preserve">  "ZPMT_FLT_PRPO_STATUS": "ERROR",</w:t>
       </w:r>
       <w:r>
         <w:rPr>
@@ -18525,7 +16978,7 @@
           <w:sz w:val="14"/>
         </w:rPr>
         <w:br/>
-        <w:t xml:space="preserve">  "ZPMT_FLT_PRPO_STATUS": "SUCCESS",</w:t>
+        <w:t xml:space="preserve">  "ZPMT_FLT_PRPO_CODE": "WO_ERROR",</w:t>
       </w:r>
       <w:r>
         <w:rPr>
@@ -18533,7 +16986,7 @@
           <w:sz w:val="14"/>
         </w:rPr>
         <w:br/>
-        <w:t xml:space="preserve">  "ZPMT_FLT_PRPO_CODE": "PO_CREATED",</w:t>
+        <w:t xml:space="preserve">  "ZPMT_FLT_PRPO_MESSAGE_TEXT": "Error during processing of BAPI methods",</w:t>
       </w:r>
       <w:r>
         <w:rPr>
@@ -18541,452 +16994,21 @@
           <w:sz w:val="14"/>
         </w:rPr>
         <w:br/>
-        <w:t xml:space="preserve">  "ZPMT_FLT_PRPO_MESSAGE_TEXT": "Purchase </w:t>
-      </w:r>
-      <w:proofErr w:type="spellStart"/>
+        <w:t xml:space="preserve">  "PurchaseRequisitions": [],</w:t>
+      </w:r>
       <w:r>
         <w:rPr>
           <w:rFonts w:ascii="Courier New" w:eastAsia="Courier New" w:hAnsi="Courier New"/>
           <w:sz w:val="14"/>
         </w:rPr>
-        <w:t>Order</w:t>
-      </w:r>
-      <w:proofErr w:type="spellEnd"/>
+        <w:br/>
+        <w:t xml:space="preserve">  "PurchaseOrders": []</w:t>
+      </w:r>
       <w:r>
         <w:rPr>
           <w:rFonts w:ascii="Courier New" w:eastAsia="Courier New" w:hAnsi="Courier New"/>
           <w:sz w:val="14"/>
         </w:rPr>
-        <w:t xml:space="preserve"> </w:t>
-      </w:r>
-      <w:proofErr w:type="spellStart"/>
-      <w:r>
-        <w:rPr>
-          <w:rFonts w:ascii="Courier New" w:eastAsia="Courier New" w:hAnsi="Courier New"/>
-          <w:sz w:val="14"/>
-        </w:rPr>
-        <w:t>created</w:t>
-      </w:r>
-      <w:proofErr w:type="spellEnd"/>
-      <w:r>
-        <w:rPr>
-          <w:rFonts w:ascii="Courier New" w:eastAsia="Courier New" w:hAnsi="Courier New"/>
-          <w:sz w:val="14"/>
-        </w:rPr>
-        <w:t xml:space="preserve"> </w:t>
-      </w:r>
-      <w:proofErr w:type="spellStart"/>
-      <w:r>
-        <w:rPr>
-          <w:rFonts w:ascii="Courier New" w:eastAsia="Courier New" w:hAnsi="Courier New"/>
-          <w:sz w:val="14"/>
-        </w:rPr>
-        <w:t>from</w:t>
-      </w:r>
-      <w:proofErr w:type="spellEnd"/>
-      <w:r>
-        <w:rPr>
-          <w:rFonts w:ascii="Courier New" w:eastAsia="Courier New" w:hAnsi="Courier New"/>
-          <w:sz w:val="14"/>
-        </w:rPr>
-        <w:t xml:space="preserve"> PR.",</w:t>
-      </w:r>
-      <w:r>
-        <w:rPr>
-          <w:rFonts w:ascii="Courier New" w:eastAsia="Courier New" w:hAnsi="Courier New"/>
-          <w:sz w:val="14"/>
-        </w:rPr>
-        <w:br/>
-        <w:t xml:space="preserve">  "</w:t>
-      </w:r>
-      <w:proofErr w:type="spellStart"/>
-      <w:r>
-        <w:rPr>
-          <w:rFonts w:ascii="Courier New" w:eastAsia="Courier New" w:hAnsi="Courier New"/>
-          <w:sz w:val="14"/>
-        </w:rPr>
-        <w:t>PurchaseRequisitions</w:t>
-      </w:r>
-      <w:proofErr w:type="spellEnd"/>
-      <w:r>
-        <w:rPr>
-          <w:rFonts w:ascii="Courier New" w:eastAsia="Courier New" w:hAnsi="Courier New"/>
-          <w:sz w:val="14"/>
-        </w:rPr>
-        <w:t>": [</w:t>
-      </w:r>
-      <w:r>
-        <w:rPr>
-          <w:rFonts w:ascii="Courier New" w:eastAsia="Courier New" w:hAnsi="Courier New"/>
-          <w:sz w:val="14"/>
-        </w:rPr>
-        <w:br/>
-        <w:t xml:space="preserve">    {</w:t>
-      </w:r>
-      <w:r>
-        <w:rPr>
-          <w:rFonts w:ascii="Courier New" w:eastAsia="Courier New" w:hAnsi="Courier New"/>
-          <w:sz w:val="14"/>
-        </w:rPr>
-        <w:br/>
-        <w:t xml:space="preserve">      "EBAN_BANFN": "11142445",</w:t>
-      </w:r>
-      <w:r>
-        <w:rPr>
-          <w:rFonts w:ascii="Courier New" w:eastAsia="Courier New" w:hAnsi="Courier New"/>
-          <w:sz w:val="14"/>
-        </w:rPr>
-        <w:br/>
-        <w:t xml:space="preserve">      "EBAN_BNFPO": "00010",</w:t>
-      </w:r>
-      <w:r>
-        <w:rPr>
-          <w:rFonts w:ascii="Courier New" w:eastAsia="Courier New" w:hAnsi="Courier New"/>
-          <w:sz w:val="14"/>
-        </w:rPr>
-        <w:br/>
-        <w:t xml:space="preserve">      "EBKN_AUFNR": "401478703",</w:t>
-      </w:r>
-      <w:r>
-        <w:rPr>
-          <w:rFonts w:ascii="Courier New" w:eastAsia="Courier New" w:hAnsi="Courier New"/>
-          <w:sz w:val="14"/>
-        </w:rPr>
-        <w:br/>
-        <w:t xml:space="preserve">      "ZPMT_FLT_PRPO_PR_ACTION": "PO_CREATED",</w:t>
-      </w:r>
-      <w:r>
-        <w:rPr>
-          <w:rFonts w:ascii="Courier New" w:eastAsia="Courier New" w:hAnsi="Courier New"/>
-          <w:sz w:val="14"/>
-        </w:rPr>
-        <w:br/>
-        <w:t xml:space="preserve">      "EBAN_EBELN": "4508314144",</w:t>
-      </w:r>
-      <w:r>
-        <w:rPr>
-          <w:rFonts w:ascii="Courier New" w:eastAsia="Courier New" w:hAnsi="Courier New"/>
-          <w:sz w:val="14"/>
-        </w:rPr>
-        <w:br/>
-        <w:t xml:space="preserve">      "EBAN_EBELP": "00010"</w:t>
-      </w:r>
-      <w:r>
-        <w:rPr>
-          <w:rFonts w:ascii="Courier New" w:eastAsia="Courier New" w:hAnsi="Courier New"/>
-          <w:sz w:val="14"/>
-        </w:rPr>
-        <w:br/>
-        <w:t xml:space="preserve">    }</w:t>
-      </w:r>
-      <w:r>
-        <w:rPr>
-          <w:rFonts w:ascii="Courier New" w:eastAsia="Courier New" w:hAnsi="Courier New"/>
-          <w:sz w:val="14"/>
-        </w:rPr>
-        <w:br/>
-        <w:t xml:space="preserve">  ],</w:t>
-      </w:r>
-      <w:r>
-        <w:rPr>
-          <w:rFonts w:ascii="Courier New" w:eastAsia="Courier New" w:hAnsi="Courier New"/>
-          <w:sz w:val="14"/>
-        </w:rPr>
-        <w:br/>
-        <w:t xml:space="preserve">  "</w:t>
-      </w:r>
-      <w:proofErr w:type="spellStart"/>
-      <w:r>
-        <w:rPr>
-          <w:rFonts w:ascii="Courier New" w:eastAsia="Courier New" w:hAnsi="Courier New"/>
-          <w:sz w:val="14"/>
-        </w:rPr>
-        <w:t>PurchaseOrders</w:t>
-      </w:r>
-      <w:proofErr w:type="spellEnd"/>
-      <w:r>
-        <w:rPr>
-          <w:rFonts w:ascii="Courier New" w:eastAsia="Courier New" w:hAnsi="Courier New"/>
-          <w:sz w:val="14"/>
-        </w:rPr>
-        <w:t>": [</w:t>
-      </w:r>
-      <w:r>
-        <w:rPr>
-          <w:rFonts w:ascii="Courier New" w:eastAsia="Courier New" w:hAnsi="Courier New"/>
-          <w:sz w:val="14"/>
-        </w:rPr>
-        <w:br/>
-        <w:t xml:space="preserve">    {</w:t>
-      </w:r>
-      <w:r>
-        <w:rPr>
-          <w:rFonts w:ascii="Courier New" w:eastAsia="Courier New" w:hAnsi="Courier New"/>
-          <w:sz w:val="14"/>
-        </w:rPr>
-        <w:br/>
-        <w:t xml:space="preserve">      "EKKO_EBELN": "4508314144",</w:t>
-      </w:r>
-      <w:r>
-        <w:rPr>
-          <w:rFonts w:ascii="Courier New" w:eastAsia="Courier New" w:hAnsi="Courier New"/>
-          <w:sz w:val="14"/>
-        </w:rPr>
-        <w:br/>
-        <w:t xml:space="preserve">      "EKKO_LIFNR": "0000702224",</w:t>
-      </w:r>
-      <w:r>
-        <w:rPr>
-          <w:rFonts w:ascii="Courier New" w:eastAsia="Courier New" w:hAnsi="Courier New"/>
-          <w:sz w:val="14"/>
-        </w:rPr>
-        <w:br/>
-        <w:t xml:space="preserve">      "EKKO_EKORG": "7000",</w:t>
-      </w:r>
-      <w:r>
-        <w:rPr>
-          <w:rFonts w:ascii="Courier New" w:eastAsia="Courier New" w:hAnsi="Courier New"/>
-          <w:sz w:val="14"/>
-        </w:rPr>
-        <w:br/>
-        <w:t xml:space="preserve">      "EKKO_EKGRP": "D01",</w:t>
-      </w:r>
-      <w:r>
-        <w:rPr>
-          <w:rFonts w:ascii="Courier New" w:eastAsia="Courier New" w:hAnsi="Courier New"/>
-          <w:sz w:val="14"/>
-        </w:rPr>
-        <w:br/>
-        <w:t xml:space="preserve">      "EKKO_WAERS": "USD",</w:t>
-      </w:r>
-      <w:r>
-        <w:rPr>
-          <w:rFonts w:ascii="Courier New" w:eastAsia="Courier New" w:hAnsi="Courier New"/>
-          <w:sz w:val="14"/>
-        </w:rPr>
-        <w:br/>
-        <w:t xml:space="preserve">      "LFA1_NAME1": "",</w:t>
-      </w:r>
-      <w:r>
-        <w:rPr>
-          <w:rFonts w:ascii="Courier New" w:eastAsia="Courier New" w:hAnsi="Courier New"/>
-          <w:sz w:val="14"/>
-        </w:rPr>
-        <w:br/>
-        <w:t xml:space="preserve">      "</w:t>
-      </w:r>
-      <w:proofErr w:type="spellStart"/>
-      <w:r>
-        <w:rPr>
-          <w:rFonts w:ascii="Courier New" w:eastAsia="Courier New" w:hAnsi="Courier New"/>
-          <w:sz w:val="14"/>
-        </w:rPr>
-        <w:t>Items</w:t>
-      </w:r>
-      <w:proofErr w:type="spellEnd"/>
-      <w:r>
-        <w:rPr>
-          <w:rFonts w:ascii="Courier New" w:eastAsia="Courier New" w:hAnsi="Courier New"/>
-          <w:sz w:val="14"/>
-        </w:rPr>
-        <w:t>": [</w:t>
-      </w:r>
-      <w:r>
-        <w:rPr>
-          <w:rFonts w:ascii="Courier New" w:eastAsia="Courier New" w:hAnsi="Courier New"/>
-          <w:sz w:val="14"/>
-        </w:rPr>
-        <w:br/>
-        <w:t xml:space="preserve">        {</w:t>
-      </w:r>
-      <w:r>
-        <w:rPr>
-          <w:rFonts w:ascii="Courier New" w:eastAsia="Courier New" w:hAnsi="Courier New"/>
-          <w:sz w:val="14"/>
-        </w:rPr>
-        <w:br/>
-      </w:r>
-      <w:r>
-        <w:rPr>
-          <w:rFonts w:ascii="Courier New" w:eastAsia="Courier New" w:hAnsi="Courier New"/>
-          <w:sz w:val="14"/>
-        </w:rPr>
-        <w:lastRenderedPageBreak/>
-        <w:t xml:space="preserve">          "ZPMT_FLT_PRPO_PO_ACTION": "CREATED",</w:t>
-      </w:r>
-      <w:r>
-        <w:rPr>
-          <w:rFonts w:ascii="Courier New" w:eastAsia="Courier New" w:hAnsi="Courier New"/>
-          <w:sz w:val="14"/>
-        </w:rPr>
-        <w:br/>
-        <w:t xml:space="preserve">          "EKPO_EBELN": "4508314144",</w:t>
-      </w:r>
-      <w:r>
-        <w:rPr>
-          <w:rFonts w:ascii="Courier New" w:eastAsia="Courier New" w:hAnsi="Courier New"/>
-          <w:sz w:val="14"/>
-        </w:rPr>
-        <w:br/>
-        <w:t xml:space="preserve">          "EKPO_EBELP": "00010",</w:t>
-      </w:r>
-      <w:r>
-        <w:rPr>
-          <w:rFonts w:ascii="Courier New" w:eastAsia="Courier New" w:hAnsi="Courier New"/>
-          <w:sz w:val="14"/>
-        </w:rPr>
-        <w:br/>
-        <w:t xml:space="preserve">          "EBAN_BANFN": "11142445",</w:t>
-      </w:r>
-      <w:r>
-        <w:rPr>
-          <w:rFonts w:ascii="Courier New" w:eastAsia="Courier New" w:hAnsi="Courier New"/>
-          <w:sz w:val="14"/>
-        </w:rPr>
-        <w:br/>
-        <w:t xml:space="preserve">          "EBAN_BNFPO": "00010",</w:t>
-      </w:r>
-      <w:r>
-        <w:rPr>
-          <w:rFonts w:ascii="Courier New" w:eastAsia="Courier New" w:hAnsi="Courier New"/>
-          <w:sz w:val="14"/>
-        </w:rPr>
-        <w:br/>
-        <w:t xml:space="preserve">          "EKPO_MATNR": "",</w:t>
-      </w:r>
-      <w:r>
-        <w:rPr>
-          <w:rFonts w:ascii="Courier New" w:eastAsia="Courier New" w:hAnsi="Courier New"/>
-          <w:sz w:val="14"/>
-        </w:rPr>
-        <w:br/>
-        <w:t xml:space="preserve">          "EKPO_TXZ01": "Servicio de Limpieza",</w:t>
-      </w:r>
-      <w:r>
-        <w:rPr>
-          <w:rFonts w:ascii="Courier New" w:eastAsia="Courier New" w:hAnsi="Courier New"/>
-          <w:sz w:val="14"/>
-        </w:rPr>
-        <w:br/>
-        <w:t xml:space="preserve">          "EKPO_WERKS": "7151",</w:t>
-      </w:r>
-      <w:r>
-        <w:rPr>
-          <w:rFonts w:ascii="Courier New" w:eastAsia="Courier New" w:hAnsi="Courier New"/>
-          <w:sz w:val="14"/>
-        </w:rPr>
-        <w:br/>
-        <w:t xml:space="preserve">          "EKPO_LGORT": "",</w:t>
-      </w:r>
-      <w:r>
-        <w:rPr>
-          <w:rFonts w:ascii="Courier New" w:eastAsia="Courier New" w:hAnsi="Courier New"/>
-          <w:sz w:val="14"/>
-        </w:rPr>
-        <w:br/>
-        <w:t xml:space="preserve">          "EKPO_MATKL": "100005",</w:t>
-      </w:r>
-      <w:r>
-        <w:rPr>
-          <w:rFonts w:ascii="Courier New" w:eastAsia="Courier New" w:hAnsi="Courier New"/>
-          <w:sz w:val="14"/>
-        </w:rPr>
-        <w:br/>
-        <w:t xml:space="preserve">          "EKPO_MENGE": "1",</w:t>
-      </w:r>
-      <w:r>
-        <w:rPr>
-          <w:rFonts w:ascii="Courier New" w:eastAsia="Courier New" w:hAnsi="Courier New"/>
-          <w:sz w:val="14"/>
-        </w:rPr>
-        <w:br/>
-        <w:t xml:space="preserve">          "EKPO_MEINS": "LE",</w:t>
-      </w:r>
-      <w:r>
-        <w:rPr>
-          <w:rFonts w:ascii="Courier New" w:eastAsia="Courier New" w:hAnsi="Courier New"/>
-          <w:sz w:val="14"/>
-        </w:rPr>
-        <w:br/>
-        <w:t xml:space="preserve">          "EKPO_BPRME": "LE",</w:t>
-      </w:r>
-      <w:r>
-        <w:rPr>
-          <w:rFonts w:ascii="Courier New" w:eastAsia="Courier New" w:hAnsi="Courier New"/>
-          <w:sz w:val="14"/>
-        </w:rPr>
-        <w:br/>
-        <w:t xml:space="preserve">          "EKPO_PEINH": "1",</w:t>
-      </w:r>
-      <w:r>
-        <w:rPr>
-          <w:rFonts w:ascii="Courier New" w:eastAsia="Courier New" w:hAnsi="Courier New"/>
-          <w:sz w:val="14"/>
-        </w:rPr>
-        <w:br/>
-        <w:t xml:space="preserve">          "EKPO_NETPR": "1000",</w:t>
-      </w:r>
-      <w:r>
-        <w:rPr>
-          <w:rFonts w:ascii="Courier New" w:eastAsia="Courier New" w:hAnsi="Courier New"/>
-          <w:sz w:val="14"/>
-        </w:rPr>
-        <w:br/>
-        <w:t xml:space="preserve">          "EKPO_NETWR": "1000",</w:t>
-      </w:r>
-      <w:r>
-        <w:rPr>
-          <w:rFonts w:ascii="Courier New" w:eastAsia="Courier New" w:hAnsi="Courier New"/>
-          <w:sz w:val="14"/>
-        </w:rPr>
-        <w:br/>
-        <w:t xml:space="preserve">          "EKPO_LOEKZ": "",</w:t>
-      </w:r>
-      <w:r>
-        <w:rPr>
-          <w:rFonts w:ascii="Courier New" w:eastAsia="Courier New" w:hAnsi="Courier New"/>
-          <w:sz w:val="14"/>
-        </w:rPr>
-        <w:br/>
-        <w:t xml:space="preserve">          "EKPO_ELIKZ": ""</w:t>
-      </w:r>
-      <w:r>
-        <w:rPr>
-          <w:rFonts w:ascii="Courier New" w:eastAsia="Courier New" w:hAnsi="Courier New"/>
-          <w:sz w:val="14"/>
-        </w:rPr>
-        <w:br/>
-        <w:t xml:space="preserve">        }</w:t>
-      </w:r>
-      <w:r>
-        <w:rPr>
-          <w:rFonts w:ascii="Courier New" w:eastAsia="Courier New" w:hAnsi="Courier New"/>
-          <w:sz w:val="14"/>
-        </w:rPr>
-        <w:br/>
-        <w:t xml:space="preserve">      ]</w:t>
-      </w:r>
-      <w:r>
-        <w:rPr>
-          <w:rFonts w:ascii="Courier New" w:eastAsia="Courier New" w:hAnsi="Courier New"/>
-          <w:sz w:val="14"/>
-        </w:rPr>
-        <w:br/>
-        <w:t xml:space="preserve">    }</w:t>
-      </w:r>
-      <w:r>
-        <w:rPr>
-          <w:rFonts w:ascii="Courier New" w:eastAsia="Courier New" w:hAnsi="Courier New"/>
-          <w:sz w:val="14"/>
-        </w:rPr>
-        <w:br/>
-        <w:t xml:space="preserve">  ]</w:t>
-      </w:r>
-      <w:r>
-        <w:rPr>
-          <w:rFonts w:ascii="Courier New" w:eastAsia="Courier New" w:hAnsi="Courier New"/>
-          <w:sz w:val="14"/>
-        </w:rPr>
         <w:br/>
         <w:t>}</w:t>
       </w:r>
@@ -18997,1512 +17019,8 @@
           <w:b/>
           <w:sz w:val="20"/>
         </w:rPr>
-        <w:t>9.4 Escenario: Posición PO entregada completamente</w:t>
-      </w:r>
-    </w:p>
-    <w:p>
-      <w:r>
-        <w:rPr>
-          <w:rFonts w:ascii="Courier New" w:hAnsi="Courier New"/>
-          <w:sz w:val="14"/>
-        </w:rPr>
-        <w:t>{</w:t>
-      </w:r>
-      <w:r>
-        <w:rPr>
-          <w:rFonts w:ascii="Courier New" w:hAnsi="Courier New"/>
-          <w:sz w:val="14"/>
-        </w:rPr>
-        <w:br/>
-        <w:t xml:space="preserve">  "ZTA0108_ODATAL_ID": "WO",</w:t>
-      </w:r>
-      <w:r>
-        <w:rPr>
-          <w:rFonts w:ascii="Courier New" w:hAnsi="Courier New"/>
-          <w:sz w:val="14"/>
-        </w:rPr>
-        <w:br/>
-        <w:t xml:space="preserve">  "ZTA0108_ODATAL_TYPE": "S",</w:t>
-      </w:r>
-      <w:r>
-        <w:rPr>
-          <w:rFonts w:ascii="Courier New" w:hAnsi="Courier New"/>
-          <w:sz w:val="14"/>
-        </w:rPr>
-        <w:br/>
-        <w:t xml:space="preserve">  "ZTA0108_ODATAL_WORKORDER": "401478703",</w:t>
-      </w:r>
-      <w:r>
-        <w:rPr>
-          <w:rFonts w:ascii="Courier New" w:hAnsi="Courier New"/>
-          <w:sz w:val="14"/>
-        </w:rPr>
-        <w:br/>
-        <w:t xml:space="preserve">  "ZTA0108_ODATAL_EXTERNAL_ID": "10000001",</w:t>
-      </w:r>
-      <w:r>
-        <w:rPr>
-          <w:rFonts w:ascii="Courier New" w:hAnsi="Courier New"/>
-          <w:sz w:val="14"/>
-        </w:rPr>
-        <w:br/>
-        <w:t xml:space="preserve">  "ZTA0108_ODATAL_ORIGIN_ID": "</w:t>
-      </w:r>
-      <w:proofErr w:type="spellStart"/>
-      <w:r>
-        <w:rPr>
-          <w:rFonts w:ascii="Courier New" w:hAnsi="Courier New"/>
-          <w:sz w:val="14"/>
-        </w:rPr>
-        <w:t>Fleetio</w:t>
-      </w:r>
-      <w:proofErr w:type="spellEnd"/>
-      <w:r>
-        <w:rPr>
-          <w:rFonts w:ascii="Courier New" w:hAnsi="Courier New"/>
-          <w:sz w:val="14"/>
-        </w:rPr>
-        <w:t>",</w:t>
-      </w:r>
-      <w:r>
-        <w:rPr>
-          <w:rFonts w:ascii="Courier New" w:hAnsi="Courier New"/>
-          <w:sz w:val="14"/>
-        </w:rPr>
-        <w:br/>
-        <w:t xml:space="preserve">  "ZPMT_FLT_PRPO_STATUS": "SUCCESS",</w:t>
-      </w:r>
-      <w:r>
-        <w:rPr>
-          <w:rFonts w:ascii="Courier New" w:hAnsi="Courier New"/>
-          <w:sz w:val="14"/>
-        </w:rPr>
-        <w:br/>
-        <w:t xml:space="preserve">  "ZPMT_FLT_PRPO_MESSAGE_TEXT": "PO </w:t>
-      </w:r>
-      <w:proofErr w:type="spellStart"/>
-      <w:r>
-        <w:rPr>
-          <w:rFonts w:ascii="Courier New" w:hAnsi="Courier New"/>
-          <w:sz w:val="14"/>
-        </w:rPr>
-        <w:t>item</w:t>
-      </w:r>
-      <w:proofErr w:type="spellEnd"/>
-      <w:r>
-        <w:rPr>
-          <w:rFonts w:ascii="Courier New" w:hAnsi="Courier New"/>
-          <w:sz w:val="14"/>
-        </w:rPr>
-        <w:t xml:space="preserve"> </w:t>
-      </w:r>
-      <w:proofErr w:type="spellStart"/>
-      <w:r>
-        <w:rPr>
-          <w:rFonts w:ascii="Courier New" w:hAnsi="Courier New"/>
-          <w:sz w:val="14"/>
-        </w:rPr>
-        <w:t>completely</w:t>
-      </w:r>
-      <w:proofErr w:type="spellEnd"/>
-      <w:r>
-        <w:rPr>
-          <w:rFonts w:ascii="Courier New" w:hAnsi="Courier New"/>
-          <w:sz w:val="14"/>
-        </w:rPr>
-        <w:t xml:space="preserve"> </w:t>
-      </w:r>
-      <w:proofErr w:type="spellStart"/>
-      <w:r>
-        <w:rPr>
-          <w:rFonts w:ascii="Courier New" w:hAnsi="Courier New"/>
-          <w:sz w:val="14"/>
-        </w:rPr>
-        <w:t>delivered</w:t>
-      </w:r>
-      <w:proofErr w:type="spellEnd"/>
-      <w:r>
-        <w:rPr>
-          <w:rFonts w:ascii="Courier New" w:hAnsi="Courier New"/>
-          <w:sz w:val="14"/>
-        </w:rPr>
-        <w:t xml:space="preserve"> in SAP.",</w:t>
-      </w:r>
-      <w:r>
-        <w:rPr>
-          <w:rFonts w:ascii="Courier New" w:hAnsi="Courier New"/>
-          <w:sz w:val="14"/>
-        </w:rPr>
-        <w:br/>
-        <w:t xml:space="preserve">  "</w:t>
-      </w:r>
-      <w:proofErr w:type="spellStart"/>
-      <w:r>
-        <w:rPr>
-          <w:rFonts w:ascii="Courier New" w:hAnsi="Courier New"/>
-          <w:sz w:val="14"/>
-        </w:rPr>
-        <w:t>PurchaseRequisitions</w:t>
-      </w:r>
-      <w:proofErr w:type="spellEnd"/>
-      <w:r>
-        <w:rPr>
-          <w:rFonts w:ascii="Courier New" w:hAnsi="Courier New"/>
-          <w:sz w:val="14"/>
-        </w:rPr>
-        <w:t>": [],</w:t>
-      </w:r>
-      <w:r>
-        <w:rPr>
-          <w:rFonts w:ascii="Courier New" w:hAnsi="Courier New"/>
-          <w:sz w:val="14"/>
-        </w:rPr>
-        <w:br/>
-        <w:t xml:space="preserve">  "</w:t>
-      </w:r>
-      <w:proofErr w:type="spellStart"/>
-      <w:r>
-        <w:rPr>
-          <w:rFonts w:ascii="Courier New" w:hAnsi="Courier New"/>
-          <w:sz w:val="14"/>
-        </w:rPr>
-        <w:t>PurchaseOrders</w:t>
-      </w:r>
-      <w:proofErr w:type="spellEnd"/>
-      <w:r>
-        <w:rPr>
-          <w:rFonts w:ascii="Courier New" w:hAnsi="Courier New"/>
-          <w:sz w:val="14"/>
-        </w:rPr>
-        <w:t>": [</w:t>
-      </w:r>
-      <w:r>
-        <w:rPr>
-          <w:rFonts w:ascii="Courier New" w:hAnsi="Courier New"/>
-          <w:sz w:val="14"/>
-        </w:rPr>
-        <w:br/>
-        <w:t xml:space="preserve">    {</w:t>
-      </w:r>
-      <w:r>
-        <w:rPr>
-          <w:rFonts w:ascii="Courier New" w:hAnsi="Courier New"/>
-          <w:sz w:val="14"/>
-        </w:rPr>
-        <w:br/>
-        <w:t xml:space="preserve">      "EKKO_EBELN": "4508314144",</w:t>
-      </w:r>
-      <w:r>
-        <w:rPr>
-          <w:rFonts w:ascii="Courier New" w:hAnsi="Courier New"/>
-          <w:sz w:val="14"/>
-        </w:rPr>
-        <w:br/>
-        <w:t xml:space="preserve">      "EKKO_LIFNR": "0000702224",</w:t>
-      </w:r>
-      <w:r>
-        <w:rPr>
-          <w:rFonts w:ascii="Courier New" w:hAnsi="Courier New"/>
-          <w:sz w:val="14"/>
-        </w:rPr>
-        <w:br/>
-        <w:t xml:space="preserve">      "EKKO_WAERS": "USD",</w:t>
-      </w:r>
-      <w:r>
-        <w:rPr>
-          <w:rFonts w:ascii="Courier New" w:hAnsi="Courier New"/>
-          <w:sz w:val="14"/>
-        </w:rPr>
-        <w:br/>
-        <w:t xml:space="preserve">      "</w:t>
-      </w:r>
-      <w:proofErr w:type="spellStart"/>
-      <w:r>
-        <w:rPr>
-          <w:rFonts w:ascii="Courier New" w:hAnsi="Courier New"/>
-          <w:sz w:val="14"/>
-        </w:rPr>
-        <w:t>Items</w:t>
-      </w:r>
-      <w:proofErr w:type="spellEnd"/>
-      <w:r>
-        <w:rPr>
-          <w:rFonts w:ascii="Courier New" w:hAnsi="Courier New"/>
-          <w:sz w:val="14"/>
-        </w:rPr>
-        <w:t>": [</w:t>
-      </w:r>
-      <w:r>
-        <w:rPr>
-          <w:rFonts w:ascii="Courier New" w:hAnsi="Courier New"/>
-          <w:sz w:val="14"/>
-        </w:rPr>
-        <w:br/>
-        <w:t xml:space="preserve">        {</w:t>
-      </w:r>
-      <w:r>
-        <w:rPr>
-          <w:rFonts w:ascii="Courier New" w:hAnsi="Courier New"/>
-          <w:sz w:val="14"/>
-        </w:rPr>
-        <w:br/>
-        <w:t xml:space="preserve">          "ZPMT_FLT_PRPO_PO_ACTION": "COMPLETED",</w:t>
-      </w:r>
-      <w:r>
-        <w:rPr>
-          <w:rFonts w:ascii="Courier New" w:hAnsi="Courier New"/>
-          <w:sz w:val="14"/>
-        </w:rPr>
-        <w:br/>
-        <w:t xml:space="preserve">          "EKPO_EBELN": "4508314144",</w:t>
-      </w:r>
-      <w:r>
-        <w:rPr>
-          <w:rFonts w:ascii="Courier New" w:hAnsi="Courier New"/>
-          <w:sz w:val="14"/>
-        </w:rPr>
-        <w:br/>
-        <w:t xml:space="preserve">          "EKPO_EBELP": "00010",</w:t>
-      </w:r>
-      <w:r>
-        <w:rPr>
-          <w:rFonts w:ascii="Courier New" w:hAnsi="Courier New"/>
-          <w:sz w:val="14"/>
-        </w:rPr>
-        <w:br/>
-        <w:t xml:space="preserve">          "EBAN_BANFN": "11142445",</w:t>
-      </w:r>
-      <w:r>
-        <w:rPr>
-          <w:rFonts w:ascii="Courier New" w:hAnsi="Courier New"/>
-          <w:sz w:val="14"/>
-        </w:rPr>
-        <w:br/>
-        <w:t xml:space="preserve">          "EBAN_BNFPO": "00010",</w:t>
-      </w:r>
-      <w:r>
-        <w:rPr>
-          <w:rFonts w:ascii="Courier New" w:hAnsi="Courier New"/>
-          <w:sz w:val="14"/>
-        </w:rPr>
-        <w:br/>
-        <w:t xml:space="preserve">          "EKPO_TXZ01": "Servicio de Limpieza",</w:t>
-      </w:r>
-      <w:r>
-        <w:rPr>
-          <w:rFonts w:ascii="Courier New" w:hAnsi="Courier New"/>
-          <w:sz w:val="14"/>
-        </w:rPr>
-        <w:br/>
-        <w:t xml:space="preserve">          "EKPO_MENGE": "1",</w:t>
-      </w:r>
-      <w:r>
-        <w:rPr>
-          <w:rFonts w:ascii="Courier New" w:hAnsi="Courier New"/>
-          <w:sz w:val="14"/>
-        </w:rPr>
-        <w:br/>
-        <w:t xml:space="preserve">          "EKPO_MEINS": "LE",</w:t>
-      </w:r>
-      <w:r>
-        <w:rPr>
-          <w:rFonts w:ascii="Courier New" w:hAnsi="Courier New"/>
-          <w:sz w:val="14"/>
-        </w:rPr>
-        <w:br/>
-        <w:t xml:space="preserve">          "EKPO_LOEKZ": "",</w:t>
-      </w:r>
-      <w:r>
-        <w:rPr>
-          <w:rFonts w:ascii="Courier New" w:hAnsi="Courier New"/>
-          <w:sz w:val="14"/>
-        </w:rPr>
-        <w:br/>
-        <w:t xml:space="preserve">          "EKPO_ELIKZ": "X"</w:t>
-      </w:r>
-      <w:r>
-        <w:rPr>
-          <w:rFonts w:ascii="Courier New" w:hAnsi="Courier New"/>
-          <w:sz w:val="14"/>
-        </w:rPr>
-        <w:br/>
-        <w:t xml:space="preserve">        }</w:t>
-      </w:r>
-      <w:r>
-        <w:rPr>
-          <w:rFonts w:ascii="Courier New" w:hAnsi="Courier New"/>
-          <w:sz w:val="14"/>
-        </w:rPr>
-        <w:br/>
-        <w:t xml:space="preserve">      ]</w:t>
-      </w:r>
-      <w:r>
-        <w:rPr>
-          <w:rFonts w:ascii="Courier New" w:hAnsi="Courier New"/>
-          <w:sz w:val="14"/>
-        </w:rPr>
-        <w:br/>
-        <w:t xml:space="preserve">    }</w:t>
-      </w:r>
-      <w:r>
-        <w:rPr>
-          <w:rFonts w:ascii="Courier New" w:hAnsi="Courier New"/>
-          <w:sz w:val="14"/>
-        </w:rPr>
-        <w:br/>
-        <w:t xml:space="preserve">  ]</w:t>
-      </w:r>
-      <w:r>
-        <w:rPr>
-          <w:rFonts w:ascii="Courier New" w:hAnsi="Courier New"/>
-          <w:sz w:val="14"/>
-        </w:rPr>
-        <w:br/>
-        <w:t>}</w:t>
-      </w:r>
-    </w:p>
-    <w:p>
-      <w:r>
-        <w:rPr>
-          <w:b/>
-          <w:sz w:val="20"/>
-        </w:rPr>
-        <w:t>9.5 Escenario: Cantidad de PO modificada</w:t>
-      </w:r>
-    </w:p>
-    <w:p>
-      <w:r>
-        <w:rPr>
-          <w:rFonts w:ascii="Courier New" w:hAnsi="Courier New"/>
-          <w:sz w:val="14"/>
-        </w:rPr>
-        <w:t>{</w:t>
-      </w:r>
-      <w:r>
-        <w:rPr>
-          <w:rFonts w:ascii="Courier New" w:hAnsi="Courier New"/>
-          <w:sz w:val="14"/>
-        </w:rPr>
-        <w:br/>
-        <w:t xml:space="preserve">  "ZTA0108_ODATAL_ID": "WO",</w:t>
-      </w:r>
-      <w:r>
-        <w:rPr>
-          <w:rFonts w:ascii="Courier New" w:hAnsi="Courier New"/>
-          <w:sz w:val="14"/>
-        </w:rPr>
-        <w:br/>
-        <w:t xml:space="preserve">  "ZTA0108_ODATAL_TYPE": "S",</w:t>
-      </w:r>
-      <w:r>
-        <w:rPr>
-          <w:rFonts w:ascii="Courier New" w:hAnsi="Courier New"/>
-          <w:sz w:val="14"/>
-        </w:rPr>
-        <w:br/>
-        <w:t xml:space="preserve">  "ZTA0108_ODATAL_WORKORDER": "401478703",</w:t>
-      </w:r>
-      <w:r>
-        <w:rPr>
-          <w:rFonts w:ascii="Courier New" w:hAnsi="Courier New"/>
-          <w:sz w:val="14"/>
-        </w:rPr>
-        <w:br/>
-        <w:t xml:space="preserve">  "ZTA0108_ODATAL_EXTERNAL_ID": "10000001",</w:t>
-      </w:r>
-      <w:r>
-        <w:rPr>
-          <w:rFonts w:ascii="Courier New" w:hAnsi="Courier New"/>
-          <w:sz w:val="14"/>
-        </w:rPr>
-        <w:br/>
-        <w:t xml:space="preserve">  "ZTA0108_ODATAL_ORIGIN_ID": "</w:t>
-      </w:r>
-      <w:proofErr w:type="spellStart"/>
-      <w:r>
-        <w:rPr>
-          <w:rFonts w:ascii="Courier New" w:hAnsi="Courier New"/>
-          <w:sz w:val="14"/>
-        </w:rPr>
-        <w:t>Fleetio</w:t>
-      </w:r>
-      <w:proofErr w:type="spellEnd"/>
-      <w:r>
-        <w:rPr>
-          <w:rFonts w:ascii="Courier New" w:hAnsi="Courier New"/>
-          <w:sz w:val="14"/>
-        </w:rPr>
-        <w:t>",</w:t>
-      </w:r>
-      <w:r>
-        <w:rPr>
-          <w:rFonts w:ascii="Courier New" w:hAnsi="Courier New"/>
-          <w:sz w:val="14"/>
-        </w:rPr>
-        <w:br/>
-        <w:t xml:space="preserve">  "ZPMT_FLT_PRPO_STATUS": "SUCCESS",</w:t>
-      </w:r>
-      <w:r>
-        <w:rPr>
-          <w:rFonts w:ascii="Courier New" w:hAnsi="Courier New"/>
-          <w:sz w:val="14"/>
-        </w:rPr>
-        <w:br/>
-        <w:t xml:space="preserve">  "ZPMT_FLT_PRPO_CODE": "PO_UPDATED",</w:t>
-      </w:r>
-      <w:r>
-        <w:rPr>
-          <w:rFonts w:ascii="Courier New" w:hAnsi="Courier New"/>
-          <w:sz w:val="14"/>
-        </w:rPr>
-        <w:br/>
-        <w:t xml:space="preserve">  "ZPMT_FLT_PRPO_MESSAGE_TEXT": "PO </w:t>
-      </w:r>
-      <w:proofErr w:type="spellStart"/>
-      <w:r>
-        <w:rPr>
-          <w:rFonts w:ascii="Courier New" w:hAnsi="Courier New"/>
-          <w:sz w:val="14"/>
-        </w:rPr>
-        <w:t>item</w:t>
-      </w:r>
-      <w:proofErr w:type="spellEnd"/>
-      <w:r>
-        <w:rPr>
-          <w:rFonts w:ascii="Courier New" w:hAnsi="Courier New"/>
-          <w:sz w:val="14"/>
-        </w:rPr>
-        <w:t xml:space="preserve"> </w:t>
-      </w:r>
-      <w:proofErr w:type="spellStart"/>
-      <w:r>
-        <w:rPr>
-          <w:rFonts w:ascii="Courier New" w:hAnsi="Courier New"/>
-          <w:sz w:val="14"/>
-        </w:rPr>
-        <w:t>quantity</w:t>
-      </w:r>
-      <w:proofErr w:type="spellEnd"/>
-      <w:r>
-        <w:rPr>
-          <w:rFonts w:ascii="Courier New" w:hAnsi="Courier New"/>
-          <w:sz w:val="14"/>
-        </w:rPr>
-        <w:t xml:space="preserve"> </w:t>
-      </w:r>
-      <w:proofErr w:type="spellStart"/>
-      <w:r>
-        <w:rPr>
-          <w:rFonts w:ascii="Courier New" w:hAnsi="Courier New"/>
-          <w:sz w:val="14"/>
-        </w:rPr>
-        <w:t>updated</w:t>
-      </w:r>
-      <w:proofErr w:type="spellEnd"/>
-      <w:r>
-        <w:rPr>
-          <w:rFonts w:ascii="Courier New" w:hAnsi="Courier New"/>
-          <w:sz w:val="14"/>
-        </w:rPr>
-        <w:t xml:space="preserve"> in SAP.",</w:t>
-      </w:r>
-      <w:r>
-        <w:rPr>
-          <w:rFonts w:ascii="Courier New" w:hAnsi="Courier New"/>
-          <w:sz w:val="14"/>
-        </w:rPr>
-        <w:br/>
-        <w:t xml:space="preserve">  "</w:t>
-      </w:r>
-      <w:proofErr w:type="spellStart"/>
-      <w:r>
-        <w:rPr>
-          <w:rFonts w:ascii="Courier New" w:hAnsi="Courier New"/>
-          <w:sz w:val="14"/>
-        </w:rPr>
-        <w:t>PurchaseRequisitions</w:t>
-      </w:r>
-      <w:proofErr w:type="spellEnd"/>
-      <w:r>
-        <w:rPr>
-          <w:rFonts w:ascii="Courier New" w:hAnsi="Courier New"/>
-          <w:sz w:val="14"/>
-        </w:rPr>
-        <w:t>": [],</w:t>
-      </w:r>
-      <w:r>
-        <w:rPr>
-          <w:rFonts w:ascii="Courier New" w:hAnsi="Courier New"/>
-          <w:sz w:val="14"/>
-        </w:rPr>
-        <w:br/>
-        <w:t xml:space="preserve">  "</w:t>
-      </w:r>
-      <w:proofErr w:type="spellStart"/>
-      <w:r>
-        <w:rPr>
-          <w:rFonts w:ascii="Courier New" w:hAnsi="Courier New"/>
-          <w:sz w:val="14"/>
-        </w:rPr>
-        <w:t>PurchaseOrders</w:t>
-      </w:r>
-      <w:proofErr w:type="spellEnd"/>
-      <w:r>
-        <w:rPr>
-          <w:rFonts w:ascii="Courier New" w:hAnsi="Courier New"/>
-          <w:sz w:val="14"/>
-        </w:rPr>
-        <w:t>": [</w:t>
-      </w:r>
-      <w:r>
-        <w:rPr>
-          <w:rFonts w:ascii="Courier New" w:hAnsi="Courier New"/>
-          <w:sz w:val="14"/>
-        </w:rPr>
-        <w:br/>
-        <w:t xml:space="preserve">    {</w:t>
-      </w:r>
-      <w:r>
-        <w:rPr>
-          <w:rFonts w:ascii="Courier New" w:hAnsi="Courier New"/>
-          <w:sz w:val="14"/>
-        </w:rPr>
-        <w:br/>
-        <w:t xml:space="preserve">      "EKKO_EBELN": "4508314144",</w:t>
-      </w:r>
-      <w:r>
-        <w:rPr>
-          <w:rFonts w:ascii="Courier New" w:hAnsi="Courier New"/>
-          <w:sz w:val="14"/>
-        </w:rPr>
-        <w:br/>
-        <w:t xml:space="preserve">      "EKKO_LIFNR": "0000702224",</w:t>
-      </w:r>
-      <w:r>
-        <w:rPr>
-          <w:rFonts w:ascii="Courier New" w:hAnsi="Courier New"/>
-          <w:sz w:val="14"/>
-        </w:rPr>
-        <w:br/>
-        <w:t xml:space="preserve">      "EKKO_WAERS": "USD",</w:t>
-      </w:r>
-      <w:r>
-        <w:rPr>
-          <w:rFonts w:ascii="Courier New" w:hAnsi="Courier New"/>
-          <w:sz w:val="14"/>
-        </w:rPr>
-        <w:br/>
-        <w:t xml:space="preserve">      "</w:t>
-      </w:r>
-      <w:proofErr w:type="spellStart"/>
-      <w:r>
-        <w:rPr>
-          <w:rFonts w:ascii="Courier New" w:hAnsi="Courier New"/>
-          <w:sz w:val="14"/>
-        </w:rPr>
-        <w:t>Items</w:t>
-      </w:r>
-      <w:proofErr w:type="spellEnd"/>
-      <w:r>
-        <w:rPr>
-          <w:rFonts w:ascii="Courier New" w:hAnsi="Courier New"/>
-          <w:sz w:val="14"/>
-        </w:rPr>
-        <w:t>": [</w:t>
-      </w:r>
-      <w:r>
-        <w:rPr>
-          <w:rFonts w:ascii="Courier New" w:hAnsi="Courier New"/>
-          <w:sz w:val="14"/>
-        </w:rPr>
-        <w:br/>
-        <w:t xml:space="preserve">        {</w:t>
-      </w:r>
-      <w:r>
-        <w:rPr>
-          <w:rFonts w:ascii="Courier New" w:hAnsi="Courier New"/>
-          <w:sz w:val="14"/>
-        </w:rPr>
-        <w:br/>
-        <w:t xml:space="preserve">          "ZPMT_FLT_PRPO_PO_ACTION": "UPDATED",</w:t>
-      </w:r>
-      <w:r>
-        <w:rPr>
-          <w:rFonts w:ascii="Courier New" w:hAnsi="Courier New"/>
-          <w:sz w:val="14"/>
-        </w:rPr>
-        <w:br/>
-        <w:t xml:space="preserve">          "EKPO_EBELN": "4508314144",</w:t>
-      </w:r>
-      <w:r>
-        <w:rPr>
-          <w:rFonts w:ascii="Courier New" w:hAnsi="Courier New"/>
-          <w:sz w:val="14"/>
-        </w:rPr>
-        <w:br/>
-        <w:t xml:space="preserve">          "EKPO_EBELP": "00020",</w:t>
-      </w:r>
-      <w:r>
-        <w:rPr>
-          <w:rFonts w:ascii="Courier New" w:hAnsi="Courier New"/>
-          <w:sz w:val="14"/>
-        </w:rPr>
-        <w:br/>
-        <w:t xml:space="preserve">          "EBAN_BANFN": "11142445",</w:t>
-      </w:r>
-      <w:r>
-        <w:rPr>
-          <w:rFonts w:ascii="Courier New" w:hAnsi="Courier New"/>
-          <w:sz w:val="14"/>
-        </w:rPr>
-        <w:br/>
-        <w:t xml:space="preserve">          "EBAN_BNFPO": "00020",</w:t>
-      </w:r>
-      <w:r>
-        <w:rPr>
-          <w:rFonts w:ascii="Courier New" w:hAnsi="Courier New"/>
-          <w:sz w:val="14"/>
-        </w:rPr>
-        <w:br/>
-        <w:t xml:space="preserve">          "EKPO_MATNR": "000000000001001775",</w:t>
-      </w:r>
-      <w:r>
-        <w:rPr>
-          <w:rFonts w:ascii="Courier New" w:hAnsi="Courier New"/>
-          <w:sz w:val="14"/>
-        </w:rPr>
-        <w:br/>
-        <w:t xml:space="preserve">          "EKPO_TXZ01": "FUEL:DIESEL,OFF-ROAD,ULTRA-LOW",</w:t>
-      </w:r>
-      <w:r>
-        <w:rPr>
-          <w:rFonts w:ascii="Courier New" w:hAnsi="Courier New"/>
-          <w:sz w:val="14"/>
-        </w:rPr>
-        <w:br/>
-        <w:t xml:space="preserve">          "EKPO_MENGE": "3",</w:t>
-      </w:r>
-      <w:r>
-        <w:rPr>
-          <w:rFonts w:ascii="Courier New" w:hAnsi="Courier New"/>
-          <w:sz w:val="14"/>
-        </w:rPr>
-        <w:br/>
-        <w:t xml:space="preserve">          "EKPO_MEINS": "GAL",</w:t>
-      </w:r>
-      <w:r>
-        <w:rPr>
-          <w:rFonts w:ascii="Courier New" w:hAnsi="Courier New"/>
-          <w:sz w:val="14"/>
-        </w:rPr>
-        <w:br/>
-      </w:r>
-      <w:r>
-        <w:rPr>
-          <w:rFonts w:ascii="Courier New" w:hAnsi="Courier New"/>
-          <w:sz w:val="14"/>
-        </w:rPr>
-        <w:lastRenderedPageBreak/>
-        <w:t xml:space="preserve">          "EKPO_NETPR": "100",</w:t>
-      </w:r>
-      <w:r>
-        <w:rPr>
-          <w:rFonts w:ascii="Courier New" w:hAnsi="Courier New"/>
-          <w:sz w:val="14"/>
-        </w:rPr>
-        <w:br/>
-        <w:t xml:space="preserve">          "EKPO_NETWR": "300",</w:t>
-      </w:r>
-      <w:r>
-        <w:rPr>
-          <w:rFonts w:ascii="Courier New" w:hAnsi="Courier New"/>
-          <w:sz w:val="14"/>
-        </w:rPr>
-        <w:br/>
-        <w:t xml:space="preserve">          "EKPO_LOEKZ": "",</w:t>
-      </w:r>
-      <w:r>
-        <w:rPr>
-          <w:rFonts w:ascii="Courier New" w:hAnsi="Courier New"/>
-          <w:sz w:val="14"/>
-        </w:rPr>
-        <w:br/>
-        <w:t xml:space="preserve">          "EKPO_ELIKZ": ""</w:t>
-      </w:r>
-      <w:r>
-        <w:rPr>
-          <w:rFonts w:ascii="Courier New" w:hAnsi="Courier New"/>
-          <w:sz w:val="14"/>
-        </w:rPr>
-        <w:br/>
-        <w:t xml:space="preserve">        }</w:t>
-      </w:r>
-      <w:r>
-        <w:rPr>
-          <w:rFonts w:ascii="Courier New" w:hAnsi="Courier New"/>
-          <w:sz w:val="14"/>
-        </w:rPr>
-        <w:br/>
-        <w:t xml:space="preserve">      ]</w:t>
-      </w:r>
-      <w:r>
-        <w:rPr>
-          <w:rFonts w:ascii="Courier New" w:hAnsi="Courier New"/>
-          <w:sz w:val="14"/>
-        </w:rPr>
-        <w:br/>
-        <w:t xml:space="preserve">    }</w:t>
-      </w:r>
-      <w:r>
-        <w:rPr>
-          <w:rFonts w:ascii="Courier New" w:hAnsi="Courier New"/>
-          <w:sz w:val="14"/>
-        </w:rPr>
-        <w:br/>
-        <w:t xml:space="preserve">  ]</w:t>
-      </w:r>
-      <w:r>
-        <w:rPr>
-          <w:rFonts w:ascii="Courier New" w:hAnsi="Courier New"/>
-          <w:sz w:val="14"/>
-        </w:rPr>
-        <w:br/>
-        <w:t>}</w:t>
-      </w:r>
-    </w:p>
-    <w:p>
-      <w:r>
-        <w:rPr>
-          <w:b/>
-          <w:sz w:val="20"/>
-        </w:rPr>
-        <w:t>9.6 Escenario: Posición de PO borrada</w:t>
-      </w:r>
-    </w:p>
-    <w:p>
-      <w:r>
-        <w:rPr>
-          <w:rFonts w:ascii="Courier New" w:hAnsi="Courier New"/>
-          <w:sz w:val="14"/>
-        </w:rPr>
-        <w:t>{</w:t>
-      </w:r>
-      <w:r>
-        <w:rPr>
-          <w:rFonts w:ascii="Courier New" w:hAnsi="Courier New"/>
-          <w:sz w:val="14"/>
-        </w:rPr>
-        <w:br/>
-        <w:t xml:space="preserve">  "ZTA0108_ODATAL_ID": "WO",</w:t>
-      </w:r>
-      <w:r>
-        <w:rPr>
-          <w:rFonts w:ascii="Courier New" w:hAnsi="Courier New"/>
-          <w:sz w:val="14"/>
-        </w:rPr>
-        <w:br/>
-        <w:t xml:space="preserve">  "ZTA0108_ODATAL_TYPE": "S",</w:t>
-      </w:r>
-      <w:r>
-        <w:rPr>
-          <w:rFonts w:ascii="Courier New" w:hAnsi="Courier New"/>
-          <w:sz w:val="14"/>
-        </w:rPr>
-        <w:br/>
-        <w:t xml:space="preserve">  "ZTA0108_ODATAL_WORKORDER": "401478703",</w:t>
-      </w:r>
-      <w:r>
-        <w:rPr>
-          <w:rFonts w:ascii="Courier New" w:hAnsi="Courier New"/>
-          <w:sz w:val="14"/>
-        </w:rPr>
-        <w:br/>
-        <w:t xml:space="preserve">  "ZTA0108_ODATAL_EXTERNAL_ID": "10000001",</w:t>
-      </w:r>
-      <w:r>
-        <w:rPr>
-          <w:rFonts w:ascii="Courier New" w:hAnsi="Courier New"/>
-          <w:sz w:val="14"/>
-        </w:rPr>
-        <w:br/>
-        <w:t xml:space="preserve">  "ZTA0108_ODATAL_ORIGIN_ID": "</w:t>
-      </w:r>
-      <w:proofErr w:type="spellStart"/>
-      <w:r>
-        <w:rPr>
-          <w:rFonts w:ascii="Courier New" w:hAnsi="Courier New"/>
-          <w:sz w:val="14"/>
-        </w:rPr>
-        <w:t>Fleetio</w:t>
-      </w:r>
-      <w:proofErr w:type="spellEnd"/>
-      <w:r>
-        <w:rPr>
-          <w:rFonts w:ascii="Courier New" w:hAnsi="Courier New"/>
-          <w:sz w:val="14"/>
-        </w:rPr>
-        <w:t>",</w:t>
-      </w:r>
-      <w:r>
-        <w:rPr>
-          <w:rFonts w:ascii="Courier New" w:hAnsi="Courier New"/>
-          <w:sz w:val="14"/>
-        </w:rPr>
-        <w:br/>
-        <w:t xml:space="preserve">  "ZPMT_FLT_PRPO_STATUS": "SUCCESS",</w:t>
-      </w:r>
-      <w:r>
-        <w:rPr>
-          <w:rFonts w:ascii="Courier New" w:hAnsi="Courier New"/>
-          <w:sz w:val="14"/>
-        </w:rPr>
-        <w:br/>
-        <w:t xml:space="preserve">  "ZPMT_FLT_PRPO_CODE": "PO_UPDATED",</w:t>
-      </w:r>
-      <w:r>
-        <w:rPr>
-          <w:rFonts w:ascii="Courier New" w:hAnsi="Courier New"/>
-          <w:sz w:val="14"/>
-        </w:rPr>
-        <w:br/>
-        <w:t xml:space="preserve">  "ZPMT_FLT_PRPO_MESSAGE_TEXT": "PO </w:t>
-      </w:r>
-      <w:proofErr w:type="spellStart"/>
-      <w:r>
-        <w:rPr>
-          <w:rFonts w:ascii="Courier New" w:hAnsi="Courier New"/>
-          <w:sz w:val="14"/>
-        </w:rPr>
-        <w:t>item</w:t>
-      </w:r>
-      <w:proofErr w:type="spellEnd"/>
-      <w:r>
-        <w:rPr>
-          <w:rFonts w:ascii="Courier New" w:hAnsi="Courier New"/>
-          <w:sz w:val="14"/>
-        </w:rPr>
-        <w:t xml:space="preserve"> </w:t>
-      </w:r>
-      <w:proofErr w:type="spellStart"/>
-      <w:r>
-        <w:rPr>
-          <w:rFonts w:ascii="Courier New" w:hAnsi="Courier New"/>
-          <w:sz w:val="14"/>
-        </w:rPr>
-        <w:t>deletion</w:t>
-      </w:r>
-      <w:proofErr w:type="spellEnd"/>
-      <w:r>
-        <w:rPr>
-          <w:rFonts w:ascii="Courier New" w:hAnsi="Courier New"/>
-          <w:sz w:val="14"/>
-        </w:rPr>
-        <w:t xml:space="preserve"> </w:t>
-      </w:r>
-      <w:proofErr w:type="spellStart"/>
-      <w:r>
-        <w:rPr>
-          <w:rFonts w:ascii="Courier New" w:hAnsi="Courier New"/>
-          <w:sz w:val="14"/>
-        </w:rPr>
-        <w:t>flag</w:t>
-      </w:r>
-      <w:proofErr w:type="spellEnd"/>
-      <w:r>
-        <w:rPr>
-          <w:rFonts w:ascii="Courier New" w:hAnsi="Courier New"/>
-          <w:sz w:val="14"/>
-        </w:rPr>
-        <w:t xml:space="preserve"> </w:t>
-      </w:r>
-      <w:proofErr w:type="spellStart"/>
-      <w:r>
-        <w:rPr>
-          <w:rFonts w:ascii="Courier New" w:hAnsi="Courier New"/>
-          <w:sz w:val="14"/>
-        </w:rPr>
-        <w:t>updated</w:t>
-      </w:r>
-      <w:proofErr w:type="spellEnd"/>
-      <w:r>
-        <w:rPr>
-          <w:rFonts w:ascii="Courier New" w:hAnsi="Courier New"/>
-          <w:sz w:val="14"/>
-        </w:rPr>
-        <w:t xml:space="preserve"> in SAP.",</w:t>
-      </w:r>
-      <w:r>
-        <w:rPr>
-          <w:rFonts w:ascii="Courier New" w:hAnsi="Courier New"/>
-          <w:sz w:val="14"/>
-        </w:rPr>
-        <w:br/>
-        <w:t xml:space="preserve">  "</w:t>
-      </w:r>
-      <w:proofErr w:type="spellStart"/>
-      <w:r>
-        <w:rPr>
-          <w:rFonts w:ascii="Courier New" w:hAnsi="Courier New"/>
-          <w:sz w:val="14"/>
-        </w:rPr>
-        <w:t>PurchaseRequisitions</w:t>
-      </w:r>
-      <w:proofErr w:type="spellEnd"/>
-      <w:r>
-        <w:rPr>
-          <w:rFonts w:ascii="Courier New" w:hAnsi="Courier New"/>
-          <w:sz w:val="14"/>
-        </w:rPr>
-        <w:t>": [],</w:t>
-      </w:r>
-      <w:r>
-        <w:rPr>
-          <w:rFonts w:ascii="Courier New" w:hAnsi="Courier New"/>
-          <w:sz w:val="14"/>
-        </w:rPr>
-        <w:br/>
-        <w:t xml:space="preserve">  "</w:t>
-      </w:r>
-      <w:proofErr w:type="spellStart"/>
-      <w:r>
-        <w:rPr>
-          <w:rFonts w:ascii="Courier New" w:hAnsi="Courier New"/>
-          <w:sz w:val="14"/>
-        </w:rPr>
-        <w:t>PurchaseOrders</w:t>
-      </w:r>
-      <w:proofErr w:type="spellEnd"/>
-      <w:r>
-        <w:rPr>
-          <w:rFonts w:ascii="Courier New" w:hAnsi="Courier New"/>
-          <w:sz w:val="14"/>
-        </w:rPr>
-        <w:t>": [</w:t>
-      </w:r>
-      <w:r>
-        <w:rPr>
-          <w:rFonts w:ascii="Courier New" w:hAnsi="Courier New"/>
-          <w:sz w:val="14"/>
-        </w:rPr>
-        <w:br/>
-        <w:t xml:space="preserve">    {</w:t>
-      </w:r>
-      <w:r>
-        <w:rPr>
-          <w:rFonts w:ascii="Courier New" w:hAnsi="Courier New"/>
-          <w:sz w:val="14"/>
-        </w:rPr>
-        <w:br/>
-        <w:t xml:space="preserve">      "EKKO_EBELN": "4508314144",</w:t>
-      </w:r>
-      <w:r>
-        <w:rPr>
-          <w:rFonts w:ascii="Courier New" w:hAnsi="Courier New"/>
-          <w:sz w:val="14"/>
-        </w:rPr>
-        <w:br/>
-        <w:t xml:space="preserve">      "EKKO_LIFNR": "0000702224",</w:t>
-      </w:r>
-      <w:r>
-        <w:rPr>
-          <w:rFonts w:ascii="Courier New" w:hAnsi="Courier New"/>
-          <w:sz w:val="14"/>
-        </w:rPr>
-        <w:br/>
-        <w:t xml:space="preserve">      "EKKO_WAERS": "USD",</w:t>
-      </w:r>
-      <w:r>
-        <w:rPr>
-          <w:rFonts w:ascii="Courier New" w:hAnsi="Courier New"/>
-          <w:sz w:val="14"/>
-        </w:rPr>
-        <w:br/>
-        <w:t xml:space="preserve">      "</w:t>
-      </w:r>
-      <w:proofErr w:type="spellStart"/>
-      <w:r>
-        <w:rPr>
-          <w:rFonts w:ascii="Courier New" w:hAnsi="Courier New"/>
-          <w:sz w:val="14"/>
-        </w:rPr>
-        <w:t>Items</w:t>
-      </w:r>
-      <w:proofErr w:type="spellEnd"/>
-      <w:r>
-        <w:rPr>
-          <w:rFonts w:ascii="Courier New" w:hAnsi="Courier New"/>
-          <w:sz w:val="14"/>
-        </w:rPr>
-        <w:t>": [</w:t>
-      </w:r>
-      <w:r>
-        <w:rPr>
-          <w:rFonts w:ascii="Courier New" w:hAnsi="Courier New"/>
-          <w:sz w:val="14"/>
-        </w:rPr>
-        <w:br/>
-        <w:t xml:space="preserve">        {</w:t>
-      </w:r>
-      <w:r>
-        <w:rPr>
-          <w:rFonts w:ascii="Courier New" w:hAnsi="Courier New"/>
-          <w:sz w:val="14"/>
-        </w:rPr>
-        <w:br/>
-        <w:t xml:space="preserve">          "ZPMT_FLT_PRPO_PO_ACTION": "DELETED",</w:t>
-      </w:r>
-      <w:r>
-        <w:rPr>
-          <w:rFonts w:ascii="Courier New" w:hAnsi="Courier New"/>
-          <w:sz w:val="14"/>
-        </w:rPr>
-        <w:br/>
-        <w:t xml:space="preserve">          "EKPO_EBELN": "4508314144",</w:t>
-      </w:r>
-      <w:r>
-        <w:rPr>
-          <w:rFonts w:ascii="Courier New" w:hAnsi="Courier New"/>
-          <w:sz w:val="14"/>
-        </w:rPr>
-        <w:br/>
-        <w:t xml:space="preserve">          "EKPO_EBELP": "00030",</w:t>
-      </w:r>
-      <w:r>
-        <w:rPr>
-          <w:rFonts w:ascii="Courier New" w:hAnsi="Courier New"/>
-          <w:sz w:val="14"/>
-        </w:rPr>
-        <w:br/>
-        <w:t xml:space="preserve">          "EBAN_BANFN": "11142445",</w:t>
-      </w:r>
-      <w:r>
-        <w:rPr>
-          <w:rFonts w:ascii="Courier New" w:hAnsi="Courier New"/>
-          <w:sz w:val="14"/>
-        </w:rPr>
-        <w:br/>
-        <w:t xml:space="preserve">          "EBAN_BNFPO": "00030",</w:t>
-      </w:r>
-      <w:r>
-        <w:rPr>
-          <w:rFonts w:ascii="Courier New" w:hAnsi="Courier New"/>
-          <w:sz w:val="14"/>
-        </w:rPr>
-        <w:br/>
-        <w:t xml:space="preserve">          "EKPO_TXZ01": "FILTRO",</w:t>
-      </w:r>
-      <w:r>
-        <w:rPr>
-          <w:rFonts w:ascii="Courier New" w:hAnsi="Courier New"/>
-          <w:sz w:val="14"/>
-        </w:rPr>
-        <w:br/>
-        <w:t xml:space="preserve">          "EKPO_MENGE": "2",</w:t>
-      </w:r>
-      <w:r>
-        <w:rPr>
-          <w:rFonts w:ascii="Courier New" w:hAnsi="Courier New"/>
-          <w:sz w:val="14"/>
-        </w:rPr>
-        <w:br/>
-        <w:t xml:space="preserve">          "EKPO_MEINS": "ST",</w:t>
-      </w:r>
-      <w:r>
-        <w:rPr>
-          <w:rFonts w:ascii="Courier New" w:hAnsi="Courier New"/>
-          <w:sz w:val="14"/>
-        </w:rPr>
-        <w:br/>
-        <w:t xml:space="preserve">          "EKPO_LOEKZ": "L",</w:t>
-      </w:r>
-      <w:r>
-        <w:rPr>
-          <w:rFonts w:ascii="Courier New" w:hAnsi="Courier New"/>
-          <w:sz w:val="14"/>
-        </w:rPr>
-        <w:br/>
-        <w:t xml:space="preserve">          "EKPO_ELIKZ": ""</w:t>
-      </w:r>
-      <w:r>
-        <w:rPr>
-          <w:rFonts w:ascii="Courier New" w:hAnsi="Courier New"/>
-          <w:sz w:val="14"/>
-        </w:rPr>
-        <w:br/>
-        <w:t xml:space="preserve">        }</w:t>
-      </w:r>
-      <w:r>
-        <w:rPr>
-          <w:rFonts w:ascii="Courier New" w:hAnsi="Courier New"/>
-          <w:sz w:val="14"/>
-        </w:rPr>
-        <w:br/>
-        <w:t xml:space="preserve">      ]</w:t>
-      </w:r>
-      <w:r>
-        <w:rPr>
-          <w:rFonts w:ascii="Courier New" w:hAnsi="Courier New"/>
-          <w:sz w:val="14"/>
-        </w:rPr>
-        <w:br/>
-        <w:t xml:space="preserve">    }</w:t>
-      </w:r>
-      <w:r>
-        <w:rPr>
-          <w:rFonts w:ascii="Courier New" w:hAnsi="Courier New"/>
-          <w:sz w:val="14"/>
-        </w:rPr>
-        <w:br/>
-        <w:t xml:space="preserve">  ]</w:t>
-      </w:r>
-      <w:r>
-        <w:rPr>
-          <w:rFonts w:ascii="Courier New" w:hAnsi="Courier New"/>
-          <w:sz w:val="14"/>
-        </w:rPr>
-        <w:br/>
-        <w:t>}</w:t>
-      </w:r>
-    </w:p>
-    <w:p>
-      <w:r>
-        <w:rPr>
-          <w:b/>
-          <w:sz w:val="20"/>
-        </w:rPr>
-        <w:t xml:space="preserve">9.7 Escenario: Work </w:t>
-      </w:r>
-      <w:proofErr w:type="spellStart"/>
-      <w:r>
-        <w:rPr>
-          <w:b/>
-          <w:sz w:val="20"/>
-        </w:rPr>
-        <w:t>Order</w:t>
-      </w:r>
-      <w:proofErr w:type="spellEnd"/>
-      <w:r>
-        <w:rPr>
-          <w:b/>
-          <w:sz w:val="20"/>
-        </w:rPr>
-        <w:t xml:space="preserve"> no creada en SAP</w:t>
-      </w:r>
-    </w:p>
-    <w:p>
-      <w:r>
-        <w:rPr>
-          <w:rFonts w:ascii="Courier New" w:eastAsia="Courier New" w:hAnsi="Courier New"/>
-          <w:sz w:val="14"/>
-        </w:rPr>
-        <w:t>{</w:t>
-      </w:r>
-      <w:r>
-        <w:rPr>
-          <w:rFonts w:ascii="Courier New" w:eastAsia="Courier New" w:hAnsi="Courier New"/>
-          <w:sz w:val="14"/>
-        </w:rPr>
-        <w:br/>
-        <w:t xml:space="preserve">  "ZTA0108_ODATAL_ID": "WO",</w:t>
-      </w:r>
-      <w:r>
-        <w:rPr>
-          <w:rFonts w:ascii="Courier New" w:eastAsia="Courier New" w:hAnsi="Courier New"/>
-          <w:sz w:val="14"/>
-        </w:rPr>
-        <w:br/>
-        <w:t xml:space="preserve">  "ZTA0108_ODATAL_TYPE": "E",</w:t>
-      </w:r>
-      <w:r>
-        <w:rPr>
-          <w:rFonts w:ascii="Courier New" w:eastAsia="Courier New" w:hAnsi="Courier New"/>
-          <w:sz w:val="14"/>
-        </w:rPr>
-        <w:br/>
-        <w:t xml:space="preserve">  "ZTA0108_ODATAL_WORKORDER": "",</w:t>
-      </w:r>
-      <w:r>
-        <w:rPr>
-          <w:rFonts w:ascii="Courier New" w:eastAsia="Courier New" w:hAnsi="Courier New"/>
-          <w:sz w:val="14"/>
-        </w:rPr>
-        <w:br/>
-        <w:t xml:space="preserve">  "ZTA0108_ODATAL_EXTERNAL_ID": "AB2",</w:t>
-      </w:r>
-      <w:r>
-        <w:rPr>
-          <w:rFonts w:ascii="Courier New" w:eastAsia="Courier New" w:hAnsi="Courier New"/>
-          <w:sz w:val="14"/>
-        </w:rPr>
-        <w:br/>
-        <w:t xml:space="preserve">  "ZTA0108_ODATAL_ORIGIN_ID": "</w:t>
-      </w:r>
-      <w:proofErr w:type="spellStart"/>
-      <w:r>
-        <w:rPr>
-          <w:rFonts w:ascii="Courier New" w:eastAsia="Courier New" w:hAnsi="Courier New"/>
-          <w:sz w:val="14"/>
-        </w:rPr>
-        <w:t>Fleetio</w:t>
-      </w:r>
-      <w:proofErr w:type="spellEnd"/>
-      <w:r>
-        <w:rPr>
-          <w:rFonts w:ascii="Courier New" w:eastAsia="Courier New" w:hAnsi="Courier New"/>
-          <w:sz w:val="14"/>
-        </w:rPr>
-        <w:t>",</w:t>
-      </w:r>
-      <w:r>
-        <w:rPr>
-          <w:rFonts w:ascii="Courier New" w:eastAsia="Courier New" w:hAnsi="Courier New"/>
-          <w:sz w:val="14"/>
-        </w:rPr>
-        <w:br/>
-        <w:t xml:space="preserve">  "ZTA0108_ODATAL_MESSAGE": "Error </w:t>
-      </w:r>
-      <w:proofErr w:type="spellStart"/>
-      <w:r>
-        <w:rPr>
-          <w:rFonts w:ascii="Courier New" w:eastAsia="Courier New" w:hAnsi="Courier New"/>
-          <w:sz w:val="14"/>
-        </w:rPr>
-        <w:t>during</w:t>
-      </w:r>
-      <w:proofErr w:type="spellEnd"/>
-      <w:r>
-        <w:rPr>
-          <w:rFonts w:ascii="Courier New" w:eastAsia="Courier New" w:hAnsi="Courier New"/>
-          <w:sz w:val="14"/>
-        </w:rPr>
-        <w:t xml:space="preserve"> </w:t>
-      </w:r>
-      <w:proofErr w:type="spellStart"/>
-      <w:r>
-        <w:rPr>
-          <w:rFonts w:ascii="Courier New" w:eastAsia="Courier New" w:hAnsi="Courier New"/>
-          <w:sz w:val="14"/>
-        </w:rPr>
-        <w:t>processing</w:t>
-      </w:r>
-      <w:proofErr w:type="spellEnd"/>
-      <w:r>
-        <w:rPr>
-          <w:rFonts w:ascii="Courier New" w:eastAsia="Courier New" w:hAnsi="Courier New"/>
-          <w:sz w:val="14"/>
-        </w:rPr>
-        <w:t xml:space="preserve"> </w:t>
-      </w:r>
-      <w:proofErr w:type="spellStart"/>
-      <w:r>
-        <w:rPr>
-          <w:rFonts w:ascii="Courier New" w:eastAsia="Courier New" w:hAnsi="Courier New"/>
-          <w:sz w:val="14"/>
-        </w:rPr>
-        <w:t>of</w:t>
-      </w:r>
-      <w:proofErr w:type="spellEnd"/>
-      <w:r>
-        <w:rPr>
-          <w:rFonts w:ascii="Courier New" w:eastAsia="Courier New" w:hAnsi="Courier New"/>
-          <w:sz w:val="14"/>
-        </w:rPr>
-        <w:t xml:space="preserve"> BAPI </w:t>
-      </w:r>
-      <w:proofErr w:type="spellStart"/>
-      <w:r>
-        <w:rPr>
-          <w:rFonts w:ascii="Courier New" w:eastAsia="Courier New" w:hAnsi="Courier New"/>
-          <w:sz w:val="14"/>
-        </w:rPr>
-        <w:t>methods</w:t>
-      </w:r>
-      <w:proofErr w:type="spellEnd"/>
-      <w:r>
-        <w:rPr>
-          <w:rFonts w:ascii="Courier New" w:eastAsia="Courier New" w:hAnsi="Courier New"/>
-          <w:sz w:val="14"/>
-        </w:rPr>
-        <w:t>",</w:t>
-      </w:r>
-      <w:r>
-        <w:rPr>
-          <w:rFonts w:ascii="Courier New" w:eastAsia="Courier New" w:hAnsi="Courier New"/>
-          <w:sz w:val="14"/>
-        </w:rPr>
-        <w:br/>
-        <w:t xml:space="preserve">  "ZPMT_FLT_PRPO_</w:t>
-      </w:r>
-      <w:proofErr w:type="gramStart"/>
-      <w:r>
-        <w:rPr>
-          <w:rFonts w:ascii="Courier New" w:eastAsia="Courier New" w:hAnsi="Courier New"/>
-          <w:sz w:val="14"/>
-        </w:rPr>
-        <w:t>STATUS</w:t>
-      </w:r>
-      <w:proofErr w:type="gramEnd"/>
-      <w:r>
-        <w:rPr>
-          <w:rFonts w:ascii="Courier New" w:eastAsia="Courier New" w:hAnsi="Courier New"/>
-          <w:sz w:val="14"/>
-        </w:rPr>
-        <w:t>": "ERROR",</w:t>
-      </w:r>
-      <w:r>
-        <w:rPr>
-          <w:rFonts w:ascii="Courier New" w:eastAsia="Courier New" w:hAnsi="Courier New"/>
-          <w:sz w:val="14"/>
-        </w:rPr>
-        <w:br/>
-        <w:t xml:space="preserve">  "ZPMT_FLT_PRPO_CODE": "WO_ERROR",</w:t>
-      </w:r>
-      <w:r>
-        <w:rPr>
-          <w:rFonts w:ascii="Courier New" w:eastAsia="Courier New" w:hAnsi="Courier New"/>
-          <w:sz w:val="14"/>
-        </w:rPr>
-        <w:br/>
-        <w:t xml:space="preserve">  "ZPMT_FLT_PRPO_MESSAGE_TEXT": "Error </w:t>
-      </w:r>
-      <w:proofErr w:type="spellStart"/>
-      <w:r>
-        <w:rPr>
-          <w:rFonts w:ascii="Courier New" w:eastAsia="Courier New" w:hAnsi="Courier New"/>
-          <w:sz w:val="14"/>
-        </w:rPr>
-        <w:t>during</w:t>
-      </w:r>
-      <w:proofErr w:type="spellEnd"/>
-      <w:r>
-        <w:rPr>
-          <w:rFonts w:ascii="Courier New" w:eastAsia="Courier New" w:hAnsi="Courier New"/>
-          <w:sz w:val="14"/>
-        </w:rPr>
-        <w:t xml:space="preserve"> </w:t>
-      </w:r>
-      <w:proofErr w:type="spellStart"/>
-      <w:r>
-        <w:rPr>
-          <w:rFonts w:ascii="Courier New" w:eastAsia="Courier New" w:hAnsi="Courier New"/>
-          <w:sz w:val="14"/>
-        </w:rPr>
-        <w:t>processing</w:t>
-      </w:r>
-      <w:proofErr w:type="spellEnd"/>
-      <w:r>
-        <w:rPr>
-          <w:rFonts w:ascii="Courier New" w:eastAsia="Courier New" w:hAnsi="Courier New"/>
-          <w:sz w:val="14"/>
-        </w:rPr>
-        <w:t xml:space="preserve"> </w:t>
-      </w:r>
-      <w:proofErr w:type="spellStart"/>
-      <w:r>
-        <w:rPr>
-          <w:rFonts w:ascii="Courier New" w:eastAsia="Courier New" w:hAnsi="Courier New"/>
-          <w:sz w:val="14"/>
-        </w:rPr>
-        <w:t>of</w:t>
-      </w:r>
-      <w:proofErr w:type="spellEnd"/>
-      <w:r>
-        <w:rPr>
-          <w:rFonts w:ascii="Courier New" w:eastAsia="Courier New" w:hAnsi="Courier New"/>
-          <w:sz w:val="14"/>
-        </w:rPr>
-        <w:t xml:space="preserve"> BAPI </w:t>
-      </w:r>
-      <w:proofErr w:type="spellStart"/>
-      <w:r>
-        <w:rPr>
-          <w:rFonts w:ascii="Courier New" w:eastAsia="Courier New" w:hAnsi="Courier New"/>
-          <w:sz w:val="14"/>
-        </w:rPr>
-        <w:t>methods</w:t>
-      </w:r>
-      <w:proofErr w:type="spellEnd"/>
-      <w:r>
-        <w:rPr>
-          <w:rFonts w:ascii="Courier New" w:eastAsia="Courier New" w:hAnsi="Courier New"/>
-          <w:sz w:val="14"/>
-        </w:rPr>
-        <w:t>",</w:t>
-      </w:r>
-      <w:r>
-        <w:rPr>
-          <w:rFonts w:ascii="Courier New" w:eastAsia="Courier New" w:hAnsi="Courier New"/>
-          <w:sz w:val="14"/>
-        </w:rPr>
-        <w:br/>
-        <w:t xml:space="preserve">  "</w:t>
-      </w:r>
-      <w:proofErr w:type="spellStart"/>
-      <w:r>
-        <w:rPr>
-          <w:rFonts w:ascii="Courier New" w:eastAsia="Courier New" w:hAnsi="Courier New"/>
-          <w:sz w:val="14"/>
-        </w:rPr>
-        <w:t>PurchaseRequisitions</w:t>
-      </w:r>
-      <w:proofErr w:type="spellEnd"/>
-      <w:r>
-        <w:rPr>
-          <w:rFonts w:ascii="Courier New" w:eastAsia="Courier New" w:hAnsi="Courier New"/>
-          <w:sz w:val="14"/>
-        </w:rPr>
-        <w:t>": [],</w:t>
-      </w:r>
-      <w:r>
-        <w:rPr>
-          <w:rFonts w:ascii="Courier New" w:eastAsia="Courier New" w:hAnsi="Courier New"/>
-          <w:sz w:val="14"/>
-        </w:rPr>
-        <w:br/>
-        <w:t xml:space="preserve">  "</w:t>
-      </w:r>
-      <w:proofErr w:type="spellStart"/>
-      <w:r>
-        <w:rPr>
-          <w:rFonts w:ascii="Courier New" w:eastAsia="Courier New" w:hAnsi="Courier New"/>
-          <w:sz w:val="14"/>
-        </w:rPr>
-        <w:t>PurchaseOrders</w:t>
-      </w:r>
-      <w:proofErr w:type="spellEnd"/>
-      <w:r>
-        <w:rPr>
-          <w:rFonts w:ascii="Courier New" w:eastAsia="Courier New" w:hAnsi="Courier New"/>
-          <w:sz w:val="14"/>
-        </w:rPr>
-        <w:t>": []</w:t>
-      </w:r>
-      <w:r>
-        <w:rPr>
-          <w:rFonts w:ascii="Courier New" w:eastAsia="Courier New" w:hAnsi="Courier New"/>
-          <w:sz w:val="14"/>
-        </w:rPr>
-        <w:br/>
-        <w:t>}</w:t>
-      </w:r>
-    </w:p>
-    <w:p>
-      <w:r>
-        <w:rPr>
-          <w:b/>
-          <w:sz w:val="20"/>
-        </w:rPr>
-        <w:t xml:space="preserve">10. Error Handling and </w:t>
-      </w:r>
-      <w:proofErr w:type="spellStart"/>
-      <w:r>
-        <w:rPr>
-          <w:b/>
-          <w:sz w:val="20"/>
-        </w:rPr>
-        <w:t>Reprocessing</w:t>
-      </w:r>
-      <w:proofErr w:type="spellEnd"/>
+        <w:t>10. Error Handling and Reprocessing</w:t>
+      </w:r>
     </w:p>
     <w:tbl>
       <w:tblPr>
@@ -20555,7 +17073,6 @@
             <w:vAlign w:val="center"/>
           </w:tcPr>
           <w:p>
-            <w:proofErr w:type="spellStart"/>
             <w:r>
               <w:rPr>
                 <w:b/>
@@ -20563,7 +17080,6 @@
               </w:rPr>
               <w:t>Condition</w:t>
             </w:r>
-            <w:proofErr w:type="spellEnd"/>
           </w:p>
         </w:tc>
         <w:tc>
@@ -20579,31 +17095,13 @@
             <w:vAlign w:val="center"/>
           </w:tcPr>
           <w:p>
-            <w:proofErr w:type="spellStart"/>
             <w:r>
               <w:rPr>
                 <w:b/>
                 <w:sz w:val="16"/>
               </w:rPr>
-              <w:t>Expected</w:t>
-            </w:r>
-            <w:proofErr w:type="spellEnd"/>
-            <w:r>
-              <w:rPr>
-                <w:b/>
-                <w:sz w:val="16"/>
-              </w:rPr>
-              <w:t xml:space="preserve"> </w:t>
-            </w:r>
-            <w:proofErr w:type="spellStart"/>
-            <w:r>
-              <w:rPr>
-                <w:b/>
-                <w:sz w:val="16"/>
-              </w:rPr>
-              <w:t>Handling</w:t>
-            </w:r>
-            <w:proofErr w:type="spellEnd"/>
+              <w:t>Expected Handling</w:t>
+            </w:r>
           </w:p>
         </w:tc>
       </w:tr>
@@ -20653,23 +17151,7 @@
                 <w:sz w:val="16"/>
                 <w:lang w:val="en-US"/>
               </w:rPr>
-              <w:t xml:space="preserve">BAPI_ALM_ORDER_MAINTAIN </w:t>
-            </w:r>
-            <w:proofErr w:type="spellStart"/>
-            <w:r>
-              <w:rPr>
-                <w:sz w:val="16"/>
-                <w:lang w:val="en-US"/>
-              </w:rPr>
-              <w:t>devuelve</w:t>
-            </w:r>
-            <w:proofErr w:type="spellEnd"/>
-            <w:r>
-              <w:rPr>
-                <w:sz w:val="16"/>
-                <w:lang w:val="en-US"/>
-              </w:rPr>
-              <w:t xml:space="preserve"> error.</w:t>
+              <w:t>BAPI_ALM_ORDER_MAINTAIN devuelve error.</w:t>
             </w:r>
           </w:p>
         </w:tc>
@@ -20736,21 +17218,7 @@
               <w:rPr>
                 <w:sz w:val="16"/>
               </w:rPr>
-              <w:t xml:space="preserve">Sin EBKN-AUFNR, planta inactiva o sin correlación </w:t>
-            </w:r>
-            <w:proofErr w:type="spellStart"/>
-            <w:r>
-              <w:rPr>
-                <w:sz w:val="16"/>
-              </w:rPr>
-              <w:t>Fleetio</w:t>
-            </w:r>
-            <w:proofErr w:type="spellEnd"/>
-            <w:r>
-              <w:rPr>
-                <w:sz w:val="16"/>
-              </w:rPr>
-              <w:t>.</w:t>
+              <w:t>Sin EBKN-AUFNR, planta inactiva o sin correlación Fleetio.</w:t>
             </w:r>
           </w:p>
         </w:tc>
@@ -20816,21 +17284,7 @@
               <w:rPr>
                 <w:sz w:val="16"/>
               </w:rPr>
-              <w:t xml:space="preserve">Sin EKKN-AUFNR o sin correlación </w:t>
-            </w:r>
-            <w:proofErr w:type="spellStart"/>
-            <w:r>
-              <w:rPr>
-                <w:sz w:val="16"/>
-              </w:rPr>
-              <w:t>Fleetio</w:t>
-            </w:r>
-            <w:proofErr w:type="spellEnd"/>
-            <w:r>
-              <w:rPr>
-                <w:sz w:val="16"/>
-              </w:rPr>
-              <w:t>.</w:t>
+              <w:t>Sin EKKN-AUFNR o sin correlación Fleetio.</w:t>
             </w:r>
           </w:p>
         </w:tc>
@@ -20918,21 +17372,7 @@
               <w:rPr>
                 <w:sz w:val="16"/>
               </w:rPr>
-              <w:t xml:space="preserve">Reenviar JSON con </w:t>
-            </w:r>
-            <w:proofErr w:type="spellStart"/>
-            <w:r>
-              <w:rPr>
-                <w:sz w:val="16"/>
-              </w:rPr>
-              <w:t>Action</w:t>
-            </w:r>
-            <w:proofErr w:type="spellEnd"/>
-            <w:r>
-              <w:rPr>
-                <w:sz w:val="16"/>
-              </w:rPr>
-              <w:t xml:space="preserve"> = COMPLETED y EKPO_ELIKZ = X.</w:t>
+              <w:t>Reenviar JSON con Action = COMPLETED y EKPO_ELIKZ = X.</w:t>
             </w:r>
           </w:p>
         </w:tc>
@@ -20973,53 +17413,31 @@
             <w:vAlign w:val="center"/>
           </w:tcPr>
           <w:p>
-            <w:proofErr w:type="spellStart"/>
             <w:r>
               <w:rPr>
                 <w:sz w:val="16"/>
               </w:rPr>
-              <w:t>Confluent</w:t>
-            </w:r>
-            <w:proofErr w:type="spellEnd"/>
+              <w:t>Confluent/Bridge no disponible.</w:t>
+            </w:r>
+          </w:p>
+        </w:tc>
+        <w:tc>
+          <w:tcPr>
+            <w:tcW w:w="3888" w:type="dxa"/>
+            <w:tcBorders>
+              <w:top w:val="single" w:sz="4" w:space="0" w:color="999999"/>
+              <w:left w:val="single" w:sz="4" w:space="0" w:color="999999"/>
+              <w:bottom w:val="single" w:sz="4" w:space="0" w:color="999999"/>
+              <w:right w:val="single" w:sz="4" w:space="0" w:color="999999"/>
+            </w:tcBorders>
+            <w:vAlign w:val="center"/>
+          </w:tcPr>
+          <w:p>
             <w:r>
               <w:rPr>
                 <w:sz w:val="16"/>
               </w:rPr>
-              <w:t>/Bridge no disponible.</w:t>
-            </w:r>
-          </w:p>
-        </w:tc>
-        <w:tc>
-          <w:tcPr>
-            <w:tcW w:w="3888" w:type="dxa"/>
-            <w:tcBorders>
-              <w:top w:val="single" w:sz="4" w:space="0" w:color="999999"/>
-              <w:left w:val="single" w:sz="4" w:space="0" w:color="999999"/>
-              <w:bottom w:val="single" w:sz="4" w:space="0" w:color="999999"/>
-              <w:right w:val="single" w:sz="4" w:space="0" w:color="999999"/>
-            </w:tcBorders>
-            <w:vAlign w:val="center"/>
-          </w:tcPr>
-          <w:p>
-            <w:r>
-              <w:rPr>
-                <w:sz w:val="16"/>
-              </w:rPr>
-              <w:t>Actualizar OUT_</w:t>
-            </w:r>
-            <w:proofErr w:type="gramStart"/>
-            <w:r>
-              <w:rPr>
-                <w:sz w:val="16"/>
-              </w:rPr>
-              <w:t>STATUS</w:t>
-            </w:r>
-            <w:proofErr w:type="gramEnd"/>
-            <w:r>
-              <w:rPr>
-                <w:sz w:val="16"/>
-              </w:rPr>
-              <w:t xml:space="preserve"> = ERROR/RETRY y guardar texto técnico.</w:t>
+              <w:t>Actualizar OUT_STATUS = ERROR/RETRY y guardar texto técnico.</w:t>
             </w:r>
           </w:p>
         </w:tc>
@@ -21122,15 +17540,7 @@
           </w:tcPr>
           <w:p>
             <w:r>
-              <w:t xml:space="preserve">Reenviar JSON con </w:t>
-            </w:r>
-            <w:proofErr w:type="spellStart"/>
-            <w:r>
-              <w:t>Action</w:t>
-            </w:r>
-            <w:proofErr w:type="spellEnd"/>
-            <w:r>
-              <w:t xml:space="preserve"> = UPDATED y valores actualizados.</w:t>
+              <w:t>Reenviar JSON con Action = UPDATED y valores actualizados.</w:t>
             </w:r>
           </w:p>
         </w:tc>
@@ -21165,15 +17575,7 @@
           </w:tcPr>
           <w:p>
             <w:r>
-              <w:t xml:space="preserve">Reenviar JSON con </w:t>
-            </w:r>
-            <w:proofErr w:type="spellStart"/>
-            <w:r>
-              <w:t>Action</w:t>
-            </w:r>
-            <w:proofErr w:type="spellEnd"/>
-            <w:r>
-              <w:t xml:space="preserve"> = DELETED y EKPO_LOEKZ.</w:t>
+              <w:t>Reenviar JSON con Action = DELETED y EKPO_LOEKZ.</w:t>
             </w:r>
           </w:p>
         </w:tc>
@@ -21191,33 +17593,8 @@
           <w:b/>
           <w:sz w:val="20"/>
         </w:rPr>
-        <w:t xml:space="preserve">11. </w:t>
-      </w:r>
-      <w:proofErr w:type="spellStart"/>
-      <w:r>
-        <w:rPr>
-          <w:b/>
-          <w:sz w:val="20"/>
-        </w:rPr>
-        <w:t>Minimum</w:t>
-      </w:r>
-      <w:proofErr w:type="spellEnd"/>
-      <w:r>
-        <w:rPr>
-          <w:b/>
-          <w:sz w:val="20"/>
-        </w:rPr>
-        <w:t xml:space="preserve"> Test </w:t>
-      </w:r>
-      <w:proofErr w:type="spellStart"/>
-      <w:r>
-        <w:rPr>
-          <w:b/>
-          <w:sz w:val="20"/>
-        </w:rPr>
-        <w:t>Scenarios</w:t>
-      </w:r>
-      <w:proofErr w:type="spellEnd"/>
+        <w:t>11. Minimum Test Scenarios</w:t>
+      </w:r>
     </w:p>
     <w:p/>
     <w:tbl>
@@ -21250,7 +17627,6 @@
             <w:vAlign w:val="center"/>
           </w:tcPr>
           <w:p>
-            <w:proofErr w:type="spellStart"/>
             <w:r>
               <w:rPr>
                 <w:b/>
@@ -21258,7 +17634,6 @@
               </w:rPr>
               <w:t>Scenario</w:t>
             </w:r>
-            <w:proofErr w:type="spellEnd"/>
           </w:p>
         </w:tc>
         <w:tc>
@@ -21274,7 +17649,6 @@
             <w:vAlign w:val="center"/>
           </w:tcPr>
           <w:p>
-            <w:proofErr w:type="spellStart"/>
             <w:r>
               <w:rPr>
                 <w:b/>
@@ -21282,7 +17656,6 @@
               </w:rPr>
               <w:t>Description</w:t>
             </w:r>
-            <w:proofErr w:type="spellEnd"/>
           </w:p>
         </w:tc>
         <w:tc>
@@ -21303,57 +17676,30 @@
                 <w:b/>
                 <w:sz w:val="14"/>
               </w:rPr>
-              <w:t xml:space="preserve">Input / </w:t>
-            </w:r>
-            <w:proofErr w:type="spellStart"/>
+              <w:t>Input / Condition</w:t>
+            </w:r>
+          </w:p>
+        </w:tc>
+        <w:tc>
+          <w:tcPr>
+            <w:tcW w:w="3024" w:type="dxa"/>
+            <w:tcBorders>
+              <w:top w:val="single" w:sz="4" w:space="0" w:color="999999"/>
+              <w:left w:val="single" w:sz="4" w:space="0" w:color="999999"/>
+              <w:bottom w:val="single" w:sz="4" w:space="0" w:color="999999"/>
+              <w:right w:val="single" w:sz="4" w:space="0" w:color="999999"/>
+            </w:tcBorders>
+            <w:shd w:val="clear" w:color="auto" w:fill="000000"/>
+            <w:vAlign w:val="center"/>
+          </w:tcPr>
+          <w:p>
             <w:r>
               <w:rPr>
                 <w:b/>
                 <w:sz w:val="14"/>
               </w:rPr>
-              <w:t>Condition</w:t>
-            </w:r>
-            <w:proofErr w:type="spellEnd"/>
-          </w:p>
-        </w:tc>
-        <w:tc>
-          <w:tcPr>
-            <w:tcW w:w="3024" w:type="dxa"/>
-            <w:tcBorders>
-              <w:top w:val="single" w:sz="4" w:space="0" w:color="999999"/>
-              <w:left w:val="single" w:sz="4" w:space="0" w:color="999999"/>
-              <w:bottom w:val="single" w:sz="4" w:space="0" w:color="999999"/>
-              <w:right w:val="single" w:sz="4" w:space="0" w:color="999999"/>
-            </w:tcBorders>
-            <w:shd w:val="clear" w:color="auto" w:fill="000000"/>
-            <w:vAlign w:val="center"/>
-          </w:tcPr>
-          <w:p>
-            <w:proofErr w:type="spellStart"/>
-            <w:r>
-              <w:rPr>
-                <w:b/>
-                <w:sz w:val="14"/>
-              </w:rPr>
-              <w:t>Expected</w:t>
-            </w:r>
-            <w:proofErr w:type="spellEnd"/>
-            <w:r>
-              <w:rPr>
-                <w:b/>
-                <w:sz w:val="14"/>
-              </w:rPr>
-              <w:t xml:space="preserve"> </w:t>
-            </w:r>
-            <w:proofErr w:type="spellStart"/>
-            <w:r>
-              <w:rPr>
-                <w:b/>
-                <w:sz w:val="14"/>
-              </w:rPr>
-              <w:t>Result</w:t>
-            </w:r>
-            <w:proofErr w:type="spellEnd"/>
+              <w:t>Expected Result</w:t>
+            </w:r>
           </w:p>
         </w:tc>
       </w:tr>
@@ -21574,28 +17920,12 @@
             <w:vAlign w:val="center"/>
           </w:tcPr>
           <w:p>
-            <w:proofErr w:type="gramStart"/>
             <w:r>
               <w:rPr>
                 <w:sz w:val="14"/>
               </w:rPr>
-              <w:t>PR creada</w:t>
-            </w:r>
-            <w:proofErr w:type="gramEnd"/>
-            <w:r>
-              <w:rPr>
-                <w:sz w:val="14"/>
-              </w:rPr>
-              <w:t xml:space="preserve"> desde WO </w:t>
-            </w:r>
-            <w:proofErr w:type="spellStart"/>
-            <w:r>
-              <w:rPr>
-                <w:sz w:val="14"/>
-              </w:rPr>
-              <w:t>Fleetio</w:t>
-            </w:r>
-            <w:proofErr w:type="spellEnd"/>
+              <w:t>PR creada desde WO Fleetio</w:t>
+            </w:r>
           </w:p>
         </w:tc>
         <w:tc>
@@ -21704,19 +18034,11 @@
             <w:vAlign w:val="center"/>
           </w:tcPr>
           <w:p>
-            <w:proofErr w:type="gramStart"/>
             <w:r>
               <w:rPr>
                 <w:sz w:val="14"/>
               </w:rPr>
-              <w:t>PR no imputada</w:t>
-            </w:r>
-            <w:proofErr w:type="gramEnd"/>
-            <w:r>
-              <w:rPr>
-                <w:sz w:val="14"/>
-              </w:rPr>
-              <w:t xml:space="preserve"> a orden.</w:t>
+              <w:t>PR no imputada a orden.</w:t>
             </w:r>
           </w:p>
         </w:tc>
@@ -21911,21 +18233,7 @@
               <w:rPr>
                 <w:sz w:val="14"/>
               </w:rPr>
-              <w:t xml:space="preserve">JSON contiene </w:t>
-            </w:r>
-            <w:proofErr w:type="spellStart"/>
-            <w:r>
-              <w:rPr>
-                <w:sz w:val="14"/>
-              </w:rPr>
-              <w:t>Action</w:t>
-            </w:r>
-            <w:proofErr w:type="spellEnd"/>
-            <w:r>
-              <w:rPr>
-                <w:sz w:val="14"/>
-              </w:rPr>
-              <w:t xml:space="preserve"> = COMPLETED y EKPO_ELIKZ = X.</w:t>
+              <w:t>JSON contiene Action = COMPLETED y EKPO_ELIKZ = X.</w:t>
             </w:r>
           </w:p>
         </w:tc>
@@ -22099,21 +18407,7 @@
               <w:rPr>
                 <w:sz w:val="14"/>
               </w:rPr>
-              <w:t xml:space="preserve">Enviar </w:t>
-            </w:r>
-            <w:proofErr w:type="spellStart"/>
-            <w:r>
-              <w:rPr>
-                <w:sz w:val="14"/>
-              </w:rPr>
-              <w:t>Action</w:t>
-            </w:r>
-            <w:proofErr w:type="spellEnd"/>
-            <w:r>
-              <w:rPr>
-                <w:sz w:val="14"/>
-              </w:rPr>
-              <w:t xml:space="preserve"> = DELETED.</w:t>
+              <w:t>Enviar Action = DELETED.</w:t>
             </w:r>
           </w:p>
         </w:tc>
@@ -22178,55 +18472,27 @@
               <w:rPr>
                 <w:sz w:val="14"/>
               </w:rPr>
-              <w:t xml:space="preserve">Falla envío a </w:t>
-            </w:r>
-            <w:proofErr w:type="spellStart"/>
+              <w:t>Falla envío a Confluent.</w:t>
+            </w:r>
+          </w:p>
+        </w:tc>
+        <w:tc>
+          <w:tcPr>
+            <w:tcW w:w="3024" w:type="dxa"/>
+            <w:tcBorders>
+              <w:top w:val="single" w:sz="4" w:space="0" w:color="999999"/>
+              <w:left w:val="single" w:sz="4" w:space="0" w:color="999999"/>
+              <w:bottom w:val="single" w:sz="4" w:space="0" w:color="999999"/>
+              <w:right w:val="single" w:sz="4" w:space="0" w:color="999999"/>
+            </w:tcBorders>
+            <w:vAlign w:val="center"/>
+          </w:tcPr>
+          <w:p>
             <w:r>
               <w:rPr>
                 <w:sz w:val="14"/>
               </w:rPr>
-              <w:t>Confluent</w:t>
-            </w:r>
-            <w:proofErr w:type="spellEnd"/>
-            <w:r>
-              <w:rPr>
-                <w:sz w:val="14"/>
-              </w:rPr>
-              <w:t>.</w:t>
-            </w:r>
-          </w:p>
-        </w:tc>
-        <w:tc>
-          <w:tcPr>
-            <w:tcW w:w="3024" w:type="dxa"/>
-            <w:tcBorders>
-              <w:top w:val="single" w:sz="4" w:space="0" w:color="999999"/>
-              <w:left w:val="single" w:sz="4" w:space="0" w:color="999999"/>
-              <w:bottom w:val="single" w:sz="4" w:space="0" w:color="999999"/>
-              <w:right w:val="single" w:sz="4" w:space="0" w:color="999999"/>
-            </w:tcBorders>
-            <w:vAlign w:val="center"/>
-          </w:tcPr>
-          <w:p>
-            <w:r>
-              <w:rPr>
-                <w:sz w:val="14"/>
-              </w:rPr>
-              <w:t>OUT_</w:t>
-            </w:r>
-            <w:proofErr w:type="gramStart"/>
-            <w:r>
-              <w:rPr>
-                <w:sz w:val="14"/>
-              </w:rPr>
-              <w:t>STATUS</w:t>
-            </w:r>
-            <w:proofErr w:type="gramEnd"/>
-            <w:r>
-              <w:rPr>
-                <w:sz w:val="14"/>
-              </w:rPr>
-              <w:t xml:space="preserve"> = ERROR/RETRY.</w:t>
+              <w:t>OUT_STATUS = ERROR/RETRY.</w:t>
             </w:r>
           </w:p>
         </w:tc>
@@ -22271,15 +18537,7 @@
           </w:tcPr>
           <w:p>
             <w:r>
-              <w:t xml:space="preserve">JSON contiene </w:t>
-            </w:r>
-            <w:proofErr w:type="spellStart"/>
-            <w:r>
-              <w:t>Action</w:t>
-            </w:r>
-            <w:proofErr w:type="spellEnd"/>
-            <w:r>
-              <w:t xml:space="preserve"> = UPDATED y nueva EKPO_MENGE.</w:t>
+              <w:t>JSON contiene Action = UPDATED y nueva EKPO_MENGE.</w:t>
             </w:r>
           </w:p>
         </w:tc>
@@ -22324,15 +18582,7 @@
           </w:tcPr>
           <w:p>
             <w:r>
-              <w:t xml:space="preserve">JSON contiene </w:t>
-            </w:r>
-            <w:proofErr w:type="spellStart"/>
-            <w:r>
-              <w:t>Action</w:t>
-            </w:r>
-            <w:proofErr w:type="spellEnd"/>
-            <w:r>
-              <w:t xml:space="preserve"> = DELETED y EKPO_LOEKZ.</w:t>
+              <w:t>JSON contiene Action = DELETED y EKPO_LOEKZ.</w:t>
             </w:r>
           </w:p>
         </w:tc>
@@ -22371,23 +18621,7 @@
         <w:pStyle w:val="Heading2"/>
       </w:pPr>
       <w:r>
-        <w:t xml:space="preserve">List </w:t>
-      </w:r>
-      <w:proofErr w:type="spellStart"/>
-      <w:r>
-        <w:t>of</w:t>
-      </w:r>
-      <w:proofErr w:type="spellEnd"/>
-      <w:r>
-        <w:t xml:space="preserve"> </w:t>
-      </w:r>
-      <w:proofErr w:type="spellStart"/>
-      <w:r>
-        <w:t>concepts</w:t>
-      </w:r>
-      <w:proofErr w:type="spellEnd"/>
-      <w:r>
-        <w:t>:</w:t>
+        <w:t>List of concepts:</w:t>
       </w:r>
     </w:p>
     <w:tbl>
@@ -22440,7 +18674,6 @@
             <w:vAlign w:val="center"/>
           </w:tcPr>
           <w:p>
-            <w:proofErr w:type="spellStart"/>
             <w:r>
               <w:rPr>
                 <w:b/>
@@ -22448,7 +18681,6 @@
               </w:rPr>
               <w:t>Definition</w:t>
             </w:r>
-            <w:proofErr w:type="spellEnd"/>
           </w:p>
         </w:tc>
       </w:tr>
@@ -22493,21 +18725,12 @@
                 <w:lang w:val="en-US"/>
               </w:rPr>
             </w:pPr>
-            <w:proofErr w:type="spellStart"/>
             <w:r>
               <w:rPr>
                 <w:sz w:val="16"/>
                 <w:lang w:val="en-US"/>
               </w:rPr>
-              <w:t>Número</w:t>
-            </w:r>
-            <w:proofErr w:type="spellEnd"/>
-            <w:r>
-              <w:rPr>
-                <w:sz w:val="16"/>
-                <w:lang w:val="en-US"/>
-              </w:rPr>
-              <w:t xml:space="preserve"> de Work Order SAP.</w:t>
+              <w:t>Número de Work Order SAP.</w:t>
             </w:r>
           </w:p>
         </w:tc>
@@ -22554,21 +18777,7 @@
               <w:rPr>
                 <w:sz w:val="16"/>
               </w:rPr>
-              <w:t xml:space="preserve">Número de Purchase </w:t>
-            </w:r>
-            <w:proofErr w:type="spellStart"/>
-            <w:r>
-              <w:rPr>
-                <w:sz w:val="16"/>
-              </w:rPr>
-              <w:t>Requisition</w:t>
-            </w:r>
-            <w:proofErr w:type="spellEnd"/>
-            <w:r>
-              <w:rPr>
-                <w:sz w:val="16"/>
-              </w:rPr>
-              <w:t>.</w:t>
+              <w:t>Número de Purchase Requisition.</w:t>
             </w:r>
           </w:p>
         </w:tc>
@@ -22613,21 +18822,7 @@
               <w:rPr>
                 <w:sz w:val="16"/>
               </w:rPr>
-              <w:t xml:space="preserve">Número de Purchase </w:t>
-            </w:r>
-            <w:proofErr w:type="spellStart"/>
-            <w:r>
-              <w:rPr>
-                <w:sz w:val="16"/>
-              </w:rPr>
-              <w:t>Order</w:t>
-            </w:r>
-            <w:proofErr w:type="spellEnd"/>
-            <w:r>
-              <w:rPr>
-                <w:sz w:val="16"/>
-              </w:rPr>
-              <w:t>.</w:t>
+              <w:t>Número de Purchase Order.</w:t>
             </w:r>
           </w:p>
         </w:tc>
@@ -22674,21 +18869,7 @@
               <w:rPr>
                 <w:sz w:val="16"/>
               </w:rPr>
-              <w:t xml:space="preserve">Posición de Purchase </w:t>
-            </w:r>
-            <w:proofErr w:type="spellStart"/>
-            <w:r>
-              <w:rPr>
-                <w:sz w:val="16"/>
-              </w:rPr>
-              <w:t>Requisition</w:t>
-            </w:r>
-            <w:proofErr w:type="spellEnd"/>
-            <w:r>
-              <w:rPr>
-                <w:sz w:val="16"/>
-              </w:rPr>
-              <w:t>.</w:t>
+              <w:t>Posición de Purchase Requisition.</w:t>
             </w:r>
           </w:p>
         </w:tc>
@@ -22733,21 +18914,7 @@
               <w:rPr>
                 <w:sz w:val="16"/>
               </w:rPr>
-              <w:t xml:space="preserve">Posición de Purchase </w:t>
-            </w:r>
-            <w:proofErr w:type="spellStart"/>
-            <w:r>
-              <w:rPr>
-                <w:sz w:val="16"/>
-              </w:rPr>
-              <w:t>Order</w:t>
-            </w:r>
-            <w:proofErr w:type="spellEnd"/>
-            <w:r>
-              <w:rPr>
-                <w:sz w:val="16"/>
-              </w:rPr>
-              <w:t>.</w:t>
+              <w:t>Posición de Purchase Order.</w:t>
             </w:r>
           </w:p>
         </w:tc>
@@ -22886,21 +19053,7 @@
               <w:rPr>
                 <w:sz w:val="16"/>
               </w:rPr>
-              <w:t xml:space="preserve">Tabla log de entrada </w:t>
-            </w:r>
-            <w:proofErr w:type="spellStart"/>
-            <w:r>
-              <w:rPr>
-                <w:sz w:val="16"/>
-              </w:rPr>
-              <w:t>OData</w:t>
-            </w:r>
-            <w:proofErr w:type="spellEnd"/>
-            <w:r>
-              <w:rPr>
-                <w:sz w:val="16"/>
-              </w:rPr>
-              <w:t xml:space="preserve"> para creación/error de WO.</w:t>
+              <w:t>Tabla log de entrada OData para creación/error de WO.</w:t>
             </w:r>
           </w:p>
         </w:tc>
@@ -22945,21 +19098,7 @@
               <w:rPr>
                 <w:sz w:val="16"/>
               </w:rPr>
-              <w:t xml:space="preserve">Tabla Z de trazabilidad PR/PO y control </w:t>
-            </w:r>
-            <w:proofErr w:type="spellStart"/>
-            <w:r>
-              <w:rPr>
-                <w:sz w:val="16"/>
-              </w:rPr>
-              <w:t>outbound</w:t>
-            </w:r>
-            <w:proofErr w:type="spellEnd"/>
-            <w:r>
-              <w:rPr>
-                <w:sz w:val="16"/>
-              </w:rPr>
-              <w:t>.</w:t>
+              <w:t>Tabla Z de trazabilidad PR/PO y control outbound.</w:t>
             </w:r>
           </w:p>
         </w:tc>
@@ -23031,16 +19170,8 @@
               <w:rPr>
                 <w:sz w:val="16"/>
               </w:rPr>
-              <w:t>OUT_</w:t>
-            </w:r>
-            <w:proofErr w:type="gramStart"/>
-            <w:r>
-              <w:rPr>
-                <w:sz w:val="16"/>
-              </w:rPr>
-              <w:t>STATUS</w:t>
-            </w:r>
-            <w:proofErr w:type="gramEnd"/>
+              <w:t>OUT_STATUS</w:t>
+            </w:r>
           </w:p>
         </w:tc>
         <w:tc>
@@ -23151,7 +19282,6 @@
             <w:vAlign w:val="center"/>
           </w:tcPr>
           <w:p>
-            <w:proofErr w:type="spellStart"/>
             <w:r>
               <w:rPr>
                 <w:b/>
@@ -23159,7 +19289,6 @@
               </w:rPr>
               <w:t>Version</w:t>
             </w:r>
-            <w:proofErr w:type="spellEnd"/>
           </w:p>
         </w:tc>
         <w:tc>
@@ -23202,41 +19331,30 @@
                 <w:b/>
                 <w:sz w:val="16"/>
               </w:rPr>
-              <w:t xml:space="preserve">Change </w:t>
-            </w:r>
-            <w:proofErr w:type="spellStart"/>
+              <w:t>Change Description</w:t>
+            </w:r>
+          </w:p>
+        </w:tc>
+        <w:tc>
+          <w:tcPr>
+            <w:tcW w:w="3168" w:type="dxa"/>
+            <w:tcBorders>
+              <w:top w:val="single" w:sz="4" w:space="0" w:color="999999"/>
+              <w:left w:val="single" w:sz="4" w:space="0" w:color="999999"/>
+              <w:bottom w:val="single" w:sz="4" w:space="0" w:color="999999"/>
+              <w:right w:val="single" w:sz="4" w:space="0" w:color="999999"/>
+            </w:tcBorders>
+            <w:shd w:val="clear" w:color="auto" w:fill="000000"/>
+            <w:vAlign w:val="center"/>
+          </w:tcPr>
+          <w:p>
             <w:r>
               <w:rPr>
                 <w:b/>
                 <w:sz w:val="16"/>
               </w:rPr>
-              <w:t>Description</w:t>
-            </w:r>
-            <w:proofErr w:type="spellEnd"/>
-          </w:p>
-        </w:tc>
-        <w:tc>
-          <w:tcPr>
-            <w:tcW w:w="3168" w:type="dxa"/>
-            <w:tcBorders>
-              <w:top w:val="single" w:sz="4" w:space="0" w:color="999999"/>
-              <w:left w:val="single" w:sz="4" w:space="0" w:color="999999"/>
-              <w:bottom w:val="single" w:sz="4" w:space="0" w:color="999999"/>
-              <w:right w:val="single" w:sz="4" w:space="0" w:color="999999"/>
-            </w:tcBorders>
-            <w:shd w:val="clear" w:color="auto" w:fill="000000"/>
-            <w:vAlign w:val="center"/>
-          </w:tcPr>
-          <w:p>
-            <w:proofErr w:type="spellStart"/>
-            <w:r>
-              <w:rPr>
-                <w:b/>
-                <w:sz w:val="16"/>
-              </w:rPr>
               <w:t>Impact</w:t>
             </w:r>
-            <w:proofErr w:type="spellEnd"/>
           </w:p>
         </w:tc>
       </w:tr>
@@ -23564,7 +19682,7 @@
             </wp:anchor>
           </w:drawing>
         </mc:Choice>
-        <mc:Fallback xmlns:a14="http://schemas.microsoft.com/office/drawing/2010/main" xmlns:a="http://schemas.openxmlformats.org/drawingml/2006/main">
+        <mc:Fallback xmlns:a="http://schemas.openxmlformats.org/drawingml/2006/main" xmlns:a14="http://schemas.microsoft.com/office/drawing/2010/main">
           <w:pict w14:anchorId="1445369A">
             <v:line id="Line 16" style="position:absolute;z-index:251665408;visibility:visible;mso-wrap-style:square;mso-width-percent:0;mso-height-percent:0;mso-wrap-distance-left:9pt;mso-wrap-distance-top:0;mso-wrap-distance-right:9pt;mso-wrap-distance-bottom:0;mso-position-horizontal:absolute;mso-position-horizontal-relative:page;mso-position-vertical:absolute;mso-position-vertical-relative:page;mso-width-percent:0;mso-height-percent:0;mso-width-relative:page;mso-height-relative:page" o:spid="_x0000_s1026" o:allowincell="f" o:allowoverlap="f" strokecolor="#f60" from="495.55pt,805.05pt" to="495.55pt,859.05pt" w14:anchorId="2C599771" o:gfxdata="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">
               <w10:wrap anchorx="page" anchory="page"/>
@@ -23641,7 +19759,7 @@
             </wp:anchor>
           </w:drawing>
         </mc:Choice>
-        <mc:Fallback xmlns:a14="http://schemas.microsoft.com/office/drawing/2010/main" xmlns:a="http://schemas.openxmlformats.org/drawingml/2006/main">
+        <mc:Fallback xmlns:a="http://schemas.openxmlformats.org/drawingml/2006/main" xmlns:a14="http://schemas.microsoft.com/office/drawing/2010/main">
           <w:pict w14:anchorId="0144BC0A">
             <v:line id="Line 15" style="position:absolute;z-index:251664384;visibility:visible;mso-wrap-style:square;mso-width-percent:0;mso-height-percent:0;mso-wrap-distance-left:9pt;mso-wrap-distance-top:0;mso-wrap-distance-right:9pt;mso-wrap-distance-bottom:0;mso-position-horizontal:absolute;mso-position-horizontal-relative:page;mso-position-vertical:absolute;mso-position-vertical-relative:page;mso-width-percent:0;mso-height-percent:0;mso-width-relative:page;mso-height-relative:page" o:spid="_x0000_s1026" o:allowincell="f" o:allowoverlap="f" strokecolor="#f60" from="297.7pt,805.05pt" to="297.7pt,859.05pt" w14:anchorId="2EC29634" o:gfxdata="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">
               <w10:wrap anchorx="page" anchory="page"/>
